--- a/Workspace/Testing/Test plan/punti singoli/TestPlan_specifications/Test_plan_specifications_TaskService.docx
+++ b/Workspace/Testing/Test plan/punti singoli/TestPlan_specifications/Test_plan_specifications_TaskService.docx
@@ -5,57 +5,41 @@
     <w:p>
       <w:pPr>
         <w:pStyle w:val="Titolo"/>
+        <w:rPr>
+          <w:lang w:val="en-GB"/>
+        </w:rPr>
       </w:pPr>
       <w:r>
-        <w:t xml:space="preserve">Test plan </w:t>
+        <w:rPr>
+          <w:lang w:val="en-GB"/>
+        </w:rPr>
+        <w:t>Test plan specifications</w:t>
       </w:r>
-      <w:proofErr w:type="spellStart"/>
-      <w:r>
-        <w:t>specifications</w:t>
-      </w:r>
-      <w:proofErr w:type="spellEnd"/>
     </w:p>
     <w:p>
       <w:pPr>
         <w:pStyle w:val="Sottotitolo"/>
+        <w:rPr>
+          <w:lang w:val="en-GB"/>
+        </w:rPr>
       </w:pPr>
       <w:r>
-        <w:t xml:space="preserve">Test </w:t>
+        <w:rPr>
+          <w:lang w:val="en-GB"/>
+        </w:rPr>
+        <w:t>Test cases per TaskCommonService</w:t>
       </w:r>
-      <w:proofErr w:type="spellStart"/>
-      <w:r>
-        <w:t>cases</w:t>
-      </w:r>
-      <w:proofErr w:type="spellEnd"/>
-      <w:r>
-        <w:t xml:space="preserve"> per </w:t>
-      </w:r>
-      <w:proofErr w:type="spellStart"/>
-      <w:r>
-        <w:t>TaskCommonService</w:t>
-      </w:r>
-      <w:proofErr w:type="spellEnd"/>
     </w:p>
-    <w:p/>
+    <w:p>
+      <w:pPr>
+        <w:rPr>
+          <w:lang w:val="en-GB"/>
+        </w:rPr>
+      </w:pPr>
+    </w:p>
     <w:p>
       <w:r>
-        <w:t xml:space="preserve">In questa sezione analizziamo i test </w:t>
-      </w:r>
-      <w:proofErr w:type="spellStart"/>
-      <w:r>
-        <w:t>cases</w:t>
-      </w:r>
-      <w:proofErr w:type="spellEnd"/>
-      <w:r>
-        <w:t xml:space="preserve"> per il </w:t>
-      </w:r>
-      <w:proofErr w:type="spellStart"/>
-      <w:r>
-        <w:t>TaskCommonService</w:t>
-      </w:r>
-      <w:proofErr w:type="spellEnd"/>
-      <w:r>
-        <w:t xml:space="preserve"> definiti nel test plan.</w:t>
+        <w:t>In questa sezione analizziamo i test cases per il TaskCommonService definiti nel test plan.</w:t>
       </w:r>
     </w:p>
     <w:p>
@@ -72,23 +56,7 @@
         <w:t>*</w:t>
       </w:r>
       <w:r>
-        <w:t>(</w:t>
-      </w:r>
-      <w:proofErr w:type="spellStart"/>
-      <w:r>
-        <w:t>IllegalArgumentException</w:t>
-      </w:r>
-      <w:proofErr w:type="spellEnd"/>
-      <w:r>
-        <w:t>) | **(</w:t>
-      </w:r>
-      <w:proofErr w:type="spellStart"/>
-      <w:r>
-        <w:t>IllegalStateException</w:t>
-      </w:r>
-      <w:proofErr w:type="spellEnd"/>
-      <w:r>
-        <w:t>)</w:t>
+        <w:t>(IllegalArgumentException) | **(IllegalStateException)</w:t>
       </w:r>
     </w:p>
     <w:p/>
@@ -106,7 +74,6 @@
           <w:color w:val="5A5A5A" w:themeColor="text1" w:themeTint="A5"/>
         </w:rPr>
       </w:pPr>
-      <w:proofErr w:type="spellStart"/>
       <w:r>
         <w:rPr>
           <w:rStyle w:val="Riferimentodelicato"/>
@@ -114,7 +81,6 @@
         </w:rPr>
         <w:t>getTask</w:t>
       </w:r>
-      <w:proofErr w:type="spellEnd"/>
     </w:p>
     <w:tbl>
       <w:tblPr>
@@ -237,15 +203,7 @@
         </w:numPr>
       </w:pPr>
       <w:r>
-        <w:t xml:space="preserve">Vengono inseriti nel test </w:t>
-      </w:r>
-      <w:proofErr w:type="spellStart"/>
-      <w:r>
-        <w:t>unit</w:t>
-      </w:r>
-      <w:proofErr w:type="spellEnd"/>
-      <w:r>
-        <w:t xml:space="preserve"> i seguenti parametri, separati per test frame e risultato atteso</w:t>
+        <w:t>Vengono inseriti nel test unit i seguenti parametri, separati per test frame e risultato atteso</w:t>
       </w:r>
     </w:p>
     <w:p>
@@ -341,27 +299,7 @@
                 <w:sz w:val="20"/>
                 <w:szCs w:val="20"/>
               </w:rPr>
-              <w:t>Input (</w:t>
-            </w:r>
-            <w:proofErr w:type="spellStart"/>
-            <w:r>
-              <w:rPr>
-                <w:b/>
-                <w:bCs/>
-                <w:sz w:val="20"/>
-                <w:szCs w:val="20"/>
-              </w:rPr>
-              <w:t>taskId</w:t>
-            </w:r>
-            <w:proofErr w:type="spellEnd"/>
-            <w:r>
-              <w:rPr>
-                <w:b/>
-                <w:bCs/>
-                <w:sz w:val="20"/>
-                <w:szCs w:val="20"/>
-              </w:rPr>
-              <w:t>)</w:t>
+              <w:t>Input (taskId)</w:t>
             </w:r>
           </w:p>
         </w:tc>
@@ -633,27 +571,7 @@
                 <w:sz w:val="20"/>
                 <w:szCs w:val="20"/>
               </w:rPr>
-              <w:t>Input (</w:t>
-            </w:r>
-            <w:proofErr w:type="spellStart"/>
-            <w:r>
-              <w:rPr>
-                <w:b/>
-                <w:bCs/>
-                <w:sz w:val="20"/>
-                <w:szCs w:val="20"/>
-              </w:rPr>
-              <w:t>taskId</w:t>
-            </w:r>
-            <w:proofErr w:type="spellEnd"/>
-            <w:r>
-              <w:rPr>
-                <w:b/>
-                <w:bCs/>
-                <w:sz w:val="20"/>
-                <w:szCs w:val="20"/>
-              </w:rPr>
-              <w:t>)</w:t>
+              <w:t>Input (taskId)</w:t>
             </w:r>
           </w:p>
         </w:tc>
@@ -934,27 +852,7 @@
                 <w:sz w:val="20"/>
                 <w:szCs w:val="20"/>
               </w:rPr>
-              <w:t>Input (</w:t>
-            </w:r>
-            <w:proofErr w:type="spellStart"/>
-            <w:r>
-              <w:rPr>
-                <w:b/>
-                <w:bCs/>
-                <w:sz w:val="20"/>
-                <w:szCs w:val="20"/>
-              </w:rPr>
-              <w:t>taskId</w:t>
-            </w:r>
-            <w:proofErr w:type="spellEnd"/>
-            <w:r>
-              <w:rPr>
-                <w:b/>
-                <w:bCs/>
-                <w:sz w:val="20"/>
-                <w:szCs w:val="20"/>
-              </w:rPr>
-              <w:t>)</w:t>
+              <w:t>Input (taskId)</w:t>
             </w:r>
           </w:p>
         </w:tc>
@@ -1141,7 +1039,6 @@
           <w:color w:val="5A5A5A" w:themeColor="text1" w:themeTint="A5"/>
         </w:rPr>
       </w:pPr>
-      <w:proofErr w:type="spellStart"/>
       <w:r>
         <w:rPr>
           <w:rStyle w:val="Riferimentodelicato"/>
@@ -1150,7 +1047,6 @@
         <w:lastRenderedPageBreak/>
         <w:t>holdTask</w:t>
       </w:r>
-      <w:proofErr w:type="spellEnd"/>
     </w:p>
     <w:tbl>
       <w:tblPr>
@@ -1276,15 +1172,7 @@
         </w:numPr>
       </w:pPr>
       <w:r>
-        <w:t xml:space="preserve">Vengono inseriti nel test </w:t>
-      </w:r>
-      <w:proofErr w:type="spellStart"/>
-      <w:r>
-        <w:t>unit</w:t>
-      </w:r>
-      <w:proofErr w:type="spellEnd"/>
-      <w:r>
-        <w:t xml:space="preserve"> i seguenti parametri, separati per test frame e risultato atteso</w:t>
+        <w:t>Vengono inseriti nel test unit i seguenti parametri, separati per test frame e risultato atteso</w:t>
       </w:r>
     </w:p>
     <w:p>
@@ -1381,27 +1269,7 @@
                 <w:sz w:val="20"/>
                 <w:szCs w:val="20"/>
               </w:rPr>
-              <w:t>Input (</w:t>
-            </w:r>
-            <w:proofErr w:type="spellStart"/>
-            <w:r>
-              <w:rPr>
-                <w:b/>
-                <w:bCs/>
-                <w:sz w:val="20"/>
-                <w:szCs w:val="20"/>
-              </w:rPr>
-              <w:t>taskId</w:t>
-            </w:r>
-            <w:proofErr w:type="spellEnd"/>
-            <w:r>
-              <w:rPr>
-                <w:b/>
-                <w:bCs/>
-                <w:sz w:val="20"/>
-                <w:szCs w:val="20"/>
-              </w:rPr>
-              <w:t>)</w:t>
+              <w:t>Input (taskId)</w:t>
             </w:r>
           </w:p>
         </w:tc>
@@ -1638,17 +1506,8 @@
                 <w:sz w:val="20"/>
                 <w:szCs w:val="20"/>
               </w:rPr>
-              <w:t xml:space="preserve">Ritorna </w:t>
-            </w:r>
-            <w:proofErr w:type="spellStart"/>
-            <w:r>
-              <w:rPr>
-                <w:sz w:val="20"/>
-                <w:szCs w:val="20"/>
-              </w:rPr>
-              <w:t>true</w:t>
-            </w:r>
-            <w:proofErr w:type="spellEnd"/>
+              <w:t>Ritorna true</w:t>
+            </w:r>
           </w:p>
           <w:p>
             <w:pPr>
@@ -1768,27 +1627,7 @@
                 <w:sz w:val="20"/>
                 <w:szCs w:val="20"/>
               </w:rPr>
-              <w:t>Input (</w:t>
-            </w:r>
-            <w:proofErr w:type="spellStart"/>
-            <w:r>
-              <w:rPr>
-                <w:b/>
-                <w:bCs/>
-                <w:sz w:val="20"/>
-                <w:szCs w:val="20"/>
-              </w:rPr>
-              <w:t>taskId</w:t>
-            </w:r>
-            <w:proofErr w:type="spellEnd"/>
-            <w:r>
-              <w:rPr>
-                <w:b/>
-                <w:bCs/>
-                <w:sz w:val="20"/>
-                <w:szCs w:val="20"/>
-              </w:rPr>
-              <w:t>)</w:t>
+              <w:t>Input (taskId)</w:t>
             </w:r>
           </w:p>
         </w:tc>
@@ -2041,17 +1880,8 @@
                 <w:sz w:val="20"/>
                 <w:szCs w:val="20"/>
               </w:rPr>
-              <w:t xml:space="preserve">Ritorna </w:t>
-            </w:r>
-            <w:proofErr w:type="spellStart"/>
-            <w:r>
-              <w:rPr>
-                <w:sz w:val="20"/>
-                <w:szCs w:val="20"/>
-              </w:rPr>
-              <w:t>true</w:t>
-            </w:r>
-            <w:proofErr w:type="spellEnd"/>
+              <w:t>Ritorna true</w:t>
+            </w:r>
           </w:p>
           <w:p>
             <w:pPr>
@@ -2171,27 +2001,7 @@
                 <w:sz w:val="20"/>
                 <w:szCs w:val="20"/>
               </w:rPr>
-              <w:t>Input (</w:t>
-            </w:r>
-            <w:proofErr w:type="spellStart"/>
-            <w:r>
-              <w:rPr>
-                <w:b/>
-                <w:bCs/>
-                <w:sz w:val="20"/>
-                <w:szCs w:val="20"/>
-              </w:rPr>
-              <w:t>taskId</w:t>
-            </w:r>
-            <w:proofErr w:type="spellEnd"/>
-            <w:r>
-              <w:rPr>
-                <w:b/>
-                <w:bCs/>
-                <w:sz w:val="20"/>
-                <w:szCs w:val="20"/>
-              </w:rPr>
-              <w:t>)</w:t>
+              <w:t>Input (taskId)</w:t>
             </w:r>
           </w:p>
         </w:tc>
@@ -2574,27 +2384,7 @@
                 <w:sz w:val="20"/>
                 <w:szCs w:val="20"/>
               </w:rPr>
-              <w:t>Input (</w:t>
-            </w:r>
-            <w:proofErr w:type="spellStart"/>
-            <w:r>
-              <w:rPr>
-                <w:b/>
-                <w:bCs/>
-                <w:sz w:val="20"/>
-                <w:szCs w:val="20"/>
-              </w:rPr>
-              <w:t>taskId</w:t>
-            </w:r>
-            <w:proofErr w:type="spellEnd"/>
-            <w:r>
-              <w:rPr>
-                <w:b/>
-                <w:bCs/>
-                <w:sz w:val="20"/>
-                <w:szCs w:val="20"/>
-              </w:rPr>
-              <w:t>)</w:t>
+              <w:t>Input (taskId)</w:t>
             </w:r>
           </w:p>
         </w:tc>
@@ -2887,25 +2677,14 @@
                 <w:szCs w:val="20"/>
               </w:rPr>
             </w:pPr>
-            <w:proofErr w:type="gramStart"/>
-            <w:r>
-              <w:rPr>
-                <w:b/>
-                <w:bCs/>
-                <w:sz w:val="20"/>
-                <w:szCs w:val="20"/>
-              </w:rPr>
-              <w:t>pre-condizione</w:t>
-            </w:r>
-            <w:proofErr w:type="gramEnd"/>
-            <w:r>
-              <w:rPr>
-                <w:b/>
-                <w:bCs/>
-                <w:sz w:val="20"/>
-                <w:szCs w:val="20"/>
-              </w:rPr>
-              <w:t>)</w:t>
+            <w:r>
+              <w:rPr>
+                <w:b/>
+                <w:bCs/>
+                <w:sz w:val="20"/>
+                <w:szCs w:val="20"/>
+              </w:rPr>
+              <w:t>pre-condizione)</w:t>
             </w:r>
           </w:p>
         </w:tc>
@@ -3001,27 +2780,7 @@
                 <w:sz w:val="20"/>
                 <w:szCs w:val="20"/>
               </w:rPr>
-              <w:t>Input (</w:t>
-            </w:r>
-            <w:proofErr w:type="spellStart"/>
-            <w:r>
-              <w:rPr>
-                <w:b/>
-                <w:bCs/>
-                <w:sz w:val="20"/>
-                <w:szCs w:val="20"/>
-              </w:rPr>
-              <w:t>taskId</w:t>
-            </w:r>
-            <w:proofErr w:type="spellEnd"/>
-            <w:r>
-              <w:rPr>
-                <w:b/>
-                <w:bCs/>
-                <w:sz w:val="20"/>
-                <w:szCs w:val="20"/>
-              </w:rPr>
-              <w:t>)</w:t>
+              <w:t>Input (taskId)</w:t>
             </w:r>
           </w:p>
         </w:tc>
@@ -3268,7 +3027,6 @@
           <w:color w:val="5A5A5A" w:themeColor="text1" w:themeTint="A5"/>
         </w:rPr>
       </w:pPr>
-      <w:proofErr w:type="spellStart"/>
       <w:r>
         <w:rPr>
           <w:rStyle w:val="Riferimentodelicato"/>
@@ -3277,7 +3035,6 @@
         <w:lastRenderedPageBreak/>
         <w:t>downloadAllegato</w:t>
       </w:r>
-      <w:proofErr w:type="spellEnd"/>
     </w:p>
     <w:tbl>
       <w:tblPr>
@@ -3325,10 +3082,7 @@
               <w:jc w:val="center"/>
             </w:pPr>
             <w:r>
-              <w:t>TCST_</w:t>
-            </w:r>
-            <w:r>
-              <w:t>3</w:t>
+              <w:t>TCST_3</w:t>
             </w:r>
           </w:p>
         </w:tc>
@@ -3403,15 +3157,7 @@
         </w:numPr>
       </w:pPr>
       <w:r>
-        <w:t xml:space="preserve">Vengono inseriti nel test </w:t>
-      </w:r>
-      <w:proofErr w:type="spellStart"/>
-      <w:r>
-        <w:t>unit</w:t>
-      </w:r>
-      <w:proofErr w:type="spellEnd"/>
-      <w:r>
-        <w:t xml:space="preserve"> i seguenti parametri, separati per test frame e risultato atteso</w:t>
+        <w:t>Vengono inseriti nel test unit i seguenti parametri, separati per test frame e risultato atteso</w:t>
       </w:r>
     </w:p>
     <w:tbl>
@@ -3502,27 +3248,7 @@
                 <w:sz w:val="20"/>
                 <w:szCs w:val="20"/>
               </w:rPr>
-              <w:t>Input (</w:t>
-            </w:r>
-            <w:proofErr w:type="spellStart"/>
-            <w:r>
-              <w:rPr>
-                <w:b/>
-                <w:bCs/>
-                <w:sz w:val="20"/>
-                <w:szCs w:val="20"/>
-              </w:rPr>
-              <w:t>taskId</w:t>
-            </w:r>
-            <w:proofErr w:type="spellEnd"/>
-            <w:r>
-              <w:rPr>
-                <w:b/>
-                <w:bCs/>
-                <w:sz w:val="20"/>
-                <w:szCs w:val="20"/>
-              </w:rPr>
-              <w:t>)</w:t>
+              <w:t>Input (taskId)</w:t>
             </w:r>
           </w:p>
         </w:tc>
@@ -3794,27 +3520,7 @@
                 <w:sz w:val="20"/>
                 <w:szCs w:val="20"/>
               </w:rPr>
-              <w:t>Input (</w:t>
-            </w:r>
-            <w:proofErr w:type="spellStart"/>
-            <w:r>
-              <w:rPr>
-                <w:b/>
-                <w:bCs/>
-                <w:sz w:val="20"/>
-                <w:szCs w:val="20"/>
-              </w:rPr>
-              <w:t>taskId</w:t>
-            </w:r>
-            <w:proofErr w:type="spellEnd"/>
-            <w:r>
-              <w:rPr>
-                <w:b/>
-                <w:bCs/>
-                <w:sz w:val="20"/>
-                <w:szCs w:val="20"/>
-              </w:rPr>
-              <w:t>)</w:t>
+              <w:t>Input (taskId)</w:t>
             </w:r>
           </w:p>
         </w:tc>
@@ -4095,27 +3801,7 @@
                 <w:sz w:val="20"/>
                 <w:szCs w:val="20"/>
               </w:rPr>
-              <w:t>Input (</w:t>
-            </w:r>
-            <w:proofErr w:type="spellStart"/>
-            <w:r>
-              <w:rPr>
-                <w:b/>
-                <w:bCs/>
-                <w:sz w:val="20"/>
-                <w:szCs w:val="20"/>
-              </w:rPr>
-              <w:t>taskId</w:t>
-            </w:r>
-            <w:proofErr w:type="spellEnd"/>
-            <w:r>
-              <w:rPr>
-                <w:b/>
-                <w:bCs/>
-                <w:sz w:val="20"/>
-                <w:szCs w:val="20"/>
-              </w:rPr>
-              <w:t>)</w:t>
+              <w:t>Input (taskId)</w:t>
             </w:r>
           </w:p>
         </w:tc>
@@ -4228,10 +3914,7 @@
               </w:rPr>
             </w:pPr>
             <w:r>
-              <w:t>≤</w:t>
-            </w:r>
-            <w:r>
-              <w:t xml:space="preserve"> 0</w:t>
+              <w:t>≤ 0</w:t>
             </w:r>
           </w:p>
         </w:tc>
@@ -4309,71 +3992,18 @@
       </w:pPr>
       <w:r>
         <w:lastRenderedPageBreak/>
-        <w:t xml:space="preserve">Test </w:t>
+        <w:t>Test cases per il TaskSupervisoreService</w:t>
       </w:r>
-      <w:proofErr w:type="spellStart"/>
-      <w:r>
-        <w:t>cases</w:t>
-      </w:r>
-      <w:proofErr w:type="spellEnd"/>
-      <w:r>
-        <w:t xml:space="preserve"> per il </w:t>
-      </w:r>
-      <w:proofErr w:type="spellStart"/>
-      <w:r>
-        <w:t>TaskSupervisoreService</w:t>
-      </w:r>
-      <w:proofErr w:type="spellEnd"/>
     </w:p>
     <w:p/>
     <w:p>
       <w:r>
-        <w:t xml:space="preserve">Come prima, analizzeremo i test </w:t>
-      </w:r>
-      <w:proofErr w:type="spellStart"/>
-      <w:r>
-        <w:t>cases</w:t>
-      </w:r>
-      <w:proofErr w:type="spellEnd"/>
-      <w:r>
-        <w:t xml:space="preserve"> relativi al </w:t>
-      </w:r>
-      <w:proofErr w:type="spellStart"/>
-      <w:r>
-        <w:t>TaskSuperioreService</w:t>
-      </w:r>
-      <w:proofErr w:type="spellEnd"/>
-      <w:r>
-        <w:t>, ovvero la parte che si occupa di gestire i task da un ruolo di supervisore.</w:t>
+        <w:t>Come prima, analizzeremo i test cases relativi al TaskSuperioreService, ovvero la parte che si occupa di gestire i task da un ruolo di supervisore.</w:t>
       </w:r>
     </w:p>
     <w:p>
       <w:r>
-        <w:t>*(</w:t>
-      </w:r>
-      <w:proofErr w:type="spellStart"/>
-      <w:r>
-        <w:t>IlleaglArgument</w:t>
-      </w:r>
-      <w:proofErr w:type="spellEnd"/>
-      <w:r>
-        <w:t xml:space="preserve"> </w:t>
-      </w:r>
-      <w:proofErr w:type="spellStart"/>
-      <w:r>
-        <w:t>Exception</w:t>
-      </w:r>
-      <w:proofErr w:type="spellEnd"/>
-      <w:r>
-        <w:t>) | **(</w:t>
-      </w:r>
-      <w:proofErr w:type="spellStart"/>
-      <w:r>
-        <w:t>RuntimeException</w:t>
-      </w:r>
-      <w:proofErr w:type="spellEnd"/>
-      <w:r>
-        <w:t>)</w:t>
+        <w:t>*(IlleaglArgument Exception) | **(RuntimeException)</w:t>
       </w:r>
     </w:p>
     <w:p/>
@@ -4390,7 +4020,6 @@
           <w:color w:val="5A5A5A" w:themeColor="text1" w:themeTint="A5"/>
         </w:rPr>
       </w:pPr>
-      <w:proofErr w:type="spellStart"/>
       <w:r>
         <w:rPr>
           <w:rStyle w:val="Riferimentodelicato"/>
@@ -4398,7 +4027,6 @@
         </w:rPr>
         <w:t>downloadAllegato</w:t>
       </w:r>
-      <w:proofErr w:type="spellEnd"/>
     </w:p>
     <w:tbl>
       <w:tblPr>
@@ -4446,13 +4074,7 @@
               <w:jc w:val="center"/>
             </w:pPr>
             <w:r>
-              <w:t>T</w:t>
-            </w:r>
-            <w:r>
-              <w:t>S</w:t>
-            </w:r>
-            <w:r>
-              <w:t>ST_1</w:t>
+              <w:t>TSST_1</w:t>
             </w:r>
           </w:p>
         </w:tc>
@@ -4527,15 +4149,7 @@
         </w:numPr>
       </w:pPr>
       <w:r>
-        <w:t xml:space="preserve">Vengono inseriti nel test </w:t>
-      </w:r>
-      <w:proofErr w:type="spellStart"/>
-      <w:r>
-        <w:t>unit</w:t>
-      </w:r>
-      <w:proofErr w:type="spellEnd"/>
-      <w:r>
-        <w:t xml:space="preserve"> i seguenti parametri, separati per test frame e risultato atteso</w:t>
+        <w:t>Vengono inseriti nel test unit i seguenti parametri, separati per test frame e risultato atteso</w:t>
       </w:r>
     </w:p>
     <w:tbl>
@@ -4627,25 +4241,7 @@
                 <w:sz w:val="20"/>
                 <w:szCs w:val="20"/>
               </w:rPr>
-              <w:t>Input (</w:t>
-            </w:r>
-            <w:r>
-              <w:rPr>
-                <w:b/>
-                <w:bCs/>
-                <w:sz w:val="20"/>
-                <w:szCs w:val="20"/>
-              </w:rPr>
-              <w:t>Supervisore</w:t>
-            </w:r>
-            <w:r>
-              <w:rPr>
-                <w:b/>
-                <w:bCs/>
-                <w:sz w:val="20"/>
-                <w:szCs w:val="20"/>
-              </w:rPr>
-              <w:t>)</w:t>
+              <w:t>Input (Supervisore)</w:t>
             </w:r>
           </w:p>
         </w:tc>
@@ -4842,23 +4438,7 @@
                 <w:sz w:val="20"/>
                 <w:szCs w:val="20"/>
               </w:rPr>
-              <w:t xml:space="preserve">SUPERVISORE/ </w:t>
-            </w:r>
-            <w:proofErr w:type="spellStart"/>
-            <w:r>
-              <w:rPr>
-                <w:sz w:val="20"/>
-                <w:szCs w:val="20"/>
-              </w:rPr>
-              <w:t>matr</w:t>
-            </w:r>
-            <w:proofErr w:type="spellEnd"/>
-            <w:r>
-              <w:rPr>
-                <w:sz w:val="20"/>
-                <w:szCs w:val="20"/>
-              </w:rPr>
-              <w:t xml:space="preserve">. &gt; 0  </w:t>
+              <w:t xml:space="preserve">SUPERVISORE/ matr. &gt; 0  </w:t>
             </w:r>
           </w:p>
         </w:tc>
@@ -4880,14 +4460,7 @@
                 <w:sz w:val="20"/>
                 <w:szCs w:val="20"/>
               </w:rPr>
-              <w:t>Present</w:t>
-            </w:r>
-            <w:r>
-              <w:rPr>
-                <w:sz w:val="20"/>
-                <w:szCs w:val="20"/>
-              </w:rPr>
-              <w:t>i</w:t>
+              <w:t>Presenti</w:t>
             </w:r>
           </w:p>
         </w:tc>
@@ -5240,23 +4813,7 @@
                 <w:sz w:val="20"/>
                 <w:szCs w:val="20"/>
               </w:rPr>
-              <w:t xml:space="preserve">SUPERVISORE/ </w:t>
-            </w:r>
-            <w:proofErr w:type="spellStart"/>
-            <w:r>
-              <w:rPr>
-                <w:sz w:val="20"/>
-                <w:szCs w:val="20"/>
-              </w:rPr>
-              <w:t>matr</w:t>
-            </w:r>
-            <w:proofErr w:type="spellEnd"/>
-            <w:r>
-              <w:rPr>
-                <w:sz w:val="20"/>
-                <w:szCs w:val="20"/>
-              </w:rPr>
-              <w:t xml:space="preserve">. &gt; 0  </w:t>
+              <w:t xml:space="preserve">SUPERVISORE/ matr. &gt; 0  </w:t>
             </w:r>
           </w:p>
         </w:tc>
@@ -5320,14 +4877,7 @@
                 <w:sz w:val="20"/>
                 <w:szCs w:val="20"/>
               </w:rPr>
-              <w:t xml:space="preserve">Restituisce la List&lt;Task&gt; </w:t>
-            </w:r>
-            <w:r>
-              <w:rPr>
-                <w:sz w:val="20"/>
-                <w:szCs w:val="20"/>
-              </w:rPr>
-              <w:t>vuota</w:t>
+              <w:t>Restituisce la List&lt;Task&gt; vuota</w:t>
             </w:r>
           </w:p>
           <w:p>
@@ -5638,14 +5188,7 @@
                 <w:sz w:val="20"/>
                 <w:szCs w:val="20"/>
               </w:rPr>
-              <w:t>Irrilevante</w:t>
-            </w:r>
-            <w:r>
-              <w:rPr>
-                <w:sz w:val="20"/>
-                <w:szCs w:val="20"/>
-              </w:rPr>
-              <w:t xml:space="preserve">  </w:t>
+              <w:t xml:space="preserve">Irrilevante  </w:t>
             </w:r>
           </w:p>
         </w:tc>
@@ -5788,21 +5331,12 @@
                 <w:szCs w:val="20"/>
               </w:rPr>
             </w:pPr>
-            <w:proofErr w:type="spellStart"/>
-            <w:r>
-              <w:rPr>
-                <w:sz w:val="20"/>
-                <w:szCs w:val="20"/>
-              </w:rPr>
-              <w:t>matr</w:t>
-            </w:r>
-            <w:proofErr w:type="spellEnd"/>
-            <w:r>
-              <w:rPr>
-                <w:sz w:val="20"/>
-                <w:szCs w:val="20"/>
-              </w:rPr>
-              <w:t>. &gt; 0</w:t>
+            <w:r>
+              <w:rPr>
+                <w:sz w:val="20"/>
+                <w:szCs w:val="20"/>
+              </w:rPr>
+              <w:t>matr. &gt; 0</w:t>
             </w:r>
           </w:p>
         </w:tc>
@@ -5929,21 +5463,12 @@
                 <w:szCs w:val="20"/>
               </w:rPr>
             </w:pPr>
-            <w:proofErr w:type="spellStart"/>
-            <w:r>
-              <w:rPr>
-                <w:sz w:val="20"/>
-                <w:szCs w:val="20"/>
-              </w:rPr>
-              <w:t>matr</w:t>
-            </w:r>
-            <w:proofErr w:type="spellEnd"/>
-            <w:r>
-              <w:rPr>
-                <w:sz w:val="20"/>
-                <w:szCs w:val="20"/>
-              </w:rPr>
-              <w:t xml:space="preserve"> ≤ 0</w:t>
+            <w:r>
+              <w:rPr>
+                <w:sz w:val="20"/>
+                <w:szCs w:val="20"/>
+              </w:rPr>
+              <w:t>matr ≤ 0</w:t>
             </w:r>
           </w:p>
         </w:tc>
@@ -6004,7 +5529,6 @@
           <w:color w:val="5A5A5A" w:themeColor="text1" w:themeTint="A5"/>
         </w:rPr>
       </w:pPr>
-      <w:proofErr w:type="spellStart"/>
       <w:r>
         <w:rPr>
           <w:rStyle w:val="Riferimentodelicato"/>
@@ -6013,7 +5537,6 @@
         <w:lastRenderedPageBreak/>
         <w:t>createTask</w:t>
       </w:r>
-      <w:proofErr w:type="spellEnd"/>
     </w:p>
     <w:tbl>
       <w:tblPr>
@@ -6061,10 +5584,7 @@
               <w:jc w:val="center"/>
             </w:pPr>
             <w:r>
-              <w:t>TSST_</w:t>
-            </w:r>
-            <w:r>
-              <w:t>2</w:t>
+              <w:t>TSST_2</w:t>
             </w:r>
           </w:p>
         </w:tc>
@@ -6139,15 +5659,7 @@
         </w:numPr>
       </w:pPr>
       <w:r>
-        <w:t xml:space="preserve">Vengono inseriti nel test </w:t>
-      </w:r>
-      <w:proofErr w:type="spellStart"/>
-      <w:r>
-        <w:t>unit</w:t>
-      </w:r>
-      <w:proofErr w:type="spellEnd"/>
-      <w:r>
-        <w:t xml:space="preserve"> i seguenti parametri, separati per test frame e risultato atteso</w:t>
+        <w:t>Vengono inseriti nel test unit i seguenti parametri, separati per test frame e risultato atteso</w:t>
       </w:r>
     </w:p>
     <w:tbl>
@@ -6260,36 +5772,7 @@
                 <w:sz w:val="20"/>
                 <w:szCs w:val="20"/>
               </w:rPr>
-              <w:t>(</w:t>
-            </w:r>
-            <w:r>
-              <w:rPr>
-                <w:b/>
-                <w:bCs/>
-                <w:sz w:val="20"/>
-                <w:szCs w:val="20"/>
-              </w:rPr>
-              <w:t>testo/</w:t>
-            </w:r>
-            <w:proofErr w:type="spellStart"/>
-            <w:r>
-              <w:rPr>
-                <w:b/>
-                <w:bCs/>
-                <w:sz w:val="20"/>
-                <w:szCs w:val="20"/>
-              </w:rPr>
-              <w:t>enum</w:t>
-            </w:r>
-            <w:proofErr w:type="spellEnd"/>
-            <w:r>
-              <w:rPr>
-                <w:b/>
-                <w:bCs/>
-                <w:sz w:val="20"/>
-                <w:szCs w:val="20"/>
-              </w:rPr>
-              <w:t>)</w:t>
+              <w:t>(testo/enum)</w:t>
             </w:r>
           </w:p>
         </w:tc>
@@ -6410,25 +5893,7 @@
                 <w:sz w:val="20"/>
                 <w:szCs w:val="20"/>
               </w:rPr>
-              <w:t>(</w:t>
-            </w:r>
-            <w:r>
-              <w:rPr>
-                <w:b/>
-                <w:bCs/>
-                <w:sz w:val="20"/>
-                <w:szCs w:val="20"/>
-              </w:rPr>
-              <w:t>FK</w:t>
-            </w:r>
-            <w:r>
-              <w:rPr>
-                <w:b/>
-                <w:bCs/>
-                <w:sz w:val="20"/>
-                <w:szCs w:val="20"/>
-              </w:rPr>
-              <w:t>)</w:t>
+              <w:t>(FK)</w:t>
             </w:r>
           </w:p>
         </w:tc>
@@ -6531,14 +5996,7 @@
                 <w:sz w:val="20"/>
                 <w:szCs w:val="20"/>
               </w:rPr>
-              <w:t>Scadenza futura</w:t>
-            </w:r>
-            <w:r>
-              <w:rPr>
-                <w:sz w:val="20"/>
-                <w:szCs w:val="20"/>
-              </w:rPr>
-              <w:t xml:space="preserve">  </w:t>
+              <w:t xml:space="preserve">Scadenza futura  </w:t>
             </w:r>
           </w:p>
         </w:tc>
@@ -6755,27 +6213,7 @@
                 <w:sz w:val="20"/>
                 <w:szCs w:val="20"/>
               </w:rPr>
-              <w:t>(testo/</w:t>
-            </w:r>
-            <w:proofErr w:type="spellStart"/>
-            <w:r>
-              <w:rPr>
-                <w:b/>
-                <w:bCs/>
-                <w:sz w:val="20"/>
-                <w:szCs w:val="20"/>
-              </w:rPr>
-              <w:t>enum</w:t>
-            </w:r>
-            <w:proofErr w:type="spellEnd"/>
-            <w:r>
-              <w:rPr>
-                <w:b/>
-                <w:bCs/>
-                <w:sz w:val="20"/>
-                <w:szCs w:val="20"/>
-              </w:rPr>
-              <w:t>)</w:t>
+              <w:t>(testo/enum)</w:t>
             </w:r>
           </w:p>
         </w:tc>
@@ -6988,6 +6426,13 @@
                 <w:sz w:val="20"/>
                 <w:szCs w:val="20"/>
               </w:rPr>
+              <w:t xml:space="preserve">Titolo </w:t>
+            </w:r>
+            <w:r>
+              <w:rPr>
+                <w:sz w:val="20"/>
+                <w:szCs w:val="20"/>
+              </w:rPr>
               <w:t>[null]</w:t>
             </w:r>
           </w:p>
@@ -7122,16 +6567,7 @@
                 <w:sz w:val="20"/>
                 <w:szCs w:val="20"/>
               </w:rPr>
-              <w:t>TF_</w:t>
-            </w:r>
-            <w:r>
-              <w:rPr>
-                <w:b/>
-                <w:bCs/>
-                <w:sz w:val="20"/>
-                <w:szCs w:val="20"/>
-              </w:rPr>
-              <w:t>3</w:t>
+              <w:t>TF_3</w:t>
             </w:r>
           </w:p>
         </w:tc>
@@ -7154,39 +6590,7 @@
                 <w:sz w:val="20"/>
                 <w:szCs w:val="20"/>
               </w:rPr>
-              <w:t>Non validi</w:t>
-            </w:r>
-          </w:p>
-          <w:p>
-            <w:pPr>
-              <w:jc w:val="center"/>
-              <w:rPr>
-                <w:sz w:val="20"/>
-                <w:szCs w:val="20"/>
-              </w:rPr>
-            </w:pPr>
-            <w:r>
-              <w:rPr>
-                <w:sz w:val="20"/>
-                <w:szCs w:val="20"/>
-              </w:rPr>
-              <w:t xml:space="preserve">(meno di </w:t>
-            </w:r>
-            <w:proofErr w:type="gramStart"/>
-            <w:r>
-              <w:rPr>
-                <w:sz w:val="20"/>
-                <w:szCs w:val="20"/>
-              </w:rPr>
-              <w:t>10</w:t>
-            </w:r>
-            <w:proofErr w:type="gramEnd"/>
-            <w:r>
-              <w:rPr>
-                <w:sz w:val="20"/>
-                <w:szCs w:val="20"/>
-              </w:rPr>
-              <w:t xml:space="preserve"> caratteri)</w:t>
+              <w:t>Titolo vuoto</w:t>
             </w:r>
           </w:p>
         </w:tc>
@@ -7209,7 +6613,7 @@
                 <w:sz w:val="20"/>
                 <w:szCs w:val="20"/>
               </w:rPr>
-              <w:t>//</w:t>
+              <w:t>Valido</w:t>
             </w:r>
           </w:p>
         </w:tc>
@@ -7231,7 +6635,7 @@
                 <w:sz w:val="20"/>
                 <w:szCs w:val="20"/>
               </w:rPr>
-              <w:t>//</w:t>
+              <w:t>&gt;0</w:t>
             </w:r>
           </w:p>
         </w:tc>
@@ -7327,7 +6731,23 @@
                 <w:sz w:val="20"/>
                 <w:szCs w:val="20"/>
               </w:rPr>
-              <w:t>Validi</w:t>
+              <w:t>Non validi</w:t>
+            </w:r>
+          </w:p>
+          <w:p>
+            <w:pPr>
+              <w:jc w:val="center"/>
+              <w:rPr>
+                <w:sz w:val="20"/>
+                <w:szCs w:val="20"/>
+              </w:rPr>
+            </w:pPr>
+            <w:r>
+              <w:rPr>
+                <w:sz w:val="20"/>
+                <w:szCs w:val="20"/>
+              </w:rPr>
+              <w:t>(meno di 10 caratteri)</w:t>
             </w:r>
           </w:p>
         </w:tc>
@@ -7350,7 +6770,7 @@
                 <w:sz w:val="20"/>
                 <w:szCs w:val="20"/>
               </w:rPr>
-              <w:t>Scadenza passata</w:t>
+              <w:t>//</w:t>
             </w:r>
           </w:p>
         </w:tc>
@@ -7372,7 +6792,7 @@
                 <w:sz w:val="20"/>
                 <w:szCs w:val="20"/>
               </w:rPr>
-              <w:t>DIPENDENTE ≤ 0</w:t>
+              <w:t>//</w:t>
             </w:r>
           </w:p>
         </w:tc>
@@ -7468,7 +6888,7 @@
                 <w:sz w:val="20"/>
                 <w:szCs w:val="20"/>
               </w:rPr>
-              <w:t>//</w:t>
+              <w:t>Validi</w:t>
             </w:r>
           </w:p>
         </w:tc>
@@ -7491,7 +6911,14 @@
                 <w:sz w:val="20"/>
                 <w:szCs w:val="20"/>
               </w:rPr>
-              <w:t>Valido</w:t>
+              <w:t xml:space="preserve">Scadenza </w:t>
+            </w:r>
+            <w:r>
+              <w:rPr>
+                <w:sz w:val="20"/>
+                <w:szCs w:val="20"/>
+              </w:rPr>
+              <w:t>&lt; dataCreazione</w:t>
             </w:r>
           </w:p>
         </w:tc>
@@ -7513,14 +6940,7 @@
                 <w:sz w:val="20"/>
                 <w:szCs w:val="20"/>
               </w:rPr>
-              <w:t xml:space="preserve">SUPERVISORE </w:t>
-            </w:r>
-            <w:r>
-              <w:rPr>
-                <w:sz w:val="20"/>
-                <w:szCs w:val="20"/>
-              </w:rPr>
-              <w:t>≤ 0</w:t>
+              <w:t>//</w:t>
             </w:r>
           </w:p>
         </w:tc>
@@ -7639,7 +7059,7 @@
                 <w:sz w:val="20"/>
                 <w:szCs w:val="20"/>
               </w:rPr>
-              <w:t>//</w:t>
+              <w:t>Valido</w:t>
             </w:r>
           </w:p>
         </w:tc>
@@ -7661,7 +7081,7 @@
                 <w:sz w:val="20"/>
                 <w:szCs w:val="20"/>
               </w:rPr>
-              <w:t>&gt; 0</w:t>
+              <w:t>SUPERVISORE ≤ 0</w:t>
             </w:r>
           </w:p>
         </w:tc>
@@ -7802,7 +7222,30 @@
                 <w:sz w:val="20"/>
                 <w:szCs w:val="20"/>
               </w:rPr>
-              <w:t>//</w:t>
+              <w:t>DIPENDENTE</w:t>
+            </w:r>
+          </w:p>
+          <w:p>
+            <w:pPr>
+              <w:jc w:val="center"/>
+              <w:rPr>
+                <w:sz w:val="20"/>
+                <w:szCs w:val="20"/>
+              </w:rPr>
+            </w:pPr>
+            <w:r>
+              <w:rPr>
+                <w:sz w:val="20"/>
+                <w:szCs w:val="20"/>
+              </w:rPr>
+              <w:t>≤</w:t>
+            </w:r>
+            <w:r>
+              <w:rPr>
+                <w:sz w:val="20"/>
+                <w:szCs w:val="20"/>
+              </w:rPr>
+              <w:t xml:space="preserve"> 0</w:t>
             </w:r>
           </w:p>
         </w:tc>
@@ -7825,7 +7268,7 @@
                 <w:sz w:val="20"/>
                 <w:szCs w:val="20"/>
               </w:rPr>
-              <w:t>Dipendente assente</w:t>
+              <w:t>//</w:t>
             </w:r>
           </w:p>
         </w:tc>
@@ -7966,7 +7409,7 @@
                 <w:sz w:val="20"/>
                 <w:szCs w:val="20"/>
               </w:rPr>
-              <w:t>Supervisore assente</w:t>
+              <w:t>Dipendente assente</w:t>
             </w:r>
           </w:p>
         </w:tc>
@@ -8039,7 +7482,7 @@
                 <w:sz w:val="20"/>
                 <w:szCs w:val="20"/>
               </w:rPr>
-              <w:t>[null]</w:t>
+              <w:t>//</w:t>
             </w:r>
           </w:p>
         </w:tc>
@@ -8107,7 +7550,632 @@
                 <w:sz w:val="20"/>
                 <w:szCs w:val="20"/>
               </w:rPr>
+              <w:t>Supervisore assente</w:t>
+            </w:r>
+          </w:p>
+        </w:tc>
+        <w:tc>
+          <w:tcPr>
+            <w:tcW w:w="1969" w:type="dxa"/>
+            <w:vMerge/>
+            <w:vAlign w:val="center"/>
+          </w:tcPr>
+          <w:p>
+            <w:pPr>
+              <w:jc w:val="center"/>
+              <w:rPr>
+                <w:b/>
+                <w:bCs/>
+                <w:sz w:val="20"/>
+                <w:szCs w:val="20"/>
+              </w:rPr>
+            </w:pPr>
+          </w:p>
+        </w:tc>
+      </w:tr>
+      <w:tr>
+        <w:trPr>
+          <w:trHeight w:val="740"/>
+          <w:jc w:val="center"/>
+        </w:trPr>
+        <w:tc>
+          <w:tcPr>
+            <w:tcW w:w="1085" w:type="dxa"/>
+            <w:vAlign w:val="center"/>
+          </w:tcPr>
+          <w:p>
+            <w:pPr>
+              <w:jc w:val="center"/>
+              <w:rPr>
+                <w:b/>
+                <w:bCs/>
+                <w:sz w:val="20"/>
+                <w:szCs w:val="20"/>
+              </w:rPr>
+            </w:pPr>
+            <w:r>
+              <w:rPr>
+                <w:b/>
+                <w:bCs/>
+                <w:sz w:val="20"/>
+                <w:szCs w:val="20"/>
+              </w:rPr>
+              <w:t>TF_10</w:t>
+            </w:r>
+          </w:p>
+        </w:tc>
+        <w:tc>
+          <w:tcPr>
+            <w:tcW w:w="1736" w:type="dxa"/>
+            <w:gridSpan w:val="2"/>
+            <w:vAlign w:val="center"/>
+          </w:tcPr>
+          <w:p>
+            <w:pPr>
+              <w:jc w:val="center"/>
+              <w:rPr>
+                <w:sz w:val="20"/>
+                <w:szCs w:val="20"/>
+              </w:rPr>
+            </w:pPr>
+            <w:r>
+              <w:rPr>
+                <w:sz w:val="20"/>
+                <w:szCs w:val="20"/>
+              </w:rPr>
+              <w:t xml:space="preserve">Stato </w:t>
+            </w:r>
+            <w:r>
+              <w:rPr>
+                <w:sz w:val="20"/>
+                <w:szCs w:val="20"/>
+              </w:rPr>
+              <w:t>[null]</w:t>
+            </w:r>
+          </w:p>
+        </w:tc>
+        <w:tc>
+          <w:tcPr>
+            <w:tcW w:w="1726" w:type="dxa"/>
+            <w:gridSpan w:val="2"/>
+            <w:vAlign w:val="center"/>
+          </w:tcPr>
+          <w:p>
+            <w:pPr>
+              <w:jc w:val="center"/>
+              <w:rPr>
+                <w:sz w:val="20"/>
+                <w:szCs w:val="20"/>
+              </w:rPr>
+            </w:pPr>
+            <w:r>
+              <w:rPr>
+                <w:sz w:val="20"/>
+                <w:szCs w:val="20"/>
+              </w:rPr>
               <w:t>//</w:t>
+            </w:r>
+          </w:p>
+        </w:tc>
+        <w:tc>
+          <w:tcPr>
+            <w:tcW w:w="1474" w:type="dxa"/>
+            <w:vAlign w:val="center"/>
+          </w:tcPr>
+          <w:p>
+            <w:pPr>
+              <w:jc w:val="center"/>
+              <w:rPr>
+                <w:sz w:val="20"/>
+                <w:szCs w:val="20"/>
+              </w:rPr>
+            </w:pPr>
+            <w:r>
+              <w:rPr>
+                <w:sz w:val="20"/>
+                <w:szCs w:val="20"/>
+              </w:rPr>
+              <w:t>//</w:t>
+            </w:r>
+          </w:p>
+        </w:tc>
+        <w:tc>
+          <w:tcPr>
+            <w:tcW w:w="1638" w:type="dxa"/>
+            <w:gridSpan w:val="2"/>
+            <w:vAlign w:val="center"/>
+          </w:tcPr>
+          <w:p>
+            <w:pPr>
+              <w:jc w:val="center"/>
+              <w:rPr>
+                <w:sz w:val="20"/>
+                <w:szCs w:val="20"/>
+              </w:rPr>
+            </w:pPr>
+            <w:r>
+              <w:rPr>
+                <w:sz w:val="20"/>
+                <w:szCs w:val="20"/>
+              </w:rPr>
+              <w:t>//</w:t>
+            </w:r>
+          </w:p>
+        </w:tc>
+        <w:tc>
+          <w:tcPr>
+            <w:tcW w:w="1969" w:type="dxa"/>
+            <w:vMerge/>
+            <w:vAlign w:val="center"/>
+          </w:tcPr>
+          <w:p>
+            <w:pPr>
+              <w:jc w:val="center"/>
+              <w:rPr>
+                <w:b/>
+                <w:bCs/>
+                <w:sz w:val="20"/>
+                <w:szCs w:val="20"/>
+              </w:rPr>
+            </w:pPr>
+          </w:p>
+        </w:tc>
+      </w:tr>
+      <w:tr>
+        <w:trPr>
+          <w:trHeight w:val="740"/>
+          <w:jc w:val="center"/>
+        </w:trPr>
+        <w:tc>
+          <w:tcPr>
+            <w:tcW w:w="1085" w:type="dxa"/>
+            <w:vAlign w:val="center"/>
+          </w:tcPr>
+          <w:p>
+            <w:pPr>
+              <w:jc w:val="center"/>
+              <w:rPr>
+                <w:b/>
+                <w:bCs/>
+                <w:sz w:val="20"/>
+                <w:szCs w:val="20"/>
+              </w:rPr>
+            </w:pPr>
+            <w:r>
+              <w:rPr>
+                <w:b/>
+                <w:bCs/>
+                <w:sz w:val="20"/>
+                <w:szCs w:val="20"/>
+              </w:rPr>
+              <w:t>TF_1</w:t>
+            </w:r>
+            <w:r>
+              <w:rPr>
+                <w:b/>
+                <w:bCs/>
+                <w:sz w:val="20"/>
+                <w:szCs w:val="20"/>
+              </w:rPr>
+              <w:t>1</w:t>
+            </w:r>
+          </w:p>
+        </w:tc>
+        <w:tc>
+          <w:tcPr>
+            <w:tcW w:w="1736" w:type="dxa"/>
+            <w:gridSpan w:val="2"/>
+            <w:vAlign w:val="center"/>
+          </w:tcPr>
+          <w:p>
+            <w:pPr>
+              <w:jc w:val="center"/>
+              <w:rPr>
+                <w:sz w:val="20"/>
+                <w:szCs w:val="20"/>
+              </w:rPr>
+            </w:pPr>
+            <w:r>
+              <w:rPr>
+                <w:sz w:val="20"/>
+                <w:szCs w:val="20"/>
+              </w:rPr>
+              <w:t xml:space="preserve">Priorità </w:t>
+            </w:r>
+            <w:r>
+              <w:rPr>
+                <w:sz w:val="20"/>
+                <w:szCs w:val="20"/>
+              </w:rPr>
+              <w:t>[</w:t>
+            </w:r>
+            <w:r>
+              <w:rPr>
+                <w:sz w:val="20"/>
+                <w:szCs w:val="20"/>
+              </w:rPr>
+              <w:t>null</w:t>
+            </w:r>
+            <w:r>
+              <w:rPr>
+                <w:sz w:val="20"/>
+                <w:szCs w:val="20"/>
+              </w:rPr>
+              <w:t>]</w:t>
+            </w:r>
+          </w:p>
+        </w:tc>
+        <w:tc>
+          <w:tcPr>
+            <w:tcW w:w="1726" w:type="dxa"/>
+            <w:gridSpan w:val="2"/>
+            <w:vAlign w:val="center"/>
+          </w:tcPr>
+          <w:p>
+            <w:pPr>
+              <w:jc w:val="center"/>
+              <w:rPr>
+                <w:sz w:val="20"/>
+                <w:szCs w:val="20"/>
+              </w:rPr>
+            </w:pPr>
+            <w:r>
+              <w:rPr>
+                <w:sz w:val="20"/>
+                <w:szCs w:val="20"/>
+              </w:rPr>
+              <w:t>Valid</w:t>
+            </w:r>
+          </w:p>
+        </w:tc>
+        <w:tc>
+          <w:tcPr>
+            <w:tcW w:w="1474" w:type="dxa"/>
+            <w:vAlign w:val="center"/>
+          </w:tcPr>
+          <w:p>
+            <w:pPr>
+              <w:jc w:val="center"/>
+              <w:rPr>
+                <w:sz w:val="20"/>
+                <w:szCs w:val="20"/>
+              </w:rPr>
+            </w:pPr>
+            <w:r>
+              <w:rPr>
+                <w:sz w:val="20"/>
+                <w:szCs w:val="20"/>
+              </w:rPr>
+              <w:t>//</w:t>
+            </w:r>
+          </w:p>
+        </w:tc>
+        <w:tc>
+          <w:tcPr>
+            <w:tcW w:w="1638" w:type="dxa"/>
+            <w:gridSpan w:val="2"/>
+            <w:vAlign w:val="center"/>
+          </w:tcPr>
+          <w:p>
+            <w:pPr>
+              <w:jc w:val="center"/>
+              <w:rPr>
+                <w:sz w:val="20"/>
+                <w:szCs w:val="20"/>
+              </w:rPr>
+            </w:pPr>
+            <w:r>
+              <w:rPr>
+                <w:sz w:val="20"/>
+                <w:szCs w:val="20"/>
+              </w:rPr>
+              <w:t>Irrilevante</w:t>
+            </w:r>
+          </w:p>
+        </w:tc>
+        <w:tc>
+          <w:tcPr>
+            <w:tcW w:w="1969" w:type="dxa"/>
+            <w:vMerge/>
+          </w:tcPr>
+          <w:p>
+            <w:pPr>
+              <w:jc w:val="center"/>
+              <w:rPr>
+                <w:b/>
+                <w:bCs/>
+                <w:sz w:val="20"/>
+                <w:szCs w:val="20"/>
+              </w:rPr>
+            </w:pPr>
+          </w:p>
+        </w:tc>
+      </w:tr>
+      <w:tr>
+        <w:trPr>
+          <w:trHeight w:val="740"/>
+          <w:jc w:val="center"/>
+        </w:trPr>
+        <w:tc>
+          <w:tcPr>
+            <w:tcW w:w="1085" w:type="dxa"/>
+            <w:vAlign w:val="center"/>
+          </w:tcPr>
+          <w:p>
+            <w:pPr>
+              <w:jc w:val="center"/>
+              <w:rPr>
+                <w:b/>
+                <w:bCs/>
+                <w:sz w:val="20"/>
+                <w:szCs w:val="20"/>
+              </w:rPr>
+            </w:pPr>
+            <w:r>
+              <w:rPr>
+                <w:b/>
+                <w:bCs/>
+                <w:sz w:val="20"/>
+                <w:szCs w:val="20"/>
+              </w:rPr>
+              <w:lastRenderedPageBreak/>
+              <w:t>TF_1</w:t>
+            </w:r>
+            <w:r>
+              <w:rPr>
+                <w:b/>
+                <w:bCs/>
+                <w:sz w:val="20"/>
+                <w:szCs w:val="20"/>
+              </w:rPr>
+              <w:t>2</w:t>
+            </w:r>
+          </w:p>
+        </w:tc>
+        <w:tc>
+          <w:tcPr>
+            <w:tcW w:w="1736" w:type="dxa"/>
+            <w:gridSpan w:val="2"/>
+            <w:vAlign w:val="center"/>
+          </w:tcPr>
+          <w:p>
+            <w:pPr>
+              <w:jc w:val="center"/>
+              <w:rPr>
+                <w:sz w:val="20"/>
+                <w:szCs w:val="20"/>
+              </w:rPr>
+            </w:pPr>
+            <w:r>
+              <w:rPr>
+                <w:sz w:val="20"/>
+                <w:szCs w:val="20"/>
+              </w:rPr>
+              <w:t>Istruzioni</w:t>
+            </w:r>
+            <w:r>
+              <w:rPr>
+                <w:sz w:val="20"/>
+                <w:szCs w:val="20"/>
+              </w:rPr>
+              <w:t xml:space="preserve"> [null]</w:t>
+            </w:r>
+          </w:p>
+        </w:tc>
+        <w:tc>
+          <w:tcPr>
+            <w:tcW w:w="1726" w:type="dxa"/>
+            <w:gridSpan w:val="2"/>
+            <w:vAlign w:val="center"/>
+          </w:tcPr>
+          <w:p>
+            <w:pPr>
+              <w:jc w:val="center"/>
+              <w:rPr>
+                <w:sz w:val="20"/>
+                <w:szCs w:val="20"/>
+              </w:rPr>
+            </w:pPr>
+            <w:r>
+              <w:rPr>
+                <w:sz w:val="20"/>
+                <w:szCs w:val="20"/>
+              </w:rPr>
+              <w:t>Valid</w:t>
+            </w:r>
+          </w:p>
+        </w:tc>
+        <w:tc>
+          <w:tcPr>
+            <w:tcW w:w="1474" w:type="dxa"/>
+            <w:vAlign w:val="center"/>
+          </w:tcPr>
+          <w:p>
+            <w:pPr>
+              <w:jc w:val="center"/>
+              <w:rPr>
+                <w:sz w:val="20"/>
+                <w:szCs w:val="20"/>
+              </w:rPr>
+            </w:pPr>
+            <w:r>
+              <w:rPr>
+                <w:sz w:val="20"/>
+                <w:szCs w:val="20"/>
+              </w:rPr>
+              <w:t>//</w:t>
+            </w:r>
+          </w:p>
+        </w:tc>
+        <w:tc>
+          <w:tcPr>
+            <w:tcW w:w="1638" w:type="dxa"/>
+            <w:gridSpan w:val="2"/>
+            <w:vAlign w:val="center"/>
+          </w:tcPr>
+          <w:p>
+            <w:pPr>
+              <w:jc w:val="center"/>
+              <w:rPr>
+                <w:sz w:val="20"/>
+                <w:szCs w:val="20"/>
+              </w:rPr>
+            </w:pPr>
+            <w:r>
+              <w:rPr>
+                <w:sz w:val="20"/>
+                <w:szCs w:val="20"/>
+              </w:rPr>
+              <w:t>//</w:t>
+            </w:r>
+          </w:p>
+        </w:tc>
+        <w:tc>
+          <w:tcPr>
+            <w:tcW w:w="1969" w:type="dxa"/>
+            <w:vMerge/>
+          </w:tcPr>
+          <w:p>
+            <w:pPr>
+              <w:jc w:val="center"/>
+              <w:rPr>
+                <w:b/>
+                <w:bCs/>
+                <w:sz w:val="20"/>
+                <w:szCs w:val="20"/>
+              </w:rPr>
+            </w:pPr>
+          </w:p>
+        </w:tc>
+      </w:tr>
+      <w:tr>
+        <w:trPr>
+          <w:trHeight w:val="740"/>
+          <w:jc w:val="center"/>
+        </w:trPr>
+        <w:tc>
+          <w:tcPr>
+            <w:tcW w:w="1085" w:type="dxa"/>
+            <w:vAlign w:val="center"/>
+          </w:tcPr>
+          <w:p>
+            <w:pPr>
+              <w:jc w:val="center"/>
+              <w:rPr>
+                <w:b/>
+                <w:bCs/>
+                <w:sz w:val="20"/>
+                <w:szCs w:val="20"/>
+              </w:rPr>
+            </w:pPr>
+            <w:r>
+              <w:rPr>
+                <w:b/>
+                <w:bCs/>
+                <w:sz w:val="20"/>
+                <w:szCs w:val="20"/>
+              </w:rPr>
+              <w:t>TF_1</w:t>
+            </w:r>
+            <w:r>
+              <w:rPr>
+                <w:b/>
+                <w:bCs/>
+                <w:sz w:val="20"/>
+                <w:szCs w:val="20"/>
+              </w:rPr>
+              <w:t>3</w:t>
+            </w:r>
+          </w:p>
+        </w:tc>
+        <w:tc>
+          <w:tcPr>
+            <w:tcW w:w="1736" w:type="dxa"/>
+            <w:gridSpan w:val="2"/>
+            <w:vAlign w:val="center"/>
+          </w:tcPr>
+          <w:p>
+            <w:pPr>
+              <w:jc w:val="center"/>
+              <w:rPr>
+                <w:sz w:val="20"/>
+                <w:szCs w:val="20"/>
+              </w:rPr>
+            </w:pPr>
+            <w:r>
+              <w:rPr>
+                <w:sz w:val="20"/>
+                <w:szCs w:val="20"/>
+              </w:rPr>
+              <w:t>Valid</w:t>
+            </w:r>
+          </w:p>
+        </w:tc>
+        <w:tc>
+          <w:tcPr>
+            <w:tcW w:w="1726" w:type="dxa"/>
+            <w:gridSpan w:val="2"/>
+            <w:vAlign w:val="center"/>
+          </w:tcPr>
+          <w:p>
+            <w:pPr>
+              <w:jc w:val="center"/>
+              <w:rPr>
+                <w:sz w:val="20"/>
+                <w:szCs w:val="20"/>
+              </w:rPr>
+            </w:pPr>
+            <w:r>
+              <w:rPr>
+                <w:sz w:val="20"/>
+                <w:szCs w:val="20"/>
+              </w:rPr>
+              <w:t>Scadenza null</w:t>
+            </w:r>
+          </w:p>
+        </w:tc>
+        <w:tc>
+          <w:tcPr>
+            <w:tcW w:w="1474" w:type="dxa"/>
+            <w:vAlign w:val="center"/>
+          </w:tcPr>
+          <w:p>
+            <w:pPr>
+              <w:jc w:val="center"/>
+              <w:rPr>
+                <w:sz w:val="20"/>
+                <w:szCs w:val="20"/>
+              </w:rPr>
+            </w:pPr>
+            <w:r>
+              <w:rPr>
+                <w:sz w:val="20"/>
+                <w:szCs w:val="20"/>
+              </w:rPr>
+              <w:t>Positive</w:t>
+            </w:r>
+          </w:p>
+        </w:tc>
+        <w:tc>
+          <w:tcPr>
+            <w:tcW w:w="1638" w:type="dxa"/>
+            <w:gridSpan w:val="2"/>
+            <w:vAlign w:val="center"/>
+          </w:tcPr>
+          <w:p>
+            <w:pPr>
+              <w:jc w:val="center"/>
+              <w:rPr>
+                <w:sz w:val="20"/>
+                <w:szCs w:val="20"/>
+              </w:rPr>
+            </w:pPr>
+            <w:r>
+              <w:rPr>
+                <w:sz w:val="20"/>
+                <w:szCs w:val="20"/>
+              </w:rPr>
+              <w:t>Irrilevante</w:t>
             </w:r>
           </w:p>
         </w:tc>
@@ -8148,16 +8216,13 @@
           <w:color w:val="5A5A5A" w:themeColor="text1" w:themeTint="A5"/>
         </w:rPr>
       </w:pPr>
-      <w:proofErr w:type="spellStart"/>
       <w:r>
         <w:rPr>
           <w:rStyle w:val="Riferimentodelicato"/>
           <w:rFonts w:ascii="Aptos Display" w:eastAsia="KaiTi" w:hAnsi="Aptos Display" w:cs="Times New Roman"/>
         </w:rPr>
-        <w:lastRenderedPageBreak/>
         <w:t>getAllDipendentiInfo</w:t>
       </w:r>
-      <w:proofErr w:type="spellEnd"/>
     </w:p>
     <w:tbl>
       <w:tblPr>
@@ -8205,10 +8270,7 @@
               <w:jc w:val="center"/>
             </w:pPr>
             <w:r>
-              <w:t>TSST_</w:t>
-            </w:r>
-            <w:r>
-              <w:t>3</w:t>
+              <w:t>TSST_3</w:t>
             </w:r>
           </w:p>
         </w:tc>
@@ -8283,15 +8345,7 @@
         </w:numPr>
       </w:pPr>
       <w:r>
-        <w:t xml:space="preserve">Vengono inseriti nel test </w:t>
-      </w:r>
-      <w:proofErr w:type="spellStart"/>
-      <w:r>
-        <w:t>unit</w:t>
-      </w:r>
-      <w:proofErr w:type="spellEnd"/>
-      <w:r>
-        <w:t xml:space="preserve"> i seguenti parametri, separati per test frame e risultato atteso</w:t>
+        <w:t>Vengono inseriti nel test unit i seguenti parametri, separati per test frame e risultato atteso</w:t>
       </w:r>
     </w:p>
     <w:tbl>
@@ -8402,25 +8456,7 @@
                 <w:sz w:val="20"/>
                 <w:szCs w:val="20"/>
               </w:rPr>
-              <w:t>(matricol</w:t>
-            </w:r>
-            <w:r>
-              <w:rPr>
-                <w:b/>
-                <w:bCs/>
-                <w:sz w:val="20"/>
-                <w:szCs w:val="20"/>
-              </w:rPr>
-              <w:t>a Sup.</w:t>
-            </w:r>
-            <w:r>
-              <w:rPr>
-                <w:b/>
-                <w:bCs/>
-                <w:sz w:val="20"/>
-                <w:szCs w:val="20"/>
-              </w:rPr>
-              <w:t>)</w:t>
+              <w:t>(matricola Sup.)</w:t>
             </w:r>
           </w:p>
         </w:tc>
@@ -8467,25 +8503,7 @@
                 <w:sz w:val="20"/>
                 <w:szCs w:val="20"/>
               </w:rPr>
-              <w:t>(</w:t>
-            </w:r>
-            <w:r>
-              <w:rPr>
-                <w:b/>
-                <w:bCs/>
-                <w:sz w:val="20"/>
-                <w:szCs w:val="20"/>
-              </w:rPr>
-              <w:t>Mock DAO</w:t>
-            </w:r>
-            <w:r>
-              <w:rPr>
-                <w:b/>
-                <w:bCs/>
-                <w:sz w:val="20"/>
-                <w:szCs w:val="20"/>
-              </w:rPr>
-              <w:t>)</w:t>
+              <w:t>(Mock DAO)</w:t>
             </w:r>
           </w:p>
         </w:tc>
@@ -8971,14 +8989,7 @@
                 <w:sz w:val="20"/>
                 <w:szCs w:val="20"/>
               </w:rPr>
-              <w:t xml:space="preserve">Ritorna List&lt;Informazioni&gt; </w:t>
-            </w:r>
-            <w:r>
-              <w:rPr>
-                <w:sz w:val="20"/>
-                <w:szCs w:val="20"/>
-              </w:rPr>
-              <w:t>vuota</w:t>
+              <w:t>Ritorna List&lt;Informazioni&gt; vuota</w:t>
             </w:r>
           </w:p>
           <w:p>
@@ -9323,16 +9334,13 @@
           <w:color w:val="5A5A5A" w:themeColor="text1" w:themeTint="A5"/>
         </w:rPr>
       </w:pPr>
-      <w:proofErr w:type="spellStart"/>
       <w:r>
         <w:rPr>
           <w:rStyle w:val="Riferimentodelicato"/>
           <w:rFonts w:ascii="Aptos Display" w:eastAsia="KaiTi" w:hAnsi="Aptos Display" w:cs="Times New Roman"/>
         </w:rPr>
-        <w:lastRenderedPageBreak/>
         <w:t>deleteTask</w:t>
       </w:r>
-      <w:proofErr w:type="spellEnd"/>
     </w:p>
     <w:tbl>
       <w:tblPr>
@@ -9380,10 +9388,7 @@
               <w:jc w:val="center"/>
             </w:pPr>
             <w:r>
-              <w:t>TSST_</w:t>
-            </w:r>
-            <w:r>
-              <w:t>4</w:t>
+              <w:t>TSST_4</w:t>
             </w:r>
           </w:p>
         </w:tc>
@@ -9458,15 +9463,7 @@
         </w:numPr>
       </w:pPr>
       <w:r>
-        <w:t xml:space="preserve">Vengono inseriti nel test </w:t>
-      </w:r>
-      <w:proofErr w:type="spellStart"/>
-      <w:r>
-        <w:t>unit</w:t>
-      </w:r>
-      <w:proofErr w:type="spellEnd"/>
-      <w:r>
-        <w:t xml:space="preserve"> i seguenti parametri, separati per test frame e risultato atteso</w:t>
+        <w:t>Vengono inseriti nel test unit i seguenti parametri, separati per test frame e risultato atteso</w:t>
       </w:r>
     </w:p>
     <w:tbl>
@@ -9577,27 +9574,7 @@
                 <w:sz w:val="20"/>
                 <w:szCs w:val="20"/>
               </w:rPr>
-              <w:t>(</w:t>
-            </w:r>
-            <w:proofErr w:type="spellStart"/>
-            <w:r>
-              <w:rPr>
-                <w:b/>
-                <w:bCs/>
-                <w:sz w:val="20"/>
-                <w:szCs w:val="20"/>
-              </w:rPr>
-              <w:t>taskId</w:t>
-            </w:r>
-            <w:proofErr w:type="spellEnd"/>
-            <w:r>
-              <w:rPr>
-                <w:b/>
-                <w:bCs/>
-                <w:sz w:val="20"/>
-                <w:szCs w:val="20"/>
-              </w:rPr>
-              <w:t>)</w:t>
+              <w:t>(taskId)</w:t>
             </w:r>
           </w:p>
         </w:tc>
@@ -9769,23 +9746,7 @@
                 <w:sz w:val="20"/>
                 <w:szCs w:val="20"/>
               </w:rPr>
-              <w:t xml:space="preserve">Ritorna </w:t>
-            </w:r>
-            <w:proofErr w:type="spellStart"/>
-            <w:r>
-              <w:rPr>
-                <w:sz w:val="20"/>
-                <w:szCs w:val="20"/>
-              </w:rPr>
-              <w:t>true</w:t>
-            </w:r>
-            <w:proofErr w:type="spellEnd"/>
-            <w:r>
-              <w:rPr>
-                <w:sz w:val="20"/>
-                <w:szCs w:val="20"/>
-              </w:rPr>
-              <w:t xml:space="preserve"> (task eliminato)</w:t>
+              <w:t>Ritorna true (task eliminato)</w:t>
             </w:r>
           </w:p>
           <w:p>
@@ -9909,27 +9870,7 @@
                 <w:sz w:val="20"/>
                 <w:szCs w:val="20"/>
               </w:rPr>
-              <w:t>(</w:t>
-            </w:r>
-            <w:proofErr w:type="spellStart"/>
-            <w:r>
-              <w:rPr>
-                <w:b/>
-                <w:bCs/>
-                <w:sz w:val="20"/>
-                <w:szCs w:val="20"/>
-              </w:rPr>
-              <w:t>taskId</w:t>
-            </w:r>
-            <w:proofErr w:type="spellEnd"/>
-            <w:r>
-              <w:rPr>
-                <w:b/>
-                <w:bCs/>
-                <w:sz w:val="20"/>
-                <w:szCs w:val="20"/>
-              </w:rPr>
-              <w:t>)</w:t>
+              <w:t>(taskId)</w:t>
             </w:r>
           </w:p>
         </w:tc>
@@ -10068,14 +10009,7 @@
                 <w:sz w:val="20"/>
                 <w:szCs w:val="20"/>
               </w:rPr>
-              <w:t>As</w:t>
-            </w:r>
-            <w:r>
-              <w:rPr>
-                <w:sz w:val="20"/>
-                <w:szCs w:val="20"/>
-              </w:rPr>
-              <w:t>sente</w:t>
+              <w:t>Assente</w:t>
             </w:r>
           </w:p>
         </w:tc>
@@ -10117,14 +10051,7 @@
                 <w:sz w:val="20"/>
                 <w:szCs w:val="20"/>
               </w:rPr>
-              <w:t xml:space="preserve">Ritorna </w:t>
-            </w:r>
-            <w:r>
-              <w:rPr>
-                <w:sz w:val="20"/>
-                <w:szCs w:val="20"/>
-              </w:rPr>
-              <w:t xml:space="preserve">false </w:t>
+              <w:t xml:space="preserve">Ritorna false </w:t>
             </w:r>
           </w:p>
           <w:p>
@@ -10248,27 +10175,7 @@
                 <w:sz w:val="20"/>
                 <w:szCs w:val="20"/>
               </w:rPr>
-              <w:t>(</w:t>
-            </w:r>
-            <w:proofErr w:type="spellStart"/>
-            <w:r>
-              <w:rPr>
-                <w:b/>
-                <w:bCs/>
-                <w:sz w:val="20"/>
-                <w:szCs w:val="20"/>
-              </w:rPr>
-              <w:t>taskId</w:t>
-            </w:r>
-            <w:proofErr w:type="spellEnd"/>
-            <w:r>
-              <w:rPr>
-                <w:b/>
-                <w:bCs/>
-                <w:sz w:val="20"/>
-                <w:szCs w:val="20"/>
-              </w:rPr>
-              <w:t>)</w:t>
+              <w:t>(taskId)</w:t>
             </w:r>
           </w:p>
         </w:tc>
@@ -10385,21 +10292,7 @@
                 <w:sz w:val="20"/>
                 <w:szCs w:val="20"/>
               </w:rPr>
-              <w:t xml:space="preserve"> ≤</w:t>
-            </w:r>
-            <w:r>
-              <w:rPr>
-                <w:sz w:val="20"/>
-                <w:szCs w:val="20"/>
-              </w:rPr>
-              <w:t xml:space="preserve"> </w:t>
-            </w:r>
-            <w:r>
-              <w:rPr>
-                <w:sz w:val="20"/>
-                <w:szCs w:val="20"/>
-              </w:rPr>
-              <w:t>0</w:t>
+              <w:t xml:space="preserve"> ≤ 0</w:t>
             </w:r>
           </w:p>
         </w:tc>
@@ -10484,16 +10377,13 @@
           <w:color w:val="5A5A5A" w:themeColor="text1" w:themeTint="A5"/>
         </w:rPr>
       </w:pPr>
-      <w:proofErr w:type="spellStart"/>
       <w:r>
         <w:rPr>
           <w:rStyle w:val="Riferimentodelicato"/>
           <w:rFonts w:ascii="Aptos Display" w:eastAsia="KaiTi" w:hAnsi="Aptos Display" w:cs="Times New Roman"/>
         </w:rPr>
-        <w:lastRenderedPageBreak/>
         <w:t>uploadAllegato</w:t>
       </w:r>
-      <w:proofErr w:type="spellEnd"/>
     </w:p>
     <w:tbl>
       <w:tblPr>
@@ -10541,10 +10431,7 @@
               <w:jc w:val="center"/>
             </w:pPr>
             <w:r>
-              <w:t>TSST_</w:t>
-            </w:r>
-            <w:r>
-              <w:t>5</w:t>
+              <w:t>TSST_5</w:t>
             </w:r>
           </w:p>
         </w:tc>
@@ -10619,15 +10506,7 @@
         </w:numPr>
       </w:pPr>
       <w:r>
-        <w:t xml:space="preserve">Vengono inseriti nel test </w:t>
-      </w:r>
-      <w:proofErr w:type="spellStart"/>
-      <w:r>
-        <w:t>unit</w:t>
-      </w:r>
-      <w:proofErr w:type="spellEnd"/>
-      <w:r>
-        <w:t xml:space="preserve"> i seguenti parametri, separati per test frame e risultato atteso</w:t>
+        <w:t>Vengono inseriti nel test unit i seguenti parametri, separati per test frame e risultato atteso</w:t>
       </w:r>
     </w:p>
     <w:tbl>
@@ -10739,27 +10618,7 @@
                 <w:sz w:val="20"/>
                 <w:szCs w:val="20"/>
               </w:rPr>
-              <w:t>(</w:t>
-            </w:r>
-            <w:proofErr w:type="spellStart"/>
-            <w:r>
-              <w:rPr>
-                <w:b/>
-                <w:bCs/>
-                <w:sz w:val="20"/>
-                <w:szCs w:val="20"/>
-              </w:rPr>
-              <w:t>FileItem</w:t>
-            </w:r>
-            <w:proofErr w:type="spellEnd"/>
-            <w:r>
-              <w:rPr>
-                <w:b/>
-                <w:bCs/>
-                <w:sz w:val="20"/>
-                <w:szCs w:val="20"/>
-              </w:rPr>
-              <w:t>)</w:t>
+              <w:t>(FileItem)</w:t>
             </w:r>
           </w:p>
         </w:tc>
@@ -10806,27 +10665,7 @@
                 <w:sz w:val="20"/>
                 <w:szCs w:val="20"/>
               </w:rPr>
-              <w:t>(</w:t>
-            </w:r>
-            <w:proofErr w:type="spellStart"/>
-            <w:r>
-              <w:rPr>
-                <w:b/>
-                <w:bCs/>
-                <w:sz w:val="20"/>
-                <w:szCs w:val="20"/>
-              </w:rPr>
-              <w:t>UploadDir</w:t>
-            </w:r>
-            <w:proofErr w:type="spellEnd"/>
-            <w:r>
-              <w:rPr>
-                <w:b/>
-                <w:bCs/>
-                <w:sz w:val="20"/>
-                <w:szCs w:val="20"/>
-              </w:rPr>
-              <w:t>)</w:t>
+              <w:t>(UploadDir)</w:t>
             </w:r>
           </w:p>
         </w:tc>
@@ -10853,16 +10692,7 @@
                 <w:sz w:val="20"/>
                 <w:szCs w:val="20"/>
               </w:rPr>
-              <w:t xml:space="preserve">Stato </w:t>
-            </w:r>
-            <w:r>
-              <w:rPr>
-                <w:b/>
-                <w:bCs/>
-                <w:sz w:val="20"/>
-                <w:szCs w:val="20"/>
-              </w:rPr>
-              <w:t>del File System</w:t>
+              <w:t>Stato del File System</w:t>
             </w:r>
           </w:p>
         </w:tc>
@@ -11161,27 +10991,7 @@
                 <w:sz w:val="20"/>
                 <w:szCs w:val="20"/>
               </w:rPr>
-              <w:t>(</w:t>
-            </w:r>
-            <w:proofErr w:type="spellStart"/>
-            <w:r>
-              <w:rPr>
-                <w:b/>
-                <w:bCs/>
-                <w:sz w:val="20"/>
-                <w:szCs w:val="20"/>
-              </w:rPr>
-              <w:t>FileItem</w:t>
-            </w:r>
-            <w:proofErr w:type="spellEnd"/>
-            <w:r>
-              <w:rPr>
-                <w:b/>
-                <w:bCs/>
-                <w:sz w:val="20"/>
-                <w:szCs w:val="20"/>
-              </w:rPr>
-              <w:t>)</w:t>
+              <w:t>(FileItem)</w:t>
             </w:r>
           </w:p>
         </w:tc>
@@ -11228,27 +11038,7 @@
                 <w:sz w:val="20"/>
                 <w:szCs w:val="20"/>
               </w:rPr>
-              <w:t>(</w:t>
-            </w:r>
-            <w:proofErr w:type="spellStart"/>
-            <w:r>
-              <w:rPr>
-                <w:b/>
-                <w:bCs/>
-                <w:sz w:val="20"/>
-                <w:szCs w:val="20"/>
-              </w:rPr>
-              <w:t>UploadDir</w:t>
-            </w:r>
-            <w:proofErr w:type="spellEnd"/>
-            <w:r>
-              <w:rPr>
-                <w:b/>
-                <w:bCs/>
-                <w:sz w:val="20"/>
-                <w:szCs w:val="20"/>
-              </w:rPr>
-              <w:t>)</w:t>
+              <w:t>(UploadDir)</w:t>
             </w:r>
           </w:p>
         </w:tc>
@@ -11403,21 +11193,7 @@
                 <w:sz w:val="20"/>
                 <w:szCs w:val="20"/>
               </w:rPr>
-              <w:t>(</w:t>
-            </w:r>
-            <w:r>
-              <w:rPr>
-                <w:sz w:val="20"/>
-                <w:szCs w:val="20"/>
-              </w:rPr>
-              <w:t xml:space="preserve">non </w:t>
-            </w:r>
-            <w:r>
-              <w:rPr>
-                <w:sz w:val="20"/>
-                <w:szCs w:val="20"/>
-              </w:rPr>
-              <w:t>esiste)</w:t>
+              <w:t>(non esiste)</w:t>
             </w:r>
           </w:p>
         </w:tc>
@@ -11613,27 +11389,7 @@
                 <w:sz w:val="20"/>
                 <w:szCs w:val="20"/>
               </w:rPr>
-              <w:t>(</w:t>
-            </w:r>
-            <w:proofErr w:type="spellStart"/>
-            <w:r>
-              <w:rPr>
-                <w:b/>
-                <w:bCs/>
-                <w:sz w:val="20"/>
-                <w:szCs w:val="20"/>
-              </w:rPr>
-              <w:t>FileItem</w:t>
-            </w:r>
-            <w:proofErr w:type="spellEnd"/>
-            <w:r>
-              <w:rPr>
-                <w:b/>
-                <w:bCs/>
-                <w:sz w:val="20"/>
-                <w:szCs w:val="20"/>
-              </w:rPr>
-              <w:t>)</w:t>
+              <w:t>(FileItem)</w:t>
             </w:r>
           </w:p>
         </w:tc>
@@ -11680,27 +11436,7 @@
                 <w:sz w:val="20"/>
                 <w:szCs w:val="20"/>
               </w:rPr>
-              <w:t>(</w:t>
-            </w:r>
-            <w:proofErr w:type="spellStart"/>
-            <w:r>
-              <w:rPr>
-                <w:b/>
-                <w:bCs/>
-                <w:sz w:val="20"/>
-                <w:szCs w:val="20"/>
-              </w:rPr>
-              <w:t>UploadDir</w:t>
-            </w:r>
-            <w:proofErr w:type="spellEnd"/>
-            <w:r>
-              <w:rPr>
-                <w:b/>
-                <w:bCs/>
-                <w:sz w:val="20"/>
-                <w:szCs w:val="20"/>
-              </w:rPr>
-              <w:t>)</w:t>
+              <w:t>(UploadDir)</w:t>
             </w:r>
           </w:p>
         </w:tc>
@@ -12136,27 +11872,7 @@
                 <w:sz w:val="20"/>
                 <w:szCs w:val="20"/>
               </w:rPr>
-              <w:t>(</w:t>
-            </w:r>
-            <w:proofErr w:type="spellStart"/>
-            <w:r>
-              <w:rPr>
-                <w:b/>
-                <w:bCs/>
-                <w:sz w:val="20"/>
-                <w:szCs w:val="20"/>
-              </w:rPr>
-              <w:t>FileItem</w:t>
-            </w:r>
-            <w:proofErr w:type="spellEnd"/>
-            <w:r>
-              <w:rPr>
-                <w:b/>
-                <w:bCs/>
-                <w:sz w:val="20"/>
-                <w:szCs w:val="20"/>
-              </w:rPr>
-              <w:t>)</w:t>
+              <w:t>(FileItem)</w:t>
             </w:r>
           </w:p>
         </w:tc>
@@ -12203,27 +11919,7 @@
                 <w:sz w:val="20"/>
                 <w:szCs w:val="20"/>
               </w:rPr>
-              <w:t>(</w:t>
-            </w:r>
-            <w:proofErr w:type="spellStart"/>
-            <w:r>
-              <w:rPr>
-                <w:b/>
-                <w:bCs/>
-                <w:sz w:val="20"/>
-                <w:szCs w:val="20"/>
-              </w:rPr>
-              <w:t>UploadDir</w:t>
-            </w:r>
-            <w:proofErr w:type="spellEnd"/>
-            <w:r>
-              <w:rPr>
-                <w:b/>
-                <w:bCs/>
-                <w:sz w:val="20"/>
-                <w:szCs w:val="20"/>
-              </w:rPr>
-              <w:t>)</w:t>
+              <w:t>(UploadDir)</w:t>
             </w:r>
           </w:p>
         </w:tc>
@@ -12309,6 +12005,7 @@
                 <w:sz w:val="20"/>
                 <w:szCs w:val="20"/>
               </w:rPr>
+              <w:lastRenderedPageBreak/>
               <w:t>TF_</w:t>
             </w:r>
             <w:r>
@@ -12659,27 +12356,7 @@
                 <w:sz w:val="20"/>
                 <w:szCs w:val="20"/>
               </w:rPr>
-              <w:t>(</w:t>
-            </w:r>
-            <w:proofErr w:type="spellStart"/>
-            <w:r>
-              <w:rPr>
-                <w:b/>
-                <w:bCs/>
-                <w:sz w:val="20"/>
-                <w:szCs w:val="20"/>
-              </w:rPr>
-              <w:t>FileItem</w:t>
-            </w:r>
-            <w:proofErr w:type="spellEnd"/>
-            <w:r>
-              <w:rPr>
-                <w:b/>
-                <w:bCs/>
-                <w:sz w:val="20"/>
-                <w:szCs w:val="20"/>
-              </w:rPr>
-              <w:t>)</w:t>
+              <w:t>(FileItem)</w:t>
             </w:r>
           </w:p>
         </w:tc>
@@ -12726,27 +12403,7 @@
                 <w:sz w:val="20"/>
                 <w:szCs w:val="20"/>
               </w:rPr>
-              <w:t>(</w:t>
-            </w:r>
-            <w:proofErr w:type="spellStart"/>
-            <w:r>
-              <w:rPr>
-                <w:b/>
-                <w:bCs/>
-                <w:sz w:val="20"/>
-                <w:szCs w:val="20"/>
-              </w:rPr>
-              <w:t>UploadDir</w:t>
-            </w:r>
-            <w:proofErr w:type="spellEnd"/>
-            <w:r>
-              <w:rPr>
-                <w:b/>
-                <w:bCs/>
-                <w:sz w:val="20"/>
-                <w:szCs w:val="20"/>
-              </w:rPr>
-              <w:t>)</w:t>
+              <w:t>(UploadDir)</w:t>
             </w:r>
           </w:p>
         </w:tc>
@@ -12964,16 +12621,7 @@
                 <w:sz w:val="20"/>
                 <w:szCs w:val="20"/>
               </w:rPr>
-              <w:t>TF_</w:t>
-            </w:r>
-            <w:r>
-              <w:rPr>
-                <w:b/>
-                <w:bCs/>
-                <w:sz w:val="20"/>
-                <w:szCs w:val="20"/>
-              </w:rPr>
-              <w:t>6</w:t>
+              <w:t>TF_6</w:t>
             </w:r>
           </w:p>
         </w:tc>
@@ -13067,88 +12715,29 @@
       <w:pPr>
         <w:pStyle w:val="Sottotitolo"/>
       </w:pPr>
+    </w:p>
+    <w:p>
+      <w:pPr>
+        <w:pStyle w:val="Sottotitolo"/>
+      </w:pPr>
+    </w:p>
+    <w:p>
+      <w:pPr>
+        <w:pStyle w:val="Sottotitolo"/>
+      </w:pPr>
       <w:r>
-        <w:lastRenderedPageBreak/>
-        <w:t xml:space="preserve">Test </w:t>
+        <w:t>Test cases per il TaskDipendenteService</w:t>
       </w:r>
-      <w:proofErr w:type="spellStart"/>
-      <w:r>
-        <w:t>cases</w:t>
-      </w:r>
-      <w:proofErr w:type="spellEnd"/>
-      <w:r>
-        <w:t xml:space="preserve"> per il </w:t>
-      </w:r>
-      <w:proofErr w:type="spellStart"/>
-      <w:r>
-        <w:t>Task</w:t>
-      </w:r>
-      <w:r>
-        <w:t>Dipendente</w:t>
-      </w:r>
-      <w:r>
-        <w:t>Service</w:t>
-      </w:r>
-      <w:proofErr w:type="spellEnd"/>
     </w:p>
     <w:p/>
     <w:p>
       <w:r>
-        <w:t xml:space="preserve">Come prima, analizzeremo i test </w:t>
-      </w:r>
-      <w:proofErr w:type="spellStart"/>
-      <w:r>
-        <w:t>cases</w:t>
-      </w:r>
-      <w:proofErr w:type="spellEnd"/>
-      <w:r>
-        <w:t xml:space="preserve"> relativi al </w:t>
-      </w:r>
-      <w:proofErr w:type="spellStart"/>
-      <w:r>
-        <w:t>Task</w:t>
-      </w:r>
-      <w:r>
-        <w:t>Dipendente</w:t>
-      </w:r>
-      <w:r>
-        <w:t>Service</w:t>
-      </w:r>
-      <w:proofErr w:type="spellEnd"/>
-      <w:r>
-        <w:t>, ovvero la parte che si occupa di gestire i task da un ruolo di supervisore.</w:t>
+        <w:t>Come prima, analizzeremo i test cases relativi al TaskDipendenteService, ovvero la parte che si occupa di gestire i task da un ruolo di supervisore.</w:t>
       </w:r>
     </w:p>
     <w:p>
       <w:r>
-        <w:t>*(</w:t>
-      </w:r>
-      <w:proofErr w:type="spellStart"/>
-      <w:r>
-        <w:t>IlleaglArgument</w:t>
-      </w:r>
-      <w:proofErr w:type="spellEnd"/>
-      <w:r>
-        <w:t xml:space="preserve"> </w:t>
-      </w:r>
-      <w:proofErr w:type="spellStart"/>
-      <w:r>
-        <w:t>Exception</w:t>
-      </w:r>
-      <w:proofErr w:type="spellEnd"/>
-      <w:r>
-        <w:t>) | **</w:t>
-      </w:r>
-      <w:r>
-        <w:t>(</w:t>
-      </w:r>
-      <w:proofErr w:type="spellStart"/>
-      <w:r>
-        <w:t>IllegalStateException</w:t>
-      </w:r>
-      <w:proofErr w:type="spellEnd"/>
-      <w:r>
-        <w:t>)</w:t>
+        <w:t>*(IlleaglArgument Exception) | **(IllegalStateException)</w:t>
       </w:r>
     </w:p>
     <w:p/>
@@ -13165,7 +12754,6 @@
           <w:color w:val="5A5A5A" w:themeColor="text1" w:themeTint="A5"/>
         </w:rPr>
       </w:pPr>
-      <w:proofErr w:type="spellStart"/>
       <w:r>
         <w:rPr>
           <w:rStyle w:val="Riferimentodelicato"/>
@@ -13173,7 +12761,6 @@
         </w:rPr>
         <w:t>getAllTaskDip</w:t>
       </w:r>
-      <w:proofErr w:type="spellEnd"/>
     </w:p>
     <w:tbl>
       <w:tblPr>
@@ -13221,13 +12808,7 @@
               <w:jc w:val="center"/>
             </w:pPr>
             <w:r>
-              <w:t>T</w:t>
-            </w:r>
-            <w:r>
-              <w:t>P</w:t>
-            </w:r>
-            <w:r>
-              <w:t>ST_1</w:t>
+              <w:t>TPST_1</w:t>
             </w:r>
           </w:p>
         </w:tc>
@@ -13302,15 +12883,7 @@
         </w:numPr>
       </w:pPr>
       <w:r>
-        <w:t xml:space="preserve">Vengono inseriti nel test </w:t>
-      </w:r>
-      <w:proofErr w:type="spellStart"/>
-      <w:r>
-        <w:t>unit</w:t>
-      </w:r>
-      <w:proofErr w:type="spellEnd"/>
-      <w:r>
-        <w:t xml:space="preserve"> i seguenti parametri, separati per test frame e risultato atteso</w:t>
+        <w:t>Vengono inseriti nel test unit i seguenti parametri, separati per test frame e risultato atteso</w:t>
       </w:r>
     </w:p>
     <w:p>
@@ -13629,23 +13202,7 @@
                 <w:sz w:val="20"/>
                 <w:szCs w:val="20"/>
               </w:rPr>
-              <w:t xml:space="preserve">/ </w:t>
-            </w:r>
-            <w:proofErr w:type="spellStart"/>
-            <w:r>
-              <w:rPr>
-                <w:sz w:val="20"/>
-                <w:szCs w:val="20"/>
-              </w:rPr>
-              <w:t>matr</w:t>
-            </w:r>
-            <w:proofErr w:type="spellEnd"/>
-            <w:r>
-              <w:rPr>
-                <w:sz w:val="20"/>
-                <w:szCs w:val="20"/>
-              </w:rPr>
-              <w:t xml:space="preserve">. &gt; 0  </w:t>
+              <w:t xml:space="preserve">/ matr. &gt; 0  </w:t>
             </w:r>
           </w:p>
         </w:tc>
@@ -13767,6 +13324,7 @@
                 <w:sz w:val="20"/>
                 <w:szCs w:val="20"/>
               </w:rPr>
+              <w:lastRenderedPageBreak/>
               <w:t>Test frame</w:t>
             </w:r>
           </w:p>
@@ -14045,23 +13603,7 @@
                 <w:sz w:val="20"/>
                 <w:szCs w:val="20"/>
               </w:rPr>
-              <w:t xml:space="preserve">/ </w:t>
-            </w:r>
-            <w:proofErr w:type="spellStart"/>
-            <w:r>
-              <w:rPr>
-                <w:sz w:val="20"/>
-                <w:szCs w:val="20"/>
-              </w:rPr>
-              <w:t>matr</w:t>
-            </w:r>
-            <w:proofErr w:type="spellEnd"/>
-            <w:r>
-              <w:rPr>
-                <w:sz w:val="20"/>
-                <w:szCs w:val="20"/>
-              </w:rPr>
-              <w:t xml:space="preserve">. &gt; 0  </w:t>
+              <w:t xml:space="preserve">/ matr. &gt; 0  </w:t>
             </w:r>
           </w:p>
         </w:tc>
@@ -14604,21 +14146,12 @@
                 <w:szCs w:val="20"/>
               </w:rPr>
             </w:pPr>
-            <w:proofErr w:type="spellStart"/>
-            <w:r>
-              <w:rPr>
-                <w:sz w:val="20"/>
-                <w:szCs w:val="20"/>
-              </w:rPr>
-              <w:t>matr</w:t>
-            </w:r>
-            <w:proofErr w:type="spellEnd"/>
-            <w:r>
-              <w:rPr>
-                <w:sz w:val="20"/>
-                <w:szCs w:val="20"/>
-              </w:rPr>
-              <w:t>. &gt; 0</w:t>
+            <w:r>
+              <w:rPr>
+                <w:sz w:val="20"/>
+                <w:szCs w:val="20"/>
+              </w:rPr>
+              <w:t>matr. &gt; 0</w:t>
             </w:r>
           </w:p>
         </w:tc>
@@ -14752,21 +14285,12 @@
                 <w:szCs w:val="20"/>
               </w:rPr>
             </w:pPr>
-            <w:proofErr w:type="spellStart"/>
-            <w:r>
-              <w:rPr>
-                <w:sz w:val="20"/>
-                <w:szCs w:val="20"/>
-              </w:rPr>
-              <w:t>matr</w:t>
-            </w:r>
-            <w:proofErr w:type="spellEnd"/>
-            <w:r>
-              <w:rPr>
-                <w:sz w:val="20"/>
-                <w:szCs w:val="20"/>
-              </w:rPr>
-              <w:t xml:space="preserve"> ≤ 0</w:t>
+            <w:r>
+              <w:rPr>
+                <w:sz w:val="20"/>
+                <w:szCs w:val="20"/>
+              </w:rPr>
+              <w:t>matr ≤ 0</w:t>
             </w:r>
           </w:p>
         </w:tc>
@@ -14827,7 +14351,6 @@
           <w:color w:val="5A5A5A" w:themeColor="text1" w:themeTint="A5"/>
         </w:rPr>
       </w:pPr>
-      <w:proofErr w:type="spellStart"/>
       <w:r>
         <w:rPr>
           <w:rStyle w:val="Riferimentodelicato"/>
@@ -14835,7 +14358,6 @@
         </w:rPr>
         <w:t>inizializzaTAsk</w:t>
       </w:r>
-      <w:proofErr w:type="spellEnd"/>
     </w:p>
     <w:tbl>
       <w:tblPr>
@@ -14883,10 +14405,7 @@
               <w:jc w:val="center"/>
             </w:pPr>
             <w:r>
-              <w:t>TPST_</w:t>
-            </w:r>
-            <w:r>
-              <w:t>2</w:t>
+              <w:t>TPST_2</w:t>
             </w:r>
           </w:p>
         </w:tc>
@@ -14961,15 +14480,7 @@
         </w:numPr>
       </w:pPr>
       <w:r>
-        <w:t xml:space="preserve">Vengono inseriti nel test </w:t>
-      </w:r>
-      <w:proofErr w:type="spellStart"/>
-      <w:r>
-        <w:t>unit</w:t>
-      </w:r>
-      <w:proofErr w:type="spellEnd"/>
-      <w:r>
-        <w:t xml:space="preserve"> i seguenti parametri, separati per test frame e risultato atteso</w:t>
+        <w:t>Vengono inseriti nel test unit i seguenti parametri, separati per test frame e risultato atteso</w:t>
       </w:r>
     </w:p>
     <w:p>
@@ -15160,16 +14671,7 @@
                 <w:sz w:val="20"/>
                 <w:szCs w:val="20"/>
               </w:rPr>
-              <w:t>(</w:t>
-            </w:r>
-            <w:r>
-              <w:rPr>
-                <w:b/>
-                <w:bCs/>
-                <w:sz w:val="20"/>
-                <w:szCs w:val="20"/>
-              </w:rPr>
-              <w:t>status corrente)</w:t>
+              <w:t>(status corrente)</w:t>
             </w:r>
           </w:p>
         </w:tc>
@@ -15272,14 +14774,7 @@
                 <w:sz w:val="20"/>
                 <w:szCs w:val="20"/>
               </w:rPr>
-              <w:t>Presente</w:t>
-            </w:r>
-            <w:r>
-              <w:rPr>
-                <w:sz w:val="20"/>
-                <w:szCs w:val="20"/>
-              </w:rPr>
-              <w:t xml:space="preserve">  </w:t>
+              <w:t xml:space="preserve">Presente  </w:t>
             </w:r>
           </w:p>
         </w:tc>
@@ -15344,17 +14839,8 @@
                 <w:sz w:val="20"/>
                 <w:szCs w:val="20"/>
               </w:rPr>
-              <w:t xml:space="preserve">Restituisce </w:t>
-            </w:r>
-            <w:proofErr w:type="spellStart"/>
-            <w:r>
-              <w:rPr>
-                <w:sz w:val="20"/>
-                <w:szCs w:val="20"/>
-              </w:rPr>
-              <w:t>true</w:t>
-            </w:r>
-            <w:proofErr w:type="spellEnd"/>
+              <w:t>Restituisce true</w:t>
+            </w:r>
           </w:p>
         </w:tc>
       </w:tr>
@@ -15587,6 +15073,375 @@
                 <w:szCs w:val="20"/>
               </w:rPr>
             </w:pPr>
+          </w:p>
+        </w:tc>
+      </w:tr>
+    </w:tbl>
+    <w:p/>
+    <w:p/>
+    <w:p/>
+    <w:tbl>
+      <w:tblPr>
+        <w:tblStyle w:val="Grigliatabella"/>
+        <w:tblW w:w="9209" w:type="dxa"/>
+        <w:jc w:val="center"/>
+        <w:tblLook w:val="04A0" w:firstRow="1" w:lastRow="0" w:firstColumn="1" w:lastColumn="0" w:noHBand="0" w:noVBand="1"/>
+      </w:tblPr>
+      <w:tblGrid>
+        <w:gridCol w:w="1230"/>
+        <w:gridCol w:w="1884"/>
+        <w:gridCol w:w="1843"/>
+        <w:gridCol w:w="1843"/>
+        <w:gridCol w:w="2409"/>
+      </w:tblGrid>
+      <w:tr>
+        <w:trPr>
+          <w:trHeight w:val="603"/>
+          <w:jc w:val="center"/>
+        </w:trPr>
+        <w:tc>
+          <w:tcPr>
+            <w:tcW w:w="1230" w:type="dxa"/>
+            <w:shd w:val="clear" w:color="auto" w:fill="153D63" w:themeFill="text2" w:themeFillTint="E6"/>
+            <w:vAlign w:val="center"/>
+          </w:tcPr>
+          <w:p>
+            <w:pPr>
+              <w:jc w:val="center"/>
+              <w:rPr>
+                <w:b/>
+                <w:bCs/>
+                <w:sz w:val="20"/>
+                <w:szCs w:val="20"/>
+              </w:rPr>
+            </w:pPr>
+            <w:r>
+              <w:rPr>
+                <w:b/>
+                <w:bCs/>
+                <w:sz w:val="20"/>
+                <w:szCs w:val="20"/>
+              </w:rPr>
+              <w:lastRenderedPageBreak/>
+              <w:t>Test frame</w:t>
+            </w:r>
+          </w:p>
+          <w:p>
+            <w:pPr>
+              <w:jc w:val="center"/>
+              <w:rPr>
+                <w:b/>
+                <w:bCs/>
+                <w:sz w:val="20"/>
+                <w:szCs w:val="20"/>
+              </w:rPr>
+            </w:pPr>
+            <w:r>
+              <w:rPr>
+                <w:b/>
+                <w:bCs/>
+                <w:sz w:val="20"/>
+                <w:szCs w:val="20"/>
+              </w:rPr>
+              <w:t>Id</w:t>
+            </w:r>
+          </w:p>
+        </w:tc>
+        <w:tc>
+          <w:tcPr>
+            <w:tcW w:w="1884" w:type="dxa"/>
+            <w:shd w:val="clear" w:color="auto" w:fill="153D63" w:themeFill="text2" w:themeFillTint="E6"/>
+            <w:vAlign w:val="center"/>
+          </w:tcPr>
+          <w:p>
+            <w:pPr>
+              <w:jc w:val="center"/>
+              <w:rPr>
+                <w:b/>
+                <w:bCs/>
+                <w:sz w:val="20"/>
+                <w:szCs w:val="20"/>
+              </w:rPr>
+            </w:pPr>
+            <w:r>
+              <w:rPr>
+                <w:b/>
+                <w:bCs/>
+                <w:sz w:val="20"/>
+                <w:szCs w:val="20"/>
+              </w:rPr>
+              <w:t>Input (Dipendente)</w:t>
+            </w:r>
+          </w:p>
+        </w:tc>
+        <w:tc>
+          <w:tcPr>
+            <w:tcW w:w="1843" w:type="dxa"/>
+            <w:shd w:val="clear" w:color="auto" w:fill="153D63" w:themeFill="text2" w:themeFillTint="E6"/>
+            <w:vAlign w:val="center"/>
+          </w:tcPr>
+          <w:p>
+            <w:pPr>
+              <w:jc w:val="center"/>
+              <w:rPr>
+                <w:b/>
+                <w:bCs/>
+                <w:sz w:val="20"/>
+                <w:szCs w:val="20"/>
+              </w:rPr>
+            </w:pPr>
+            <w:r>
+              <w:rPr>
+                <w:b/>
+                <w:bCs/>
+                <w:sz w:val="20"/>
+                <w:szCs w:val="20"/>
+              </w:rPr>
+              <w:t>Stato DB</w:t>
+            </w:r>
+          </w:p>
+          <w:p>
+            <w:pPr>
+              <w:jc w:val="center"/>
+              <w:rPr>
+                <w:b/>
+                <w:bCs/>
+                <w:sz w:val="20"/>
+                <w:szCs w:val="20"/>
+              </w:rPr>
+            </w:pPr>
+            <w:r>
+              <w:rPr>
+                <w:b/>
+                <w:bCs/>
+                <w:sz w:val="20"/>
+                <w:szCs w:val="20"/>
+              </w:rPr>
+              <w:t>(esistenza)</w:t>
+            </w:r>
+          </w:p>
+        </w:tc>
+        <w:tc>
+          <w:tcPr>
+            <w:tcW w:w="1843" w:type="dxa"/>
+            <w:shd w:val="clear" w:color="auto" w:fill="153D63" w:themeFill="text2" w:themeFillTint="E6"/>
+            <w:vAlign w:val="center"/>
+          </w:tcPr>
+          <w:p>
+            <w:pPr>
+              <w:jc w:val="center"/>
+              <w:rPr>
+                <w:b/>
+                <w:bCs/>
+                <w:sz w:val="20"/>
+                <w:szCs w:val="20"/>
+              </w:rPr>
+            </w:pPr>
+            <w:r>
+              <w:rPr>
+                <w:b/>
+                <w:bCs/>
+                <w:sz w:val="20"/>
+                <w:szCs w:val="20"/>
+              </w:rPr>
+              <w:t>Stato del DB</w:t>
+            </w:r>
+          </w:p>
+          <w:p>
+            <w:pPr>
+              <w:jc w:val="center"/>
+              <w:rPr>
+                <w:b/>
+                <w:bCs/>
+                <w:sz w:val="20"/>
+                <w:szCs w:val="20"/>
+              </w:rPr>
+            </w:pPr>
+            <w:r>
+              <w:rPr>
+                <w:b/>
+                <w:bCs/>
+                <w:sz w:val="20"/>
+                <w:szCs w:val="20"/>
+              </w:rPr>
+              <w:t>(status corrente)</w:t>
+            </w:r>
+          </w:p>
+        </w:tc>
+        <w:tc>
+          <w:tcPr>
+            <w:tcW w:w="2409" w:type="dxa"/>
+            <w:shd w:val="clear" w:color="auto" w:fill="FFC000"/>
+            <w:vAlign w:val="center"/>
+          </w:tcPr>
+          <w:p>
+            <w:pPr>
+              <w:jc w:val="center"/>
+              <w:rPr>
+                <w:b/>
+                <w:bCs/>
+                <w:sz w:val="20"/>
+                <w:szCs w:val="20"/>
+              </w:rPr>
+            </w:pPr>
+            <w:r>
+              <w:rPr>
+                <w:b/>
+                <w:bCs/>
+                <w:sz w:val="20"/>
+                <w:szCs w:val="20"/>
+              </w:rPr>
+              <w:t>Oracolo</w:t>
+            </w:r>
+          </w:p>
+        </w:tc>
+      </w:tr>
+      <w:tr>
+        <w:trPr>
+          <w:trHeight w:val="740"/>
+          <w:jc w:val="center"/>
+        </w:trPr>
+        <w:tc>
+          <w:tcPr>
+            <w:tcW w:w="1230" w:type="dxa"/>
+            <w:vAlign w:val="center"/>
+          </w:tcPr>
+          <w:p>
+            <w:pPr>
+              <w:jc w:val="center"/>
+              <w:rPr>
+                <w:b/>
+                <w:bCs/>
+                <w:sz w:val="20"/>
+                <w:szCs w:val="20"/>
+              </w:rPr>
+            </w:pPr>
+            <w:r>
+              <w:rPr>
+                <w:b/>
+                <w:bCs/>
+                <w:sz w:val="20"/>
+                <w:szCs w:val="20"/>
+              </w:rPr>
+              <w:t>TF_</w:t>
+            </w:r>
+            <w:r>
+              <w:rPr>
+                <w:b/>
+                <w:bCs/>
+                <w:sz w:val="20"/>
+                <w:szCs w:val="20"/>
+              </w:rPr>
+              <w:t>4</w:t>
+            </w:r>
+          </w:p>
+        </w:tc>
+        <w:tc>
+          <w:tcPr>
+            <w:tcW w:w="1884" w:type="dxa"/>
+            <w:vAlign w:val="center"/>
+          </w:tcPr>
+          <w:p>
+            <w:pPr>
+              <w:jc w:val="center"/>
+              <w:rPr>
+                <w:sz w:val="20"/>
+                <w:szCs w:val="20"/>
+              </w:rPr>
+            </w:pPr>
+            <w:r>
+              <w:rPr>
+                <w:sz w:val="20"/>
+                <w:szCs w:val="20"/>
+              </w:rPr>
+              <w:t>&gt; 0</w:t>
+            </w:r>
+          </w:p>
+        </w:tc>
+        <w:tc>
+          <w:tcPr>
+            <w:tcW w:w="1843" w:type="dxa"/>
+            <w:vAlign w:val="center"/>
+          </w:tcPr>
+          <w:p>
+            <w:pPr>
+              <w:jc w:val="center"/>
+              <w:rPr>
+                <w:sz w:val="20"/>
+                <w:szCs w:val="20"/>
+              </w:rPr>
+            </w:pPr>
+            <w:r>
+              <w:rPr>
+                <w:sz w:val="20"/>
+                <w:szCs w:val="20"/>
+              </w:rPr>
+              <w:t xml:space="preserve">Assente  </w:t>
+            </w:r>
+          </w:p>
+        </w:tc>
+        <w:tc>
+          <w:tcPr>
+            <w:tcW w:w="1843" w:type="dxa"/>
+            <w:vAlign w:val="center"/>
+          </w:tcPr>
+          <w:p>
+            <w:pPr>
+              <w:jc w:val="center"/>
+              <w:rPr>
+                <w:sz w:val="20"/>
+                <w:szCs w:val="20"/>
+              </w:rPr>
+            </w:pPr>
+            <w:r>
+              <w:rPr>
+                <w:sz w:val="20"/>
+                <w:szCs w:val="20"/>
+              </w:rPr>
+              <w:t>Irrilevante</w:t>
+            </w:r>
+          </w:p>
+        </w:tc>
+        <w:tc>
+          <w:tcPr>
+            <w:tcW w:w="2409" w:type="dxa"/>
+            <w:vAlign w:val="center"/>
+          </w:tcPr>
+          <w:p>
+            <w:pPr>
+              <w:jc w:val="center"/>
+              <w:rPr>
+                <w:b/>
+                <w:bCs/>
+                <w:sz w:val="20"/>
+                <w:szCs w:val="20"/>
+              </w:rPr>
+            </w:pPr>
+            <w:r>
+              <w:rPr>
+                <w:b/>
+                <w:bCs/>
+                <w:sz w:val="20"/>
+                <w:szCs w:val="20"/>
+              </w:rPr>
+              <w:t>Successo:</w:t>
+            </w:r>
+          </w:p>
+          <w:p>
+            <w:pPr>
+              <w:jc w:val="center"/>
+              <w:rPr>
+                <w:sz w:val="20"/>
+                <w:szCs w:val="20"/>
+              </w:rPr>
+            </w:pPr>
+            <w:r>
+              <w:rPr>
+                <w:sz w:val="20"/>
+                <w:szCs w:val="20"/>
+              </w:rPr>
+              <w:t>Restituisce false</w:t>
+            </w:r>
           </w:p>
         </w:tc>
       </w:tr>
@@ -15843,7 +15698,7 @@
                 <w:sz w:val="20"/>
                 <w:szCs w:val="20"/>
               </w:rPr>
-              <w:t>4</w:t>
+              <w:t>5</w:t>
             </w:r>
           </w:p>
         </w:tc>
@@ -15887,14 +15742,7 @@
                 <w:sz w:val="20"/>
                 <w:szCs w:val="20"/>
               </w:rPr>
-              <w:t>Assente</w:t>
-            </w:r>
-            <w:r>
-              <w:rPr>
-                <w:sz w:val="20"/>
-                <w:szCs w:val="20"/>
-              </w:rPr>
-              <w:t xml:space="preserve">  </w:t>
+              <w:t>Presente</w:t>
             </w:r>
           </w:p>
         </w:tc>
@@ -15916,7 +15764,7 @@
                 <w:sz w:val="20"/>
                 <w:szCs w:val="20"/>
               </w:rPr>
-              <w:t>Irrilevante</w:t>
+              <w:t>COMPLETATO</w:t>
             </w:r>
           </w:p>
         </w:tc>
@@ -15942,30 +15790,7 @@
                 <w:sz w:val="20"/>
                 <w:szCs w:val="20"/>
               </w:rPr>
-              <w:t>Successo:</w:t>
-            </w:r>
-          </w:p>
-          <w:p>
-            <w:pPr>
-              <w:jc w:val="center"/>
-              <w:rPr>
-                <w:sz w:val="20"/>
-                <w:szCs w:val="20"/>
-              </w:rPr>
-            </w:pPr>
-            <w:r>
-              <w:rPr>
-                <w:sz w:val="20"/>
-                <w:szCs w:val="20"/>
-              </w:rPr>
-              <w:t xml:space="preserve">Restituisce </w:t>
-            </w:r>
-            <w:r>
-              <w:rPr>
-                <w:sz w:val="20"/>
-                <w:szCs w:val="20"/>
-              </w:rPr>
-              <w:t>false</w:t>
+              <w:t>ISE**</w:t>
             </w:r>
           </w:p>
         </w:tc>
@@ -16223,7 +16048,7 @@
                 <w:sz w:val="20"/>
                 <w:szCs w:val="20"/>
               </w:rPr>
-              <w:t>5</w:t>
+              <w:t>6</w:t>
             </w:r>
           </w:p>
         </w:tc>
@@ -16245,364 +16070,7 @@
                 <w:sz w:val="20"/>
                 <w:szCs w:val="20"/>
               </w:rPr>
-              <w:t>&gt; 0</w:t>
-            </w:r>
-          </w:p>
-        </w:tc>
-        <w:tc>
-          <w:tcPr>
-            <w:tcW w:w="1843" w:type="dxa"/>
-            <w:vAlign w:val="center"/>
-          </w:tcPr>
-          <w:p>
-            <w:pPr>
-              <w:jc w:val="center"/>
-              <w:rPr>
-                <w:sz w:val="20"/>
-                <w:szCs w:val="20"/>
-              </w:rPr>
-            </w:pPr>
-            <w:r>
-              <w:rPr>
-                <w:sz w:val="20"/>
-                <w:szCs w:val="20"/>
-              </w:rPr>
-              <w:t>Presente</w:t>
-            </w:r>
-          </w:p>
-        </w:tc>
-        <w:tc>
-          <w:tcPr>
-            <w:tcW w:w="1843" w:type="dxa"/>
-            <w:vAlign w:val="center"/>
-          </w:tcPr>
-          <w:p>
-            <w:pPr>
-              <w:jc w:val="center"/>
-              <w:rPr>
-                <w:sz w:val="20"/>
-                <w:szCs w:val="20"/>
-              </w:rPr>
-            </w:pPr>
-            <w:r>
-              <w:rPr>
-                <w:sz w:val="20"/>
-                <w:szCs w:val="20"/>
-              </w:rPr>
-              <w:t>COMPLETATO</w:t>
-            </w:r>
-          </w:p>
-        </w:tc>
-        <w:tc>
-          <w:tcPr>
-            <w:tcW w:w="2409" w:type="dxa"/>
-            <w:vAlign w:val="center"/>
-          </w:tcPr>
-          <w:p>
-            <w:pPr>
-              <w:jc w:val="center"/>
-              <w:rPr>
-                <w:b/>
-                <w:bCs/>
-                <w:sz w:val="20"/>
-                <w:szCs w:val="20"/>
-              </w:rPr>
-            </w:pPr>
-            <w:r>
-              <w:rPr>
-                <w:b/>
-                <w:bCs/>
-                <w:sz w:val="20"/>
-                <w:szCs w:val="20"/>
-              </w:rPr>
-              <w:t>ISE**</w:t>
-            </w:r>
-          </w:p>
-        </w:tc>
-      </w:tr>
-    </w:tbl>
-    <w:p/>
-    <w:tbl>
-      <w:tblPr>
-        <w:tblStyle w:val="Grigliatabella"/>
-        <w:tblW w:w="9209" w:type="dxa"/>
-        <w:jc w:val="center"/>
-        <w:tblLook w:val="04A0" w:firstRow="1" w:lastRow="0" w:firstColumn="1" w:lastColumn="0" w:noHBand="0" w:noVBand="1"/>
-      </w:tblPr>
-      <w:tblGrid>
-        <w:gridCol w:w="1230"/>
-        <w:gridCol w:w="1884"/>
-        <w:gridCol w:w="1843"/>
-        <w:gridCol w:w="1843"/>
-        <w:gridCol w:w="2409"/>
-      </w:tblGrid>
-      <w:tr>
-        <w:trPr>
-          <w:trHeight w:val="603"/>
-          <w:jc w:val="center"/>
-        </w:trPr>
-        <w:tc>
-          <w:tcPr>
-            <w:tcW w:w="1230" w:type="dxa"/>
-            <w:shd w:val="clear" w:color="auto" w:fill="153D63" w:themeFill="text2" w:themeFillTint="E6"/>
-            <w:vAlign w:val="center"/>
-          </w:tcPr>
-          <w:p>
-            <w:pPr>
-              <w:jc w:val="center"/>
-              <w:rPr>
-                <w:b/>
-                <w:bCs/>
-                <w:sz w:val="20"/>
-                <w:szCs w:val="20"/>
-              </w:rPr>
-            </w:pPr>
-            <w:r>
-              <w:rPr>
-                <w:b/>
-                <w:bCs/>
-                <w:sz w:val="20"/>
-                <w:szCs w:val="20"/>
-              </w:rPr>
-              <w:t>Test frame</w:t>
-            </w:r>
-          </w:p>
-          <w:p>
-            <w:pPr>
-              <w:jc w:val="center"/>
-              <w:rPr>
-                <w:b/>
-                <w:bCs/>
-                <w:sz w:val="20"/>
-                <w:szCs w:val="20"/>
-              </w:rPr>
-            </w:pPr>
-            <w:r>
-              <w:rPr>
-                <w:b/>
-                <w:bCs/>
-                <w:sz w:val="20"/>
-                <w:szCs w:val="20"/>
-              </w:rPr>
-              <w:t>Id</w:t>
-            </w:r>
-          </w:p>
-        </w:tc>
-        <w:tc>
-          <w:tcPr>
-            <w:tcW w:w="1884" w:type="dxa"/>
-            <w:shd w:val="clear" w:color="auto" w:fill="153D63" w:themeFill="text2" w:themeFillTint="E6"/>
-            <w:vAlign w:val="center"/>
-          </w:tcPr>
-          <w:p>
-            <w:pPr>
-              <w:jc w:val="center"/>
-              <w:rPr>
-                <w:b/>
-                <w:bCs/>
-                <w:sz w:val="20"/>
-                <w:szCs w:val="20"/>
-              </w:rPr>
-            </w:pPr>
-            <w:r>
-              <w:rPr>
-                <w:b/>
-                <w:bCs/>
-                <w:sz w:val="20"/>
-                <w:szCs w:val="20"/>
-              </w:rPr>
-              <w:t>Input (Dipendente)</w:t>
-            </w:r>
-          </w:p>
-        </w:tc>
-        <w:tc>
-          <w:tcPr>
-            <w:tcW w:w="1843" w:type="dxa"/>
-            <w:shd w:val="clear" w:color="auto" w:fill="153D63" w:themeFill="text2" w:themeFillTint="E6"/>
-            <w:vAlign w:val="center"/>
-          </w:tcPr>
-          <w:p>
-            <w:pPr>
-              <w:jc w:val="center"/>
-              <w:rPr>
-                <w:b/>
-                <w:bCs/>
-                <w:sz w:val="20"/>
-                <w:szCs w:val="20"/>
-              </w:rPr>
-            </w:pPr>
-            <w:r>
-              <w:rPr>
-                <w:b/>
-                <w:bCs/>
-                <w:sz w:val="20"/>
-                <w:szCs w:val="20"/>
-              </w:rPr>
-              <w:t>Stato DB</w:t>
-            </w:r>
-          </w:p>
-          <w:p>
-            <w:pPr>
-              <w:jc w:val="center"/>
-              <w:rPr>
-                <w:b/>
-                <w:bCs/>
-                <w:sz w:val="20"/>
-                <w:szCs w:val="20"/>
-              </w:rPr>
-            </w:pPr>
-            <w:r>
-              <w:rPr>
-                <w:b/>
-                <w:bCs/>
-                <w:sz w:val="20"/>
-                <w:szCs w:val="20"/>
-              </w:rPr>
-              <w:t>(esistenza)</w:t>
-            </w:r>
-          </w:p>
-        </w:tc>
-        <w:tc>
-          <w:tcPr>
-            <w:tcW w:w="1843" w:type="dxa"/>
-            <w:shd w:val="clear" w:color="auto" w:fill="153D63" w:themeFill="text2" w:themeFillTint="E6"/>
-            <w:vAlign w:val="center"/>
-          </w:tcPr>
-          <w:p>
-            <w:pPr>
-              <w:jc w:val="center"/>
-              <w:rPr>
-                <w:b/>
-                <w:bCs/>
-                <w:sz w:val="20"/>
-                <w:szCs w:val="20"/>
-              </w:rPr>
-            </w:pPr>
-            <w:r>
-              <w:rPr>
-                <w:b/>
-                <w:bCs/>
-                <w:sz w:val="20"/>
-                <w:szCs w:val="20"/>
-              </w:rPr>
-              <w:t>Stato del DB</w:t>
-            </w:r>
-          </w:p>
-          <w:p>
-            <w:pPr>
-              <w:jc w:val="center"/>
-              <w:rPr>
-                <w:b/>
-                <w:bCs/>
-                <w:sz w:val="20"/>
-                <w:szCs w:val="20"/>
-              </w:rPr>
-            </w:pPr>
-            <w:r>
-              <w:rPr>
-                <w:b/>
-                <w:bCs/>
-                <w:sz w:val="20"/>
-                <w:szCs w:val="20"/>
-              </w:rPr>
-              <w:t>(status corrente)</w:t>
-            </w:r>
-          </w:p>
-        </w:tc>
-        <w:tc>
-          <w:tcPr>
-            <w:tcW w:w="2409" w:type="dxa"/>
-            <w:shd w:val="clear" w:color="auto" w:fill="FFC000"/>
-            <w:vAlign w:val="center"/>
-          </w:tcPr>
-          <w:p>
-            <w:pPr>
-              <w:jc w:val="center"/>
-              <w:rPr>
-                <w:b/>
-                <w:bCs/>
-                <w:sz w:val="20"/>
-                <w:szCs w:val="20"/>
-              </w:rPr>
-            </w:pPr>
-            <w:r>
-              <w:rPr>
-                <w:b/>
-                <w:bCs/>
-                <w:sz w:val="20"/>
-                <w:szCs w:val="20"/>
-              </w:rPr>
-              <w:t>Oracolo</w:t>
-            </w:r>
-          </w:p>
-        </w:tc>
-      </w:tr>
-      <w:tr>
-        <w:trPr>
-          <w:trHeight w:val="740"/>
-          <w:jc w:val="center"/>
-        </w:trPr>
-        <w:tc>
-          <w:tcPr>
-            <w:tcW w:w="1230" w:type="dxa"/>
-            <w:vAlign w:val="center"/>
-          </w:tcPr>
-          <w:p>
-            <w:pPr>
-              <w:jc w:val="center"/>
-              <w:rPr>
-                <w:b/>
-                <w:bCs/>
-                <w:sz w:val="20"/>
-                <w:szCs w:val="20"/>
-              </w:rPr>
-            </w:pPr>
-            <w:r>
-              <w:rPr>
-                <w:b/>
-                <w:bCs/>
-                <w:sz w:val="20"/>
-                <w:szCs w:val="20"/>
-              </w:rPr>
-              <w:t>TF_</w:t>
-            </w:r>
-            <w:r>
-              <w:rPr>
-                <w:b/>
-                <w:bCs/>
-                <w:sz w:val="20"/>
-                <w:szCs w:val="20"/>
-              </w:rPr>
-              <w:t>6</w:t>
-            </w:r>
-          </w:p>
-        </w:tc>
-        <w:tc>
-          <w:tcPr>
-            <w:tcW w:w="1884" w:type="dxa"/>
-            <w:vAlign w:val="center"/>
-          </w:tcPr>
-          <w:p>
-            <w:pPr>
-              <w:jc w:val="center"/>
-              <w:rPr>
-                <w:sz w:val="20"/>
-                <w:szCs w:val="20"/>
-              </w:rPr>
-            </w:pPr>
-            <w:r>
-              <w:rPr>
-                <w:sz w:val="20"/>
-                <w:szCs w:val="20"/>
-              </w:rPr>
-              <w:t>≤</w:t>
-            </w:r>
-            <w:r>
-              <w:rPr>
-                <w:sz w:val="20"/>
-                <w:szCs w:val="20"/>
-              </w:rPr>
-              <w:t xml:space="preserve"> 0</w:t>
+              <w:t>≤ 0</w:t>
             </w:r>
           </w:p>
         </w:tc>
@@ -16712,37 +16180,13 @@
           <w:color w:val="5A5A5A" w:themeColor="text1" w:themeTint="A5"/>
         </w:rPr>
       </w:pPr>
-      <w:proofErr w:type="spellStart"/>
       <w:r>
         <w:rPr>
           <w:rStyle w:val="Riferimentodelicato"/>
           <w:rFonts w:ascii="Aptos Display" w:eastAsia="KaiTi" w:hAnsi="Aptos Display" w:cs="Times New Roman"/>
         </w:rPr>
-        <w:lastRenderedPageBreak/>
-        <w:t>compelta</w:t>
+        <w:t>compeltaTask</w:t>
       </w:r>
-      <w:r>
-        <w:rPr>
-          <w:rStyle w:val="Riferimentodelicato"/>
-          <w:rFonts w:ascii="Aptos Display" w:eastAsia="KaiTi" w:hAnsi="Aptos Display" w:cs="Times New Roman"/>
-        </w:rPr>
-        <w:t>T</w:t>
-      </w:r>
-      <w:r>
-        <w:rPr>
-          <w:rStyle w:val="Riferimentodelicato"/>
-          <w:rFonts w:ascii="Aptos Display" w:eastAsia="KaiTi" w:hAnsi="Aptos Display" w:cs="Times New Roman"/>
-        </w:rPr>
-        <w:t>a</w:t>
-      </w:r>
-      <w:r>
-        <w:rPr>
-          <w:rStyle w:val="Riferimentodelicato"/>
-          <w:rFonts w:ascii="Aptos Display" w:eastAsia="KaiTi" w:hAnsi="Aptos Display" w:cs="Times New Roman"/>
-        </w:rPr>
-        <w:t>sk</w:t>
-      </w:r>
-      <w:proofErr w:type="spellEnd"/>
     </w:p>
     <w:tbl>
       <w:tblPr>
@@ -16790,10 +16234,7 @@
               <w:jc w:val="center"/>
             </w:pPr>
             <w:r>
-              <w:t>TPST_</w:t>
-            </w:r>
-            <w:r>
-              <w:t>3</w:t>
+              <w:t>TPST_3</w:t>
             </w:r>
           </w:p>
         </w:tc>
@@ -16868,15 +16309,7 @@
         </w:numPr>
       </w:pPr>
       <w:r>
-        <w:t xml:space="preserve">Vengono inseriti nel test </w:t>
-      </w:r>
-      <w:proofErr w:type="spellStart"/>
-      <w:r>
-        <w:t>unit</w:t>
-      </w:r>
-      <w:proofErr w:type="spellEnd"/>
-      <w:r>
-        <w:t xml:space="preserve"> i seguenti parametri, separati per test frame e risultato atteso</w:t>
+        <w:t>Vengono inseriti nel test unit i seguenti parametri, separati per test frame e risultato atteso</w:t>
       </w:r>
     </w:p>
     <w:p>
@@ -16973,27 +16406,7 @@
                 <w:sz w:val="20"/>
                 <w:szCs w:val="20"/>
               </w:rPr>
-              <w:t>Input (</w:t>
-            </w:r>
-            <w:proofErr w:type="spellStart"/>
-            <w:r>
-              <w:rPr>
-                <w:b/>
-                <w:bCs/>
-                <w:sz w:val="20"/>
-                <w:szCs w:val="20"/>
-              </w:rPr>
-              <w:t>taskId</w:t>
-            </w:r>
-            <w:proofErr w:type="spellEnd"/>
-            <w:r>
-              <w:rPr>
-                <w:b/>
-                <w:bCs/>
-                <w:sz w:val="20"/>
-                <w:szCs w:val="20"/>
-              </w:rPr>
-              <w:t>)</w:t>
+              <w:t>Input (taskId)</w:t>
             </w:r>
           </w:p>
         </w:tc>
@@ -17255,17 +16668,8 @@
                 <w:sz w:val="20"/>
                 <w:szCs w:val="20"/>
               </w:rPr>
-              <w:t xml:space="preserve">Restituisce </w:t>
-            </w:r>
-            <w:proofErr w:type="spellStart"/>
-            <w:r>
-              <w:rPr>
-                <w:sz w:val="20"/>
-                <w:szCs w:val="20"/>
-              </w:rPr>
-              <w:t>true</w:t>
-            </w:r>
-            <w:proofErr w:type="spellEnd"/>
+              <w:t>Restituisce true</w:t>
+            </w:r>
           </w:p>
           <w:p>
             <w:pPr>
@@ -17376,27 +16780,7 @@
                 <w:sz w:val="20"/>
                 <w:szCs w:val="20"/>
               </w:rPr>
-              <w:t>Input (</w:t>
-            </w:r>
-            <w:proofErr w:type="spellStart"/>
-            <w:r>
-              <w:rPr>
-                <w:b/>
-                <w:bCs/>
-                <w:sz w:val="20"/>
-                <w:szCs w:val="20"/>
-              </w:rPr>
-              <w:t>taskId</w:t>
-            </w:r>
-            <w:proofErr w:type="spellEnd"/>
-            <w:r>
-              <w:rPr>
-                <w:b/>
-                <w:bCs/>
-                <w:sz w:val="20"/>
-                <w:szCs w:val="20"/>
-              </w:rPr>
-              <w:t>)</w:t>
+              <w:t>Input (taskId)</w:t>
             </w:r>
           </w:p>
         </w:tc>
@@ -17602,7 +16986,14 @@
                 <w:sz w:val="20"/>
                 <w:szCs w:val="20"/>
               </w:rPr>
-              <w:t xml:space="preserve">Presente  </w:t>
+              <w:t>assente</w:t>
+            </w:r>
+            <w:r>
+              <w:rPr>
+                <w:sz w:val="20"/>
+                <w:szCs w:val="20"/>
+              </w:rPr>
+              <w:t xml:space="preserve">  </w:t>
             </w:r>
           </w:p>
         </w:tc>
@@ -17666,37 +17057,23 @@
                 <w:sz w:val="20"/>
                 <w:szCs w:val="20"/>
               </w:rPr>
-              <w:t xml:space="preserve">Restituisce </w:t>
-            </w:r>
-            <w:r>
-              <w:rPr>
-                <w:sz w:val="20"/>
-                <w:szCs w:val="20"/>
-              </w:rPr>
-              <w:t>false</w:t>
-            </w:r>
-          </w:p>
-          <w:p>
-            <w:pPr>
-              <w:jc w:val="center"/>
-              <w:rPr>
-                <w:sz w:val="20"/>
-                <w:szCs w:val="20"/>
-              </w:rPr>
-            </w:pPr>
-            <w:r>
-              <w:rPr>
-                <w:sz w:val="20"/>
-                <w:szCs w:val="20"/>
-              </w:rPr>
-              <w:t>(</w:t>
-            </w:r>
-            <w:r>
-              <w:rPr>
-                <w:sz w:val="20"/>
-                <w:szCs w:val="20"/>
-              </w:rPr>
-              <w:t>nessuna modifica)</w:t>
+              <w:t>Restituisce false</w:t>
+            </w:r>
+          </w:p>
+          <w:p>
+            <w:pPr>
+              <w:jc w:val="center"/>
+              <w:rPr>
+                <w:sz w:val="20"/>
+                <w:szCs w:val="20"/>
+              </w:rPr>
+            </w:pPr>
+            <w:r>
+              <w:rPr>
+                <w:sz w:val="20"/>
+                <w:szCs w:val="20"/>
+              </w:rPr>
+              <w:t>(nessuna modifica)</w:t>
             </w:r>
           </w:p>
         </w:tc>
@@ -17745,6 +17122,7 @@
                 <w:sz w:val="20"/>
                 <w:szCs w:val="20"/>
               </w:rPr>
+              <w:lastRenderedPageBreak/>
               <w:t>Test frame</w:t>
             </w:r>
           </w:p>
@@ -17792,27 +17170,7 @@
                 <w:sz w:val="20"/>
                 <w:szCs w:val="20"/>
               </w:rPr>
-              <w:t>Input (</w:t>
-            </w:r>
-            <w:proofErr w:type="spellStart"/>
-            <w:r>
-              <w:rPr>
-                <w:b/>
-                <w:bCs/>
-                <w:sz w:val="20"/>
-                <w:szCs w:val="20"/>
-              </w:rPr>
-              <w:t>taskId</w:t>
-            </w:r>
-            <w:proofErr w:type="spellEnd"/>
-            <w:r>
-              <w:rPr>
-                <w:b/>
-                <w:bCs/>
-                <w:sz w:val="20"/>
-                <w:szCs w:val="20"/>
-              </w:rPr>
-              <w:t>)</w:t>
+              <w:t>Input (taskId)</w:t>
             </w:r>
           </w:p>
         </w:tc>
@@ -18040,7 +17398,7 @@
                 <w:sz w:val="20"/>
                 <w:szCs w:val="20"/>
               </w:rPr>
-              <w:t>IN_ESECUZIONE</w:t>
+              <w:t>COMPLETATO</w:t>
             </w:r>
           </w:p>
         </w:tc>
@@ -18160,27 +17518,7 @@
                 <w:sz w:val="20"/>
                 <w:szCs w:val="20"/>
               </w:rPr>
-              <w:t>Input (</w:t>
-            </w:r>
-            <w:proofErr w:type="spellStart"/>
-            <w:r>
-              <w:rPr>
-                <w:b/>
-                <w:bCs/>
-                <w:sz w:val="20"/>
-                <w:szCs w:val="20"/>
-              </w:rPr>
-              <w:t>taskId</w:t>
-            </w:r>
-            <w:proofErr w:type="spellEnd"/>
-            <w:r>
-              <w:rPr>
-                <w:b/>
-                <w:bCs/>
-                <w:sz w:val="20"/>
-                <w:szCs w:val="20"/>
-              </w:rPr>
-              <w:t>)</w:t>
+              <w:t>Input (taskId)</w:t>
             </w:r>
           </w:p>
         </w:tc>
@@ -18333,7 +17671,16 @@
                 <w:sz w:val="20"/>
                 <w:szCs w:val="20"/>
               </w:rPr>
-              <w:t>TF_5</w:t>
+              <w:t>TF_</w:t>
+            </w:r>
+            <w:r>
+              <w:rPr>
+                <w:b/>
+                <w:bCs/>
+                <w:sz w:val="20"/>
+                <w:szCs w:val="20"/>
+              </w:rPr>
+              <w:t>4</w:t>
             </w:r>
           </w:p>
         </w:tc>
@@ -20123,7 +19470,6 @@
     <w:next w:val="Normale"/>
     <w:link w:val="Titolo2Carattere"/>
     <w:uiPriority w:val="9"/>
-    <w:semiHidden/>
     <w:unhideWhenUsed/>
     <w:qFormat/>
     <w:rsid w:val="002155D1"/>
@@ -20146,7 +19492,6 @@
     <w:next w:val="Normale"/>
     <w:link w:val="Titolo3Carattere"/>
     <w:uiPriority w:val="9"/>
-    <w:semiHidden/>
     <w:unhideWhenUsed/>
     <w:qFormat/>
     <w:rsid w:val="002155D1"/>
@@ -20298,7 +19643,6 @@
   <w:style w:type="character" w:default="1" w:styleId="Carpredefinitoparagrafo">
     <w:name w:val="Default Paragraph Font"/>
     <w:uiPriority w:val="1"/>
-    <w:semiHidden/>
     <w:unhideWhenUsed/>
   </w:style>
   <w:style w:type="table" w:default="1" w:styleId="Tabellanormale">
@@ -20340,7 +19684,6 @@
     <w:basedOn w:val="Carpredefinitoparagrafo"/>
     <w:link w:val="Titolo2"/>
     <w:uiPriority w:val="9"/>
-    <w:semiHidden/>
     <w:rsid w:val="002155D1"/>
     <w:rPr>
       <w:rFonts w:asciiTheme="majorHAnsi" w:eastAsiaTheme="majorEastAsia" w:hAnsiTheme="majorHAnsi" w:cstheme="majorBidi"/>
@@ -20354,7 +19697,6 @@
     <w:basedOn w:val="Carpredefinitoparagrafo"/>
     <w:link w:val="Titolo3"/>
     <w:uiPriority w:val="9"/>
-    <w:semiHidden/>
     <w:rsid w:val="002155D1"/>
     <w:rPr>
       <w:rFonts w:eastAsiaTheme="majorEastAsia" w:cstheme="majorBidi"/>

--- a/Workspace/Testing/Test plan/punti singoli/TestPlan_specifications/Test_plan_specifications_TaskService.docx
+++ b/Workspace/Testing/Test plan/punti singoli/TestPlan_specifications/Test_plan_specifications_TaskService.docx
@@ -27,8 +27,16 @@
         <w:rPr>
           <w:lang w:val="en-GB"/>
         </w:rPr>
-        <w:t>Test cases per TaskCommonService</w:t>
+        <w:t xml:space="preserve">Test cases per </w:t>
       </w:r>
+      <w:proofErr w:type="spellStart"/>
+      <w:r>
+        <w:rPr>
+          <w:lang w:val="en-GB"/>
+        </w:rPr>
+        <w:t>TaskCommonService</w:t>
+      </w:r>
+      <w:proofErr w:type="spellEnd"/>
     </w:p>
     <w:p>
       <w:pPr>
@@ -39,7 +47,23 @@
     </w:p>
     <w:p>
       <w:r>
-        <w:t>In questa sezione analizziamo i test cases per il TaskCommonService definiti nel test plan.</w:t>
+        <w:t xml:space="preserve">In questa sezione analizziamo i test </w:t>
+      </w:r>
+      <w:proofErr w:type="spellStart"/>
+      <w:r>
+        <w:t>cases</w:t>
+      </w:r>
+      <w:proofErr w:type="spellEnd"/>
+      <w:r>
+        <w:t xml:space="preserve"> per il </w:t>
+      </w:r>
+      <w:proofErr w:type="spellStart"/>
+      <w:r>
+        <w:t>TaskCommonService</w:t>
+      </w:r>
+      <w:proofErr w:type="spellEnd"/>
+      <w:r>
+        <w:t xml:space="preserve"> definiti nel test plan.</w:t>
       </w:r>
     </w:p>
     <w:p>
@@ -56,10 +80,108 @@
         <w:t>*</w:t>
       </w:r>
       <w:r>
-        <w:t>(IllegalArgumentException) | **(IllegalStateException)</w:t>
+        <w:t>(</w:t>
+      </w:r>
+      <w:proofErr w:type="spellStart"/>
+      <w:r>
+        <w:t>IllegalArgumentException</w:t>
+      </w:r>
+      <w:proofErr w:type="spellEnd"/>
+      <w:r>
+        <w:t>) | **(</w:t>
+      </w:r>
+      <w:proofErr w:type="spellStart"/>
+      <w:r>
+        <w:t>IllegalStateException</w:t>
+      </w:r>
+      <w:proofErr w:type="spellEnd"/>
+      <w:r>
+        <w:t>)</w:t>
       </w:r>
     </w:p>
-    <w:p/>
+    <w:p>
+      <w:r>
+        <w:t xml:space="preserve">Precondizione classe di test: </w:t>
+      </w:r>
+    </w:p>
+    <w:p>
+      <w:pPr>
+        <w:pStyle w:val="Paragrafoelenco"/>
+        <w:numPr>
+          <w:ilvl w:val="0"/>
+          <w:numId w:val="15"/>
+        </w:numPr>
+      </w:pPr>
+      <w:r>
+        <w:t xml:space="preserve">Creare </w:t>
+      </w:r>
+      <w:proofErr w:type="spellStart"/>
+      <w:r>
+        <w:t>mock</w:t>
+      </w:r>
+      <w:proofErr w:type="spellEnd"/>
+      <w:r>
+        <w:t xml:space="preserve"> per </w:t>
+      </w:r>
+      <w:proofErr w:type="spellStart"/>
+      <w:r>
+        <w:t>taskDAO</w:t>
+      </w:r>
+      <w:proofErr w:type="spellEnd"/>
+      <w:r>
+        <w:t>, per simulare la risposta da parte del DAO alle invocazioni della classe sotto test.</w:t>
+      </w:r>
+    </w:p>
+    <w:p>
+      <w:pPr>
+        <w:pStyle w:val="Paragrafoelenco"/>
+        <w:numPr>
+          <w:ilvl w:val="0"/>
+          <w:numId w:val="15"/>
+        </w:numPr>
+      </w:pPr>
+      <w:r>
+        <w:t xml:space="preserve">Creare </w:t>
+      </w:r>
+      <w:proofErr w:type="spellStart"/>
+      <w:r>
+        <w:t>mock</w:t>
+      </w:r>
+      <w:proofErr w:type="spellEnd"/>
+      <w:r>
+        <w:t xml:space="preserve"> per </w:t>
+      </w:r>
+      <w:proofErr w:type="spellStart"/>
+      <w:r>
+        <w:t>persistenceService</w:t>
+      </w:r>
+      <w:proofErr w:type="spellEnd"/>
+      <w:r>
+        <w:t xml:space="preserve">: viene utilizzata </w:t>
+      </w:r>
+      <w:r>
+        <w:t xml:space="preserve">per ottenere la corretta </w:t>
+      </w:r>
+      <w:r>
+        <w:t xml:space="preserve">istanziazione del </w:t>
+      </w:r>
+      <w:proofErr w:type="spellStart"/>
+      <w:r>
+        <w:t>mock</w:t>
+      </w:r>
+      <w:proofErr w:type="spellEnd"/>
+      <w:r>
+        <w:t xml:space="preserve"> di </w:t>
+      </w:r>
+      <w:proofErr w:type="spellStart"/>
+      <w:r>
+        <w:t>taskDAO</w:t>
+      </w:r>
+      <w:proofErr w:type="spellEnd"/>
+      <w:r>
+        <w:t>.</w:t>
+      </w:r>
+    </w:p>
     <w:p/>
     <w:p>
       <w:pPr>
@@ -74,6 +196,7 @@
           <w:color w:val="5A5A5A" w:themeColor="text1" w:themeTint="A5"/>
         </w:rPr>
       </w:pPr>
+      <w:proofErr w:type="spellStart"/>
       <w:r>
         <w:rPr>
           <w:rStyle w:val="Riferimentodelicato"/>
@@ -81,6 +204,7 @@
         </w:rPr>
         <w:t>getTask</w:t>
       </w:r>
+      <w:proofErr w:type="spellEnd"/>
     </w:p>
     <w:tbl>
       <w:tblPr>
@@ -163,7 +287,11 @@
             <w:tcW w:w="4023" w:type="dxa"/>
             <w:gridSpan w:val="2"/>
           </w:tcPr>
-          <w:p/>
+          <w:p>
+            <w:r>
+              <w:t>Deve essere inizializzato un oggetto di tipo Task</w:t>
+            </w:r>
+          </w:p>
         </w:tc>
       </w:tr>
       <w:tr>
@@ -203,7 +331,15 @@
         </w:numPr>
       </w:pPr>
       <w:r>
-        <w:t>Vengono inseriti nel test unit i seguenti parametri, separati per test frame e risultato atteso</w:t>
+        <w:t xml:space="preserve">Vengono inseriti nel test </w:t>
+      </w:r>
+      <w:proofErr w:type="spellStart"/>
+      <w:r>
+        <w:t>unit</w:t>
+      </w:r>
+      <w:proofErr w:type="spellEnd"/>
+      <w:r>
+        <w:t xml:space="preserve"> i seguenti parametri, separati per test frame e risultato atteso</w:t>
       </w:r>
     </w:p>
     <w:p>
@@ -299,7 +435,27 @@
                 <w:sz w:val="20"/>
                 <w:szCs w:val="20"/>
               </w:rPr>
-              <w:t>Input (taskId)</w:t>
+              <w:t>Input (</w:t>
+            </w:r>
+            <w:proofErr w:type="spellStart"/>
+            <w:r>
+              <w:rPr>
+                <w:b/>
+                <w:bCs/>
+                <w:sz w:val="20"/>
+                <w:szCs w:val="20"/>
+              </w:rPr>
+              <w:t>taskId</w:t>
+            </w:r>
+            <w:proofErr w:type="spellEnd"/>
+            <w:r>
+              <w:rPr>
+                <w:b/>
+                <w:bCs/>
+                <w:sz w:val="20"/>
+                <w:szCs w:val="20"/>
+              </w:rPr>
+              <w:t>)</w:t>
             </w:r>
           </w:p>
         </w:tc>
@@ -571,7 +727,27 @@
                 <w:sz w:val="20"/>
                 <w:szCs w:val="20"/>
               </w:rPr>
-              <w:t>Input (taskId)</w:t>
+              <w:t>Input (</w:t>
+            </w:r>
+            <w:proofErr w:type="spellStart"/>
+            <w:r>
+              <w:rPr>
+                <w:b/>
+                <w:bCs/>
+                <w:sz w:val="20"/>
+                <w:szCs w:val="20"/>
+              </w:rPr>
+              <w:t>taskId</w:t>
+            </w:r>
+            <w:proofErr w:type="spellEnd"/>
+            <w:r>
+              <w:rPr>
+                <w:b/>
+                <w:bCs/>
+                <w:sz w:val="20"/>
+                <w:szCs w:val="20"/>
+              </w:rPr>
+              <w:t>)</w:t>
             </w:r>
           </w:p>
         </w:tc>
@@ -748,8 +924,17 @@
                 <w:sz w:val="20"/>
                 <w:szCs w:val="20"/>
               </w:rPr>
-              <w:t>Ritorna null</w:t>
-            </w:r>
+              <w:t xml:space="preserve">Ritorna </w:t>
+            </w:r>
+            <w:proofErr w:type="spellStart"/>
+            <w:r>
+              <w:rPr>
+                <w:sz w:val="20"/>
+                <w:szCs w:val="20"/>
+              </w:rPr>
+              <w:t>null</w:t>
+            </w:r>
+            <w:proofErr w:type="spellEnd"/>
           </w:p>
           <w:p>
             <w:pPr>
@@ -805,6 +990,7 @@
                 <w:sz w:val="20"/>
                 <w:szCs w:val="20"/>
               </w:rPr>
+              <w:lastRenderedPageBreak/>
               <w:t>Test frame</w:t>
             </w:r>
           </w:p>
@@ -852,7 +1038,27 @@
                 <w:sz w:val="20"/>
                 <w:szCs w:val="20"/>
               </w:rPr>
-              <w:t>Input (taskId)</w:t>
+              <w:t>Input (</w:t>
+            </w:r>
+            <w:proofErr w:type="spellStart"/>
+            <w:r>
+              <w:rPr>
+                <w:b/>
+                <w:bCs/>
+                <w:sz w:val="20"/>
+                <w:szCs w:val="20"/>
+              </w:rPr>
+              <w:t>taskId</w:t>
+            </w:r>
+            <w:proofErr w:type="spellEnd"/>
+            <w:r>
+              <w:rPr>
+                <w:b/>
+                <w:bCs/>
+                <w:sz w:val="20"/>
+                <w:szCs w:val="20"/>
+              </w:rPr>
+              <w:t>)</w:t>
             </w:r>
           </w:p>
         </w:tc>
@@ -1026,6 +1232,20 @@
         </w:tc>
       </w:tr>
     </w:tbl>
+    <w:p>
+      <w:pPr>
+        <w:pStyle w:val="Sottotitolo"/>
+        <w:numPr>
+          <w:ilvl w:val="0"/>
+          <w:numId w:val="0"/>
+        </w:numPr>
+        <w:ind w:left="720"/>
+        <w:rPr>
+          <w:rStyle w:val="Riferimentodelicato"/>
+          <w:rFonts w:ascii="Aptos Display" w:eastAsia="KaiTi" w:hAnsi="Aptos Display" w:cs="Times New Roman"/>
+        </w:rPr>
+      </w:pPr>
+    </w:p>
     <w:p>
       <w:pPr>
         <w:pStyle w:val="Sottotitolo"/>
@@ -1039,14 +1259,15 @@
           <w:color w:val="5A5A5A" w:themeColor="text1" w:themeTint="A5"/>
         </w:rPr>
       </w:pPr>
+      <w:proofErr w:type="spellStart"/>
       <w:r>
         <w:rPr>
           <w:rStyle w:val="Riferimentodelicato"/>
           <w:rFonts w:ascii="Aptos Display" w:eastAsia="KaiTi" w:hAnsi="Aptos Display" w:cs="Times New Roman"/>
         </w:rPr>
-        <w:lastRenderedPageBreak/>
         <w:t>holdTask</w:t>
       </w:r>
+      <w:proofErr w:type="spellEnd"/>
     </w:p>
     <w:tbl>
       <w:tblPr>
@@ -1132,7 +1353,11 @@
             <w:tcW w:w="4023" w:type="dxa"/>
             <w:gridSpan w:val="2"/>
           </w:tcPr>
-          <w:p/>
+          <w:p>
+            <w:r>
+              <w:t>Deve essere inizializzato un oggetto di tipo Task</w:t>
+            </w:r>
+          </w:p>
         </w:tc>
       </w:tr>
       <w:tr>
@@ -1172,7 +1397,15 @@
         </w:numPr>
       </w:pPr>
       <w:r>
-        <w:t>Vengono inseriti nel test unit i seguenti parametri, separati per test frame e risultato atteso</w:t>
+        <w:t xml:space="preserve">Vengono inseriti nel test </w:t>
+      </w:r>
+      <w:proofErr w:type="spellStart"/>
+      <w:r>
+        <w:t>unit</w:t>
+      </w:r>
+      <w:proofErr w:type="spellEnd"/>
+      <w:r>
+        <w:t xml:space="preserve"> i seguenti parametri, separati per test frame e risultato atteso</w:t>
       </w:r>
     </w:p>
     <w:p>
@@ -1269,7 +1502,27 @@
                 <w:sz w:val="20"/>
                 <w:szCs w:val="20"/>
               </w:rPr>
-              <w:t>Input (taskId)</w:t>
+              <w:t>Input (</w:t>
+            </w:r>
+            <w:proofErr w:type="spellStart"/>
+            <w:r>
+              <w:rPr>
+                <w:b/>
+                <w:bCs/>
+                <w:sz w:val="20"/>
+                <w:szCs w:val="20"/>
+              </w:rPr>
+              <w:t>taskId</w:t>
+            </w:r>
+            <w:proofErr w:type="spellEnd"/>
+            <w:r>
+              <w:rPr>
+                <w:b/>
+                <w:bCs/>
+                <w:sz w:val="20"/>
+                <w:szCs w:val="20"/>
+              </w:rPr>
+              <w:t>)</w:t>
             </w:r>
           </w:p>
         </w:tc>
@@ -1506,8 +1759,17 @@
                 <w:sz w:val="20"/>
                 <w:szCs w:val="20"/>
               </w:rPr>
-              <w:t>Ritorna true</w:t>
-            </w:r>
+              <w:t xml:space="preserve">Ritorna </w:t>
+            </w:r>
+            <w:proofErr w:type="spellStart"/>
+            <w:r>
+              <w:rPr>
+                <w:sz w:val="20"/>
+                <w:szCs w:val="20"/>
+              </w:rPr>
+              <w:t>true</w:t>
+            </w:r>
+            <w:proofErr w:type="spellEnd"/>
           </w:p>
           <w:p>
             <w:pPr>
@@ -1627,7 +1889,27 @@
                 <w:sz w:val="20"/>
                 <w:szCs w:val="20"/>
               </w:rPr>
-              <w:t>Input (taskId)</w:t>
+              <w:t>Input (</w:t>
+            </w:r>
+            <w:proofErr w:type="spellStart"/>
+            <w:r>
+              <w:rPr>
+                <w:b/>
+                <w:bCs/>
+                <w:sz w:val="20"/>
+                <w:szCs w:val="20"/>
+              </w:rPr>
+              <w:t>taskId</w:t>
+            </w:r>
+            <w:proofErr w:type="spellEnd"/>
+            <w:r>
+              <w:rPr>
+                <w:b/>
+                <w:bCs/>
+                <w:sz w:val="20"/>
+                <w:szCs w:val="20"/>
+              </w:rPr>
+              <w:t>)</w:t>
             </w:r>
           </w:p>
         </w:tc>
@@ -1880,8 +2162,17 @@
                 <w:sz w:val="20"/>
                 <w:szCs w:val="20"/>
               </w:rPr>
-              <w:t>Ritorna true</w:t>
-            </w:r>
+              <w:t xml:space="preserve">Ritorna </w:t>
+            </w:r>
+            <w:proofErr w:type="spellStart"/>
+            <w:r>
+              <w:rPr>
+                <w:sz w:val="20"/>
+                <w:szCs w:val="20"/>
+              </w:rPr>
+              <w:t>true</w:t>
+            </w:r>
+            <w:proofErr w:type="spellEnd"/>
           </w:p>
           <w:p>
             <w:pPr>
@@ -2001,7 +2292,27 @@
                 <w:sz w:val="20"/>
                 <w:szCs w:val="20"/>
               </w:rPr>
-              <w:t>Input (taskId)</w:t>
+              <w:t>Input (</w:t>
+            </w:r>
+            <w:proofErr w:type="spellStart"/>
+            <w:r>
+              <w:rPr>
+                <w:b/>
+                <w:bCs/>
+                <w:sz w:val="20"/>
+                <w:szCs w:val="20"/>
+              </w:rPr>
+              <w:t>taskId</w:t>
+            </w:r>
+            <w:proofErr w:type="spellEnd"/>
+            <w:r>
+              <w:rPr>
+                <w:b/>
+                <w:bCs/>
+                <w:sz w:val="20"/>
+                <w:szCs w:val="20"/>
+              </w:rPr>
+              <w:t>)</w:t>
             </w:r>
           </w:p>
         </w:tc>
@@ -2384,7 +2695,27 @@
                 <w:sz w:val="20"/>
                 <w:szCs w:val="20"/>
               </w:rPr>
-              <w:t>Input (taskId)</w:t>
+              <w:t>Input (</w:t>
+            </w:r>
+            <w:proofErr w:type="spellStart"/>
+            <w:r>
+              <w:rPr>
+                <w:b/>
+                <w:bCs/>
+                <w:sz w:val="20"/>
+                <w:szCs w:val="20"/>
+              </w:rPr>
+              <w:t>taskId</w:t>
+            </w:r>
+            <w:proofErr w:type="spellEnd"/>
+            <w:r>
+              <w:rPr>
+                <w:b/>
+                <w:bCs/>
+                <w:sz w:val="20"/>
+                <w:szCs w:val="20"/>
+              </w:rPr>
+              <w:t>)</w:t>
             </w:r>
           </w:p>
         </w:tc>
@@ -2677,14 +3008,25 @@
                 <w:szCs w:val="20"/>
               </w:rPr>
             </w:pPr>
-            <w:r>
-              <w:rPr>
-                <w:b/>
-                <w:bCs/>
-                <w:sz w:val="20"/>
-                <w:szCs w:val="20"/>
-              </w:rPr>
-              <w:t>pre-condizione)</w:t>
+            <w:proofErr w:type="gramStart"/>
+            <w:r>
+              <w:rPr>
+                <w:b/>
+                <w:bCs/>
+                <w:sz w:val="20"/>
+                <w:szCs w:val="20"/>
+              </w:rPr>
+              <w:t>pre-condizione</w:t>
+            </w:r>
+            <w:proofErr w:type="gramEnd"/>
+            <w:r>
+              <w:rPr>
+                <w:b/>
+                <w:bCs/>
+                <w:sz w:val="20"/>
+                <w:szCs w:val="20"/>
+              </w:rPr>
+              <w:t>)</w:t>
             </w:r>
           </w:p>
         </w:tc>
@@ -2780,7 +3122,27 @@
                 <w:sz w:val="20"/>
                 <w:szCs w:val="20"/>
               </w:rPr>
-              <w:t>Input (taskId)</w:t>
+              <w:t>Input (</w:t>
+            </w:r>
+            <w:proofErr w:type="spellStart"/>
+            <w:r>
+              <w:rPr>
+                <w:b/>
+                <w:bCs/>
+                <w:sz w:val="20"/>
+                <w:szCs w:val="20"/>
+              </w:rPr>
+              <w:t>taskId</w:t>
+            </w:r>
+            <w:proofErr w:type="spellEnd"/>
+            <w:r>
+              <w:rPr>
+                <w:b/>
+                <w:bCs/>
+                <w:sz w:val="20"/>
+                <w:szCs w:val="20"/>
+              </w:rPr>
+              <w:t>)</w:t>
             </w:r>
           </w:p>
         </w:tc>
@@ -3014,6 +3376,21 @@
         </w:tc>
       </w:tr>
     </w:tbl>
+    <w:p>
+      <w:pPr>
+        <w:pStyle w:val="Sottotitolo"/>
+        <w:numPr>
+          <w:ilvl w:val="0"/>
+          <w:numId w:val="0"/>
+        </w:numPr>
+        <w:ind w:left="720"/>
+        <w:rPr>
+          <w:rStyle w:val="Riferimentodelicato"/>
+          <w:rFonts w:ascii="Aptos Display" w:eastAsia="KaiTi" w:hAnsi="Aptos Display" w:cs="Times New Roman"/>
+        </w:rPr>
+      </w:pPr>
+    </w:p>
+    <w:p/>
     <w:p>
       <w:pPr>
         <w:pStyle w:val="Sottotitolo"/>
@@ -3022,20 +3399,21 @@
           <w:numId w:val="1"/>
         </w:numPr>
         <w:rPr>
+          <w:rStyle w:val="Riferimentodelicato"/>
           <w:rFonts w:ascii="Aptos Display" w:eastAsia="KaiTi" w:hAnsi="Aptos Display" w:cs="Times New Roman"/>
-          <w:smallCaps/>
-          <w:color w:val="5A5A5A" w:themeColor="text1" w:themeTint="A5"/>
         </w:rPr>
       </w:pPr>
+      <w:proofErr w:type="spellStart"/>
       <w:r>
         <w:rPr>
           <w:rStyle w:val="Riferimentodelicato"/>
           <w:rFonts w:ascii="Aptos Display" w:eastAsia="KaiTi" w:hAnsi="Aptos Display" w:cs="Times New Roman"/>
         </w:rPr>
-        <w:lastRenderedPageBreak/>
         <w:t>downloadAllegato</w:t>
       </w:r>
+      <w:proofErr w:type="spellEnd"/>
     </w:p>
+    <w:p/>
     <w:tbl>
       <w:tblPr>
         <w:tblStyle w:val="Grigliatabella"/>
@@ -3157,7 +3535,15 @@
         </w:numPr>
       </w:pPr>
       <w:r>
-        <w:t>Vengono inseriti nel test unit i seguenti parametri, separati per test frame e risultato atteso</w:t>
+        <w:t xml:space="preserve">Vengono inseriti nel test </w:t>
+      </w:r>
+      <w:proofErr w:type="spellStart"/>
+      <w:r>
+        <w:t>unit</w:t>
+      </w:r>
+      <w:proofErr w:type="spellEnd"/>
+      <w:r>
+        <w:t xml:space="preserve"> i seguenti parametri, separati per test frame e risultato atteso</w:t>
       </w:r>
     </w:p>
     <w:tbl>
@@ -3248,7 +3634,27 @@
                 <w:sz w:val="20"/>
                 <w:szCs w:val="20"/>
               </w:rPr>
-              <w:t>Input (taskId)</w:t>
+              <w:t>Input (</w:t>
+            </w:r>
+            <w:proofErr w:type="spellStart"/>
+            <w:r>
+              <w:rPr>
+                <w:b/>
+                <w:bCs/>
+                <w:sz w:val="20"/>
+                <w:szCs w:val="20"/>
+              </w:rPr>
+              <w:t>taskId</w:t>
+            </w:r>
+            <w:proofErr w:type="spellEnd"/>
+            <w:r>
+              <w:rPr>
+                <w:b/>
+                <w:bCs/>
+                <w:sz w:val="20"/>
+                <w:szCs w:val="20"/>
+              </w:rPr>
+              <w:t>)</w:t>
             </w:r>
           </w:p>
         </w:tc>
@@ -3520,7 +3926,27 @@
                 <w:sz w:val="20"/>
                 <w:szCs w:val="20"/>
               </w:rPr>
-              <w:t>Input (taskId)</w:t>
+              <w:t>Input (</w:t>
+            </w:r>
+            <w:proofErr w:type="spellStart"/>
+            <w:r>
+              <w:rPr>
+                <w:b/>
+                <w:bCs/>
+                <w:sz w:val="20"/>
+                <w:szCs w:val="20"/>
+              </w:rPr>
+              <w:t>taskId</w:t>
+            </w:r>
+            <w:proofErr w:type="spellEnd"/>
+            <w:r>
+              <w:rPr>
+                <w:b/>
+                <w:bCs/>
+                <w:sz w:val="20"/>
+                <w:szCs w:val="20"/>
+              </w:rPr>
+              <w:t>)</w:t>
             </w:r>
           </w:p>
         </w:tc>
@@ -3697,8 +4123,17 @@
                 <w:sz w:val="20"/>
                 <w:szCs w:val="20"/>
               </w:rPr>
-              <w:t>Restituisce null</w:t>
-            </w:r>
+              <w:t xml:space="preserve">Restituisce </w:t>
+            </w:r>
+            <w:proofErr w:type="spellStart"/>
+            <w:r>
+              <w:rPr>
+                <w:sz w:val="20"/>
+                <w:szCs w:val="20"/>
+              </w:rPr>
+              <w:t>null</w:t>
+            </w:r>
+            <w:proofErr w:type="spellEnd"/>
           </w:p>
           <w:p>
             <w:pPr>
@@ -3801,7 +4236,27 @@
                 <w:sz w:val="20"/>
                 <w:szCs w:val="20"/>
               </w:rPr>
-              <w:t>Input (taskId)</w:t>
+              <w:t>Input (</w:t>
+            </w:r>
+            <w:proofErr w:type="spellStart"/>
+            <w:r>
+              <w:rPr>
+                <w:b/>
+                <w:bCs/>
+                <w:sz w:val="20"/>
+                <w:szCs w:val="20"/>
+              </w:rPr>
+              <w:t>taskId</w:t>
+            </w:r>
+            <w:proofErr w:type="spellEnd"/>
+            <w:r>
+              <w:rPr>
+                <w:b/>
+                <w:bCs/>
+                <w:sz w:val="20"/>
+                <w:szCs w:val="20"/>
+              </w:rPr>
+              <w:t>)</w:t>
             </w:r>
           </w:p>
         </w:tc>
@@ -3991,19 +4446,188 @@
         <w:pStyle w:val="Sottotitolo"/>
       </w:pPr>
       <w:r>
-        <w:lastRenderedPageBreak/>
-        <w:t>Test cases per il TaskSupervisoreService</w:t>
+        <w:t xml:space="preserve">Test </w:t>
       </w:r>
+      <w:proofErr w:type="spellStart"/>
+      <w:r>
+        <w:t>cases</w:t>
+      </w:r>
+      <w:proofErr w:type="spellEnd"/>
+      <w:r>
+        <w:t xml:space="preserve"> per il </w:t>
+      </w:r>
+      <w:proofErr w:type="spellStart"/>
+      <w:r>
+        <w:t>TaskSupervisoreService</w:t>
+      </w:r>
+      <w:proofErr w:type="spellEnd"/>
     </w:p>
     <w:p/>
     <w:p>
       <w:r>
-        <w:t>Come prima, analizzeremo i test cases relativi al TaskSuperioreService, ovvero la parte che si occupa di gestire i task da un ruolo di supervisore.</w:t>
+        <w:t xml:space="preserve">Come prima, analizzeremo i test </w:t>
+      </w:r>
+      <w:proofErr w:type="spellStart"/>
+      <w:r>
+        <w:t>cases</w:t>
+      </w:r>
+      <w:proofErr w:type="spellEnd"/>
+      <w:r>
+        <w:t xml:space="preserve"> relativi al </w:t>
+      </w:r>
+      <w:proofErr w:type="spellStart"/>
+      <w:r>
+        <w:t>TaskSuperioreService</w:t>
+      </w:r>
+      <w:proofErr w:type="spellEnd"/>
+      <w:r>
+        <w:t>, ovvero la parte che si occupa di gestire i task da un ruolo di supervisore.</w:t>
       </w:r>
     </w:p>
     <w:p>
+      <w:pPr>
+        <w:rPr>
+          <w:lang w:val="en-GB"/>
+        </w:rPr>
+      </w:pPr>
       <w:r>
-        <w:t>*(IlleaglArgument Exception) | **(RuntimeException)</w:t>
+        <w:rPr>
+          <w:lang w:val="en-GB"/>
+        </w:rPr>
+        <w:t>*(</w:t>
+      </w:r>
+      <w:proofErr w:type="spellStart"/>
+      <w:r>
+        <w:rPr>
+          <w:lang w:val="en-GB"/>
+        </w:rPr>
+        <w:t>IlleaglArgument</w:t>
+      </w:r>
+      <w:proofErr w:type="spellEnd"/>
+      <w:r>
+        <w:rPr>
+          <w:lang w:val="en-GB"/>
+        </w:rPr>
+        <w:t xml:space="preserve"> Exception) | **(</w:t>
+      </w:r>
+      <w:proofErr w:type="spellStart"/>
+      <w:r>
+        <w:rPr>
+          <w:lang w:val="en-GB"/>
+        </w:rPr>
+        <w:t>RuntimeException</w:t>
+      </w:r>
+      <w:proofErr w:type="spellEnd"/>
+      <w:r>
+        <w:rPr>
+          <w:lang w:val="en-GB"/>
+        </w:rPr>
+        <w:t>)</w:t>
+      </w:r>
+    </w:p>
+    <w:p>
+      <w:pPr>
+        <w:rPr>
+          <w:lang w:val="en-GB"/>
+        </w:rPr>
+      </w:pPr>
+      <w:proofErr w:type="spellStart"/>
+      <w:r>
+        <w:rPr>
+          <w:lang w:val="en-GB"/>
+        </w:rPr>
+        <w:t>Precondizione</w:t>
+      </w:r>
+      <w:proofErr w:type="spellEnd"/>
+      <w:r>
+        <w:rPr>
+          <w:lang w:val="en-GB"/>
+        </w:rPr>
+        <w:t xml:space="preserve"> </w:t>
+      </w:r>
+      <w:proofErr w:type="spellStart"/>
+      <w:r>
+        <w:rPr>
+          <w:lang w:val="en-GB"/>
+        </w:rPr>
+        <w:t>classe</w:t>
+      </w:r>
+      <w:proofErr w:type="spellEnd"/>
+      <w:r>
+        <w:rPr>
+          <w:lang w:val="en-GB"/>
+        </w:rPr>
+        <w:t xml:space="preserve"> di test: </w:t>
+      </w:r>
+    </w:p>
+    <w:p>
+      <w:pPr>
+        <w:numPr>
+          <w:ilvl w:val="0"/>
+          <w:numId w:val="15"/>
+        </w:numPr>
+      </w:pPr>
+      <w:r>
+        <w:t xml:space="preserve">Creare </w:t>
+      </w:r>
+      <w:proofErr w:type="spellStart"/>
+      <w:r>
+        <w:t>mock</w:t>
+      </w:r>
+      <w:proofErr w:type="spellEnd"/>
+      <w:r>
+        <w:t xml:space="preserve"> per </w:t>
+      </w:r>
+      <w:proofErr w:type="spellStart"/>
+      <w:r>
+        <w:t>taskDAO</w:t>
+      </w:r>
+      <w:proofErr w:type="spellEnd"/>
+      <w:r>
+        <w:t>, per simulare la risposta da parte del DAO alle invocazioni della classe sotto test.</w:t>
+      </w:r>
+    </w:p>
+    <w:p>
+      <w:pPr>
+        <w:numPr>
+          <w:ilvl w:val="0"/>
+          <w:numId w:val="15"/>
+        </w:numPr>
+      </w:pPr>
+      <w:r>
+        <w:t xml:space="preserve">Creare </w:t>
+      </w:r>
+      <w:proofErr w:type="spellStart"/>
+      <w:r>
+        <w:t>mock</w:t>
+      </w:r>
+      <w:proofErr w:type="spellEnd"/>
+      <w:r>
+        <w:t xml:space="preserve"> per </w:t>
+      </w:r>
+      <w:proofErr w:type="spellStart"/>
+      <w:r>
+        <w:t>persistenceService</w:t>
+      </w:r>
+      <w:proofErr w:type="spellEnd"/>
+      <w:r>
+        <w:t xml:space="preserve">: viene utilizzata per ottenere la corretta istanziazione del </w:t>
+      </w:r>
+      <w:proofErr w:type="spellStart"/>
+      <w:r>
+        <w:t>mock</w:t>
+      </w:r>
+      <w:proofErr w:type="spellEnd"/>
+      <w:r>
+        <w:t xml:space="preserve"> di </w:t>
+      </w:r>
+      <w:proofErr w:type="spellStart"/>
+      <w:r>
+        <w:t>taskDAO</w:t>
+      </w:r>
+      <w:proofErr w:type="spellEnd"/>
+      <w:r>
+        <w:t>.</w:t>
       </w:r>
     </w:p>
     <w:p/>
@@ -4020,13 +4644,15 @@
           <w:color w:val="5A5A5A" w:themeColor="text1" w:themeTint="A5"/>
         </w:rPr>
       </w:pPr>
+      <w:proofErr w:type="spellStart"/>
       <w:r>
         <w:rPr>
           <w:rStyle w:val="Riferimentodelicato"/>
           <w:rFonts w:ascii="Aptos Display" w:eastAsia="KaiTi" w:hAnsi="Aptos Display" w:cs="Times New Roman"/>
         </w:rPr>
-        <w:t>downloadAllegato</w:t>
+        <w:t>getAllTaskSup</w:t>
       </w:r>
+      <w:proofErr w:type="spellEnd"/>
     </w:p>
     <w:tbl>
       <w:tblPr>
@@ -4109,7 +4735,19 @@
             <w:tcW w:w="4023" w:type="dxa"/>
             <w:gridSpan w:val="2"/>
           </w:tcPr>
-          <w:p/>
+          <w:p>
+            <w:r>
+              <w:t xml:space="preserve">Deve essere istanziato un oggetto Supervisore e </w:t>
+            </w:r>
+            <w:proofErr w:type="spellStart"/>
+            <w:r>
+              <w:t>unn</w:t>
+            </w:r>
+            <w:proofErr w:type="spellEnd"/>
+            <w:r>
+              <w:t xml:space="preserve"> oggetto Task</w:t>
+            </w:r>
+          </w:p>
         </w:tc>
       </w:tr>
       <w:tr>
@@ -4149,7 +4787,15 @@
         </w:numPr>
       </w:pPr>
       <w:r>
-        <w:t>Vengono inseriti nel test unit i seguenti parametri, separati per test frame e risultato atteso</w:t>
+        <w:t xml:space="preserve">Vengono inseriti nel test </w:t>
+      </w:r>
+      <w:proofErr w:type="spellStart"/>
+      <w:r>
+        <w:t>unit</w:t>
+      </w:r>
+      <w:proofErr w:type="spellEnd"/>
+      <w:r>
+        <w:t xml:space="preserve"> i seguenti parametri, separati per test frame e risultato atteso</w:t>
       </w:r>
     </w:p>
     <w:tbl>
@@ -4438,7 +5084,23 @@
                 <w:sz w:val="20"/>
                 <w:szCs w:val="20"/>
               </w:rPr>
-              <w:t xml:space="preserve">SUPERVISORE/ matr. &gt; 0  </w:t>
+              <w:t xml:space="preserve">SUPERVISORE/ </w:t>
+            </w:r>
+            <w:proofErr w:type="spellStart"/>
+            <w:r>
+              <w:rPr>
+                <w:sz w:val="20"/>
+                <w:szCs w:val="20"/>
+              </w:rPr>
+              <w:t>matr</w:t>
+            </w:r>
+            <w:proofErr w:type="spellEnd"/>
+            <w:r>
+              <w:rPr>
+                <w:sz w:val="20"/>
+                <w:szCs w:val="20"/>
+              </w:rPr>
+              <w:t xml:space="preserve">. &gt; 0  </w:t>
             </w:r>
           </w:p>
         </w:tc>
@@ -4560,6 +5222,7 @@
                 <w:sz w:val="20"/>
                 <w:szCs w:val="20"/>
               </w:rPr>
+              <w:lastRenderedPageBreak/>
               <w:t>Test frame</w:t>
             </w:r>
           </w:p>
@@ -4813,7 +5476,23 @@
                 <w:sz w:val="20"/>
                 <w:szCs w:val="20"/>
               </w:rPr>
-              <w:t xml:space="preserve">SUPERVISORE/ matr. &gt; 0  </w:t>
+              <w:t xml:space="preserve">SUPERVISORE/ </w:t>
+            </w:r>
+            <w:proofErr w:type="spellStart"/>
+            <w:r>
+              <w:rPr>
+                <w:sz w:val="20"/>
+                <w:szCs w:val="20"/>
+              </w:rPr>
+              <w:t>matr</w:t>
+            </w:r>
+            <w:proofErr w:type="spellEnd"/>
+            <w:r>
+              <w:rPr>
+                <w:sz w:val="20"/>
+                <w:szCs w:val="20"/>
+              </w:rPr>
+              <w:t xml:space="preserve">. &gt; 0  </w:t>
             </w:r>
           </w:p>
         </w:tc>
@@ -5166,7 +5845,23 @@
                 <w:sz w:val="20"/>
                 <w:szCs w:val="20"/>
               </w:rPr>
-              <w:t>[null]</w:t>
+              <w:t>[</w:t>
+            </w:r>
+            <w:proofErr w:type="spellStart"/>
+            <w:r>
+              <w:rPr>
+                <w:sz w:val="20"/>
+                <w:szCs w:val="20"/>
+              </w:rPr>
+              <w:t>null</w:t>
+            </w:r>
+            <w:proofErr w:type="spellEnd"/>
+            <w:r>
+              <w:rPr>
+                <w:sz w:val="20"/>
+                <w:szCs w:val="20"/>
+              </w:rPr>
+              <w:t>]</w:t>
             </w:r>
           </w:p>
         </w:tc>
@@ -5331,12 +6026,21 @@
                 <w:szCs w:val="20"/>
               </w:rPr>
             </w:pPr>
-            <w:r>
-              <w:rPr>
-                <w:sz w:val="20"/>
-                <w:szCs w:val="20"/>
-              </w:rPr>
-              <w:t>matr. &gt; 0</w:t>
+            <w:proofErr w:type="spellStart"/>
+            <w:r>
+              <w:rPr>
+                <w:sz w:val="20"/>
+                <w:szCs w:val="20"/>
+              </w:rPr>
+              <w:t>matr</w:t>
+            </w:r>
+            <w:proofErr w:type="spellEnd"/>
+            <w:r>
+              <w:rPr>
+                <w:sz w:val="20"/>
+                <w:szCs w:val="20"/>
+              </w:rPr>
+              <w:t>. &gt; 0</w:t>
             </w:r>
           </w:p>
         </w:tc>
@@ -5463,12 +6167,21 @@
                 <w:szCs w:val="20"/>
               </w:rPr>
             </w:pPr>
-            <w:r>
-              <w:rPr>
-                <w:sz w:val="20"/>
-                <w:szCs w:val="20"/>
-              </w:rPr>
-              <w:t>matr ≤ 0</w:t>
+            <w:proofErr w:type="spellStart"/>
+            <w:r>
+              <w:rPr>
+                <w:sz w:val="20"/>
+                <w:szCs w:val="20"/>
+              </w:rPr>
+              <w:t>matr</w:t>
+            </w:r>
+            <w:proofErr w:type="spellEnd"/>
+            <w:r>
+              <w:rPr>
+                <w:sz w:val="20"/>
+                <w:szCs w:val="20"/>
+              </w:rPr>
+              <w:t xml:space="preserve"> ≤ 0</w:t>
             </w:r>
           </w:p>
         </w:tc>
@@ -5529,14 +6242,15 @@
           <w:color w:val="5A5A5A" w:themeColor="text1" w:themeTint="A5"/>
         </w:rPr>
       </w:pPr>
+      <w:proofErr w:type="spellStart"/>
       <w:r>
         <w:rPr>
           <w:rStyle w:val="Riferimentodelicato"/>
           <w:rFonts w:ascii="Aptos Display" w:eastAsia="KaiTi" w:hAnsi="Aptos Display" w:cs="Times New Roman"/>
         </w:rPr>
-        <w:lastRenderedPageBreak/>
         <w:t>createTask</w:t>
       </w:r>
+      <w:proofErr w:type="spellEnd"/>
     </w:p>
     <w:tbl>
       <w:tblPr>
@@ -5619,7 +6333,32 @@
             <w:tcW w:w="4023" w:type="dxa"/>
             <w:gridSpan w:val="2"/>
           </w:tcPr>
-          <w:p/>
+          <w:p>
+            <w:r>
+              <w:t xml:space="preserve">Inizializzare in maniera corretta tutti i campi di inserimento della funzione </w:t>
+            </w:r>
+            <w:proofErr w:type="spellStart"/>
+            <w:r>
+              <w:t>createTask</w:t>
+            </w:r>
+            <w:proofErr w:type="spellEnd"/>
+            <w:r>
+              <w:t xml:space="preserve">, creare </w:t>
+            </w:r>
+            <w:proofErr w:type="spellStart"/>
+            <w:r>
+              <w:t>mock</w:t>
+            </w:r>
+            <w:proofErr w:type="spellEnd"/>
+            <w:r>
+              <w:t xml:space="preserve"> </w:t>
+            </w:r>
+            <w:proofErr w:type="spellStart"/>
+            <w:r>
+              <w:t>UtenteDAO</w:t>
+            </w:r>
+            <w:proofErr w:type="spellEnd"/>
+          </w:p>
         </w:tc>
       </w:tr>
       <w:tr>
@@ -5659,7 +6398,15 @@
         </w:numPr>
       </w:pPr>
       <w:r>
-        <w:t>Vengono inseriti nel test unit i seguenti parametri, separati per test frame e risultato atteso</w:t>
+        <w:t xml:space="preserve">Vengono inseriti nel test </w:t>
+      </w:r>
+      <w:proofErr w:type="spellStart"/>
+      <w:r>
+        <w:t>unit</w:t>
+      </w:r>
+      <w:proofErr w:type="spellEnd"/>
+      <w:r>
+        <w:t xml:space="preserve"> i seguenti parametri, separati per test frame e risultato atteso</w:t>
       </w:r>
     </w:p>
     <w:tbl>
@@ -5772,7 +6519,27 @@
                 <w:sz w:val="20"/>
                 <w:szCs w:val="20"/>
               </w:rPr>
-              <w:t>(testo/enum)</w:t>
+              <w:t>(testo/</w:t>
+            </w:r>
+            <w:proofErr w:type="spellStart"/>
+            <w:r>
+              <w:rPr>
+                <w:b/>
+                <w:bCs/>
+                <w:sz w:val="20"/>
+                <w:szCs w:val="20"/>
+              </w:rPr>
+              <w:t>enum</w:t>
+            </w:r>
+            <w:proofErr w:type="spellEnd"/>
+            <w:r>
+              <w:rPr>
+                <w:b/>
+                <w:bCs/>
+                <w:sz w:val="20"/>
+                <w:szCs w:val="20"/>
+              </w:rPr>
+              <w:t>)</w:t>
             </w:r>
           </w:p>
         </w:tc>
@@ -6213,7 +6980,27 @@
                 <w:sz w:val="20"/>
                 <w:szCs w:val="20"/>
               </w:rPr>
-              <w:t>(testo/enum)</w:t>
+              <w:t>(testo/</w:t>
+            </w:r>
+            <w:proofErr w:type="spellStart"/>
+            <w:r>
+              <w:rPr>
+                <w:b/>
+                <w:bCs/>
+                <w:sz w:val="20"/>
+                <w:szCs w:val="20"/>
+              </w:rPr>
+              <w:t>enum</w:t>
+            </w:r>
+            <w:proofErr w:type="spellEnd"/>
+            <w:r>
+              <w:rPr>
+                <w:b/>
+                <w:bCs/>
+                <w:sz w:val="20"/>
+                <w:szCs w:val="20"/>
+              </w:rPr>
+              <w:t>)</w:t>
             </w:r>
           </w:p>
         </w:tc>
@@ -6433,7 +7220,23 @@
                 <w:sz w:val="20"/>
                 <w:szCs w:val="20"/>
               </w:rPr>
-              <w:t>[null]</w:t>
+              <w:t>[</w:t>
+            </w:r>
+            <w:proofErr w:type="spellStart"/>
+            <w:r>
+              <w:rPr>
+                <w:sz w:val="20"/>
+                <w:szCs w:val="20"/>
+              </w:rPr>
+              <w:t>null</w:t>
+            </w:r>
+            <w:proofErr w:type="spellEnd"/>
+            <w:r>
+              <w:rPr>
+                <w:sz w:val="20"/>
+                <w:szCs w:val="20"/>
+              </w:rPr>
+              <w:t>]</w:t>
             </w:r>
           </w:p>
         </w:tc>
@@ -6708,6 +7511,7 @@
                 <w:sz w:val="20"/>
                 <w:szCs w:val="20"/>
               </w:rPr>
+              <w:lastRenderedPageBreak/>
               <w:t>TF_4</w:t>
             </w:r>
           </w:p>
@@ -6747,7 +7551,23 @@
                 <w:sz w:val="20"/>
                 <w:szCs w:val="20"/>
               </w:rPr>
-              <w:t>(meno di 10 caratteri)</w:t>
+              <w:t xml:space="preserve">(meno di </w:t>
+            </w:r>
+            <w:proofErr w:type="gramStart"/>
+            <w:r>
+              <w:rPr>
+                <w:sz w:val="20"/>
+                <w:szCs w:val="20"/>
+              </w:rPr>
+              <w:t>10</w:t>
+            </w:r>
+            <w:proofErr w:type="gramEnd"/>
+            <w:r>
+              <w:rPr>
+                <w:sz w:val="20"/>
+                <w:szCs w:val="20"/>
+              </w:rPr>
+              <w:t xml:space="preserve"> caratteri)</w:t>
             </w:r>
           </w:p>
         </w:tc>
@@ -6918,8 +7738,17 @@
                 <w:sz w:val="20"/>
                 <w:szCs w:val="20"/>
               </w:rPr>
-              <w:t>&lt; dataCreazione</w:t>
-            </w:r>
+              <w:t xml:space="preserve">&lt; </w:t>
+            </w:r>
+            <w:proofErr w:type="spellStart"/>
+            <w:r>
+              <w:rPr>
+                <w:sz w:val="20"/>
+                <w:szCs w:val="20"/>
+              </w:rPr>
+              <w:t>dataCreazione</w:t>
+            </w:r>
+            <w:proofErr w:type="spellEnd"/>
           </w:p>
         </w:tc>
         <w:tc>
@@ -7630,7 +8459,23 @@
                 <w:sz w:val="20"/>
                 <w:szCs w:val="20"/>
               </w:rPr>
-              <w:t>[null]</w:t>
+              <w:t>[</w:t>
+            </w:r>
+            <w:proofErr w:type="spellStart"/>
+            <w:r>
+              <w:rPr>
+                <w:sz w:val="20"/>
+                <w:szCs w:val="20"/>
+              </w:rPr>
+              <w:t>null</w:t>
+            </w:r>
+            <w:proofErr w:type="spellEnd"/>
+            <w:r>
+              <w:rPr>
+                <w:sz w:val="20"/>
+                <w:szCs w:val="20"/>
+              </w:rPr>
+              <w:t>]</w:t>
             </w:r>
           </w:p>
         </w:tc>
@@ -7789,6 +8634,7 @@
               </w:rPr>
               <w:t>[</w:t>
             </w:r>
+            <w:proofErr w:type="spellStart"/>
             <w:r>
               <w:rPr>
                 <w:sz w:val="20"/>
@@ -7796,6 +8642,7 @@
               </w:rPr>
               <w:t>null</w:t>
             </w:r>
+            <w:proofErr w:type="spellEnd"/>
             <w:r>
               <w:rPr>
                 <w:sz w:val="20"/>
@@ -7918,7 +8765,6 @@
                 <w:sz w:val="20"/>
                 <w:szCs w:val="20"/>
               </w:rPr>
-              <w:lastRenderedPageBreak/>
               <w:t>TF_1</w:t>
             </w:r>
             <w:r>
@@ -7958,7 +8804,23 @@
                 <w:sz w:val="20"/>
                 <w:szCs w:val="20"/>
               </w:rPr>
-              <w:t xml:space="preserve"> [null]</w:t>
+              <w:t xml:space="preserve"> [</w:t>
+            </w:r>
+            <w:proofErr w:type="spellStart"/>
+            <w:r>
+              <w:rPr>
+                <w:sz w:val="20"/>
+                <w:szCs w:val="20"/>
+              </w:rPr>
+              <w:t>null</w:t>
+            </w:r>
+            <w:proofErr w:type="spellEnd"/>
+            <w:r>
+              <w:rPr>
+                <w:sz w:val="20"/>
+                <w:szCs w:val="20"/>
+              </w:rPr>
+              <w:t>]</w:t>
             </w:r>
           </w:p>
         </w:tc>
@@ -8130,8 +8992,17 @@
                 <w:sz w:val="20"/>
                 <w:szCs w:val="20"/>
               </w:rPr>
-              <w:t>Scadenza null</w:t>
-            </w:r>
+              <w:t xml:space="preserve">Scadenza </w:t>
+            </w:r>
+            <w:proofErr w:type="spellStart"/>
+            <w:r>
+              <w:rPr>
+                <w:sz w:val="20"/>
+                <w:szCs w:val="20"/>
+              </w:rPr>
+              <w:t>null</w:t>
+            </w:r>
+            <w:proofErr w:type="spellEnd"/>
           </w:p>
         </w:tc>
         <w:tc>
@@ -8216,6 +9087,7 @@
           <w:color w:val="5A5A5A" w:themeColor="text1" w:themeTint="A5"/>
         </w:rPr>
       </w:pPr>
+      <w:proofErr w:type="spellStart"/>
       <w:r>
         <w:rPr>
           <w:rStyle w:val="Riferimentodelicato"/>
@@ -8223,6 +9095,7 @@
         </w:rPr>
         <w:t>getAllDipendentiInfo</w:t>
       </w:r>
+      <w:proofErr w:type="spellEnd"/>
     </w:p>
     <w:tbl>
       <w:tblPr>
@@ -8305,7 +9178,24 @@
             <w:tcW w:w="4023" w:type="dxa"/>
             <w:gridSpan w:val="2"/>
           </w:tcPr>
-          <w:p/>
+          <w:p>
+            <w:r>
+              <w:t xml:space="preserve">Creare </w:t>
+            </w:r>
+            <w:proofErr w:type="spellStart"/>
+            <w:r>
+              <w:t>mock</w:t>
+            </w:r>
+            <w:proofErr w:type="spellEnd"/>
+            <w:r>
+              <w:t xml:space="preserve"> per la classe </w:t>
+            </w:r>
+            <w:proofErr w:type="spellStart"/>
+            <w:r>
+              <w:t>UtenteDAO</w:t>
+            </w:r>
+            <w:proofErr w:type="spellEnd"/>
+          </w:p>
         </w:tc>
       </w:tr>
       <w:tr>
@@ -8345,7 +9235,15 @@
         </w:numPr>
       </w:pPr>
       <w:r>
-        <w:t>Vengono inseriti nel test unit i seguenti parametri, separati per test frame e risultato atteso</w:t>
+        <w:t xml:space="preserve">Vengono inseriti nel test </w:t>
+      </w:r>
+      <w:proofErr w:type="spellStart"/>
+      <w:r>
+        <w:t>unit</w:t>
+      </w:r>
+      <w:proofErr w:type="spellEnd"/>
+      <w:r>
+        <w:t xml:space="preserve"> i seguenti parametri, separati per test frame e risultato atteso</w:t>
       </w:r>
     </w:p>
     <w:tbl>
@@ -8562,6 +9460,7 @@
                 <w:sz w:val="20"/>
                 <w:szCs w:val="20"/>
               </w:rPr>
+              <w:lastRenderedPageBreak/>
               <w:t>TF_1</w:t>
             </w:r>
           </w:p>
@@ -9334,6 +10233,7 @@
           <w:color w:val="5A5A5A" w:themeColor="text1" w:themeTint="A5"/>
         </w:rPr>
       </w:pPr>
+      <w:proofErr w:type="spellStart"/>
       <w:r>
         <w:rPr>
           <w:rStyle w:val="Riferimentodelicato"/>
@@ -9341,6 +10241,7 @@
         </w:rPr>
         <w:t>deleteTask</w:t>
       </w:r>
+      <w:proofErr w:type="spellEnd"/>
     </w:p>
     <w:tbl>
       <w:tblPr>
@@ -9463,7 +10364,15 @@
         </w:numPr>
       </w:pPr>
       <w:r>
-        <w:t>Vengono inseriti nel test unit i seguenti parametri, separati per test frame e risultato atteso</w:t>
+        <w:t xml:space="preserve">Vengono inseriti nel test </w:t>
+      </w:r>
+      <w:proofErr w:type="spellStart"/>
+      <w:r>
+        <w:t>unit</w:t>
+      </w:r>
+      <w:proofErr w:type="spellEnd"/>
+      <w:r>
+        <w:t xml:space="preserve"> i seguenti parametri, separati per test frame e risultato atteso</w:t>
       </w:r>
     </w:p>
     <w:tbl>
@@ -9574,7 +10483,27 @@
                 <w:sz w:val="20"/>
                 <w:szCs w:val="20"/>
               </w:rPr>
-              <w:t>(taskId)</w:t>
+              <w:t>(</w:t>
+            </w:r>
+            <w:proofErr w:type="spellStart"/>
+            <w:r>
+              <w:rPr>
+                <w:b/>
+                <w:bCs/>
+                <w:sz w:val="20"/>
+                <w:szCs w:val="20"/>
+              </w:rPr>
+              <w:t>taskId</w:t>
+            </w:r>
+            <w:proofErr w:type="spellEnd"/>
+            <w:r>
+              <w:rPr>
+                <w:b/>
+                <w:bCs/>
+                <w:sz w:val="20"/>
+                <w:szCs w:val="20"/>
+              </w:rPr>
+              <w:t>)</w:t>
             </w:r>
           </w:p>
         </w:tc>
@@ -9660,6 +10589,7 @@
                 <w:sz w:val="20"/>
                 <w:szCs w:val="20"/>
               </w:rPr>
+              <w:lastRenderedPageBreak/>
               <w:t>TF_1</w:t>
             </w:r>
           </w:p>
@@ -9746,7 +10676,23 @@
                 <w:sz w:val="20"/>
                 <w:szCs w:val="20"/>
               </w:rPr>
-              <w:t>Ritorna true (task eliminato)</w:t>
+              <w:t xml:space="preserve">Ritorna </w:t>
+            </w:r>
+            <w:proofErr w:type="spellStart"/>
+            <w:r>
+              <w:rPr>
+                <w:sz w:val="20"/>
+                <w:szCs w:val="20"/>
+              </w:rPr>
+              <w:t>true</w:t>
+            </w:r>
+            <w:proofErr w:type="spellEnd"/>
+            <w:r>
+              <w:rPr>
+                <w:sz w:val="20"/>
+                <w:szCs w:val="20"/>
+              </w:rPr>
+              <w:t xml:space="preserve"> (task eliminato)</w:t>
             </w:r>
           </w:p>
           <w:p>
@@ -9870,7 +10816,27 @@
                 <w:sz w:val="20"/>
                 <w:szCs w:val="20"/>
               </w:rPr>
-              <w:t>(taskId)</w:t>
+              <w:t>(</w:t>
+            </w:r>
+            <w:proofErr w:type="spellStart"/>
+            <w:r>
+              <w:rPr>
+                <w:b/>
+                <w:bCs/>
+                <w:sz w:val="20"/>
+                <w:szCs w:val="20"/>
+              </w:rPr>
+              <w:t>taskId</w:t>
+            </w:r>
+            <w:proofErr w:type="spellEnd"/>
+            <w:r>
+              <w:rPr>
+                <w:b/>
+                <w:bCs/>
+                <w:sz w:val="20"/>
+                <w:szCs w:val="20"/>
+              </w:rPr>
+              <w:t>)</w:t>
             </w:r>
           </w:p>
         </w:tc>
@@ -10175,7 +11141,27 @@
                 <w:sz w:val="20"/>
                 <w:szCs w:val="20"/>
               </w:rPr>
-              <w:t>(taskId)</w:t>
+              <w:t>(</w:t>
+            </w:r>
+            <w:proofErr w:type="spellStart"/>
+            <w:r>
+              <w:rPr>
+                <w:b/>
+                <w:bCs/>
+                <w:sz w:val="20"/>
+                <w:szCs w:val="20"/>
+              </w:rPr>
+              <w:t>taskId</w:t>
+            </w:r>
+            <w:proofErr w:type="spellEnd"/>
+            <w:r>
+              <w:rPr>
+                <w:b/>
+                <w:bCs/>
+                <w:sz w:val="20"/>
+                <w:szCs w:val="20"/>
+              </w:rPr>
+              <w:t>)</w:t>
             </w:r>
           </w:p>
         </w:tc>
@@ -10377,6 +11363,7 @@
           <w:color w:val="5A5A5A" w:themeColor="text1" w:themeTint="A5"/>
         </w:rPr>
       </w:pPr>
+      <w:proofErr w:type="spellStart"/>
       <w:r>
         <w:rPr>
           <w:rStyle w:val="Riferimentodelicato"/>
@@ -10384,6 +11371,7 @@
         </w:rPr>
         <w:t>uploadAllegato</w:t>
       </w:r>
+      <w:proofErr w:type="spellEnd"/>
     </w:p>
     <w:tbl>
       <w:tblPr>
@@ -10506,7 +11494,15 @@
         </w:numPr>
       </w:pPr>
       <w:r>
-        <w:t>Vengono inseriti nel test unit i seguenti parametri, separati per test frame e risultato atteso</w:t>
+        <w:t xml:space="preserve">Vengono inseriti nel test </w:t>
+      </w:r>
+      <w:proofErr w:type="spellStart"/>
+      <w:r>
+        <w:t>unit</w:t>
+      </w:r>
+      <w:proofErr w:type="spellEnd"/>
+      <w:r>
+        <w:t xml:space="preserve"> i seguenti parametri, separati per test frame e risultato atteso</w:t>
       </w:r>
     </w:p>
     <w:tbl>
@@ -10618,7 +11614,27 @@
                 <w:sz w:val="20"/>
                 <w:szCs w:val="20"/>
               </w:rPr>
-              <w:t>(FileItem)</w:t>
+              <w:t>(</w:t>
+            </w:r>
+            <w:proofErr w:type="spellStart"/>
+            <w:r>
+              <w:rPr>
+                <w:b/>
+                <w:bCs/>
+                <w:sz w:val="20"/>
+                <w:szCs w:val="20"/>
+              </w:rPr>
+              <w:t>FileItem</w:t>
+            </w:r>
+            <w:proofErr w:type="spellEnd"/>
+            <w:r>
+              <w:rPr>
+                <w:b/>
+                <w:bCs/>
+                <w:sz w:val="20"/>
+                <w:szCs w:val="20"/>
+              </w:rPr>
+              <w:t>)</w:t>
             </w:r>
           </w:p>
         </w:tc>
@@ -10665,7 +11681,27 @@
                 <w:sz w:val="20"/>
                 <w:szCs w:val="20"/>
               </w:rPr>
-              <w:t>(UploadDir)</w:t>
+              <w:t>(</w:t>
+            </w:r>
+            <w:proofErr w:type="spellStart"/>
+            <w:r>
+              <w:rPr>
+                <w:b/>
+                <w:bCs/>
+                <w:sz w:val="20"/>
+                <w:szCs w:val="20"/>
+              </w:rPr>
+              <w:t>UploadDir</w:t>
+            </w:r>
+            <w:proofErr w:type="spellEnd"/>
+            <w:r>
+              <w:rPr>
+                <w:b/>
+                <w:bCs/>
+                <w:sz w:val="20"/>
+                <w:szCs w:val="20"/>
+              </w:rPr>
+              <w:t>)</w:t>
             </w:r>
           </w:p>
         </w:tc>
@@ -10751,6 +11787,7 @@
                 <w:sz w:val="20"/>
                 <w:szCs w:val="20"/>
               </w:rPr>
+              <w:lastRenderedPageBreak/>
               <w:t>TF_1</w:t>
             </w:r>
           </w:p>
@@ -10991,7 +12028,27 @@
                 <w:sz w:val="20"/>
                 <w:szCs w:val="20"/>
               </w:rPr>
-              <w:t>(FileItem)</w:t>
+              <w:t>(</w:t>
+            </w:r>
+            <w:proofErr w:type="spellStart"/>
+            <w:r>
+              <w:rPr>
+                <w:b/>
+                <w:bCs/>
+                <w:sz w:val="20"/>
+                <w:szCs w:val="20"/>
+              </w:rPr>
+              <w:t>FileItem</w:t>
+            </w:r>
+            <w:proofErr w:type="spellEnd"/>
+            <w:r>
+              <w:rPr>
+                <w:b/>
+                <w:bCs/>
+                <w:sz w:val="20"/>
+                <w:szCs w:val="20"/>
+              </w:rPr>
+              <w:t>)</w:t>
             </w:r>
           </w:p>
         </w:tc>
@@ -11038,7 +12095,27 @@
                 <w:sz w:val="20"/>
                 <w:szCs w:val="20"/>
               </w:rPr>
-              <w:t>(UploadDir)</w:t>
+              <w:t>(</w:t>
+            </w:r>
+            <w:proofErr w:type="spellStart"/>
+            <w:r>
+              <w:rPr>
+                <w:b/>
+                <w:bCs/>
+                <w:sz w:val="20"/>
+                <w:szCs w:val="20"/>
+              </w:rPr>
+              <w:t>UploadDir</w:t>
+            </w:r>
+            <w:proofErr w:type="spellEnd"/>
+            <w:r>
+              <w:rPr>
+                <w:b/>
+                <w:bCs/>
+                <w:sz w:val="20"/>
+                <w:szCs w:val="20"/>
+              </w:rPr>
+              <w:t>)</w:t>
             </w:r>
           </w:p>
         </w:tc>
@@ -11389,7 +12466,27 @@
                 <w:sz w:val="20"/>
                 <w:szCs w:val="20"/>
               </w:rPr>
-              <w:t>(FileItem)</w:t>
+              <w:t>(</w:t>
+            </w:r>
+            <w:proofErr w:type="spellStart"/>
+            <w:r>
+              <w:rPr>
+                <w:b/>
+                <w:bCs/>
+                <w:sz w:val="20"/>
+                <w:szCs w:val="20"/>
+              </w:rPr>
+              <w:t>FileItem</w:t>
+            </w:r>
+            <w:proofErr w:type="spellEnd"/>
+            <w:r>
+              <w:rPr>
+                <w:b/>
+                <w:bCs/>
+                <w:sz w:val="20"/>
+                <w:szCs w:val="20"/>
+              </w:rPr>
+              <w:t>)</w:t>
             </w:r>
           </w:p>
         </w:tc>
@@ -11436,7 +12533,27 @@
                 <w:sz w:val="20"/>
                 <w:szCs w:val="20"/>
               </w:rPr>
-              <w:t>(UploadDir)</w:t>
+              <w:t>(</w:t>
+            </w:r>
+            <w:proofErr w:type="spellStart"/>
+            <w:r>
+              <w:rPr>
+                <w:b/>
+                <w:bCs/>
+                <w:sz w:val="20"/>
+                <w:szCs w:val="20"/>
+              </w:rPr>
+              <w:t>UploadDir</w:t>
+            </w:r>
+            <w:proofErr w:type="spellEnd"/>
+            <w:r>
+              <w:rPr>
+                <w:b/>
+                <w:bCs/>
+                <w:sz w:val="20"/>
+                <w:szCs w:val="20"/>
+              </w:rPr>
+              <w:t>)</w:t>
             </w:r>
           </w:p>
         </w:tc>
@@ -11553,7 +12670,23 @@
                 <w:sz w:val="20"/>
                 <w:szCs w:val="20"/>
               </w:rPr>
-              <w:t>[null]/nome nullo</w:t>
+              <w:t>[</w:t>
+            </w:r>
+            <w:proofErr w:type="spellStart"/>
+            <w:r>
+              <w:rPr>
+                <w:sz w:val="20"/>
+                <w:szCs w:val="20"/>
+              </w:rPr>
+              <w:t>null</w:t>
+            </w:r>
+            <w:proofErr w:type="spellEnd"/>
+            <w:r>
+              <w:rPr>
+                <w:sz w:val="20"/>
+                <w:szCs w:val="20"/>
+              </w:rPr>
+              <w:t>]/nome nullo</w:t>
             </w:r>
           </w:p>
         </w:tc>
@@ -11640,8 +12773,17 @@
                 <w:sz w:val="20"/>
                 <w:szCs w:val="20"/>
               </w:rPr>
-              <w:t>Restituisce null</w:t>
-            </w:r>
+              <w:t xml:space="preserve">Restituisce </w:t>
+            </w:r>
+            <w:proofErr w:type="spellStart"/>
+            <w:r>
+              <w:rPr>
+                <w:sz w:val="20"/>
+                <w:szCs w:val="20"/>
+              </w:rPr>
+              <w:t>null</w:t>
+            </w:r>
+            <w:proofErr w:type="spellEnd"/>
           </w:p>
         </w:tc>
       </w:tr>
@@ -11716,7 +12858,23 @@
                 <w:sz w:val="20"/>
                 <w:szCs w:val="20"/>
               </w:rPr>
-              <w:t>[null]</w:t>
+              <w:t>[</w:t>
+            </w:r>
+            <w:proofErr w:type="spellStart"/>
+            <w:r>
+              <w:rPr>
+                <w:sz w:val="20"/>
+                <w:szCs w:val="20"/>
+              </w:rPr>
+              <w:t>null</w:t>
+            </w:r>
+            <w:proofErr w:type="spellEnd"/>
+            <w:r>
+              <w:rPr>
+                <w:sz w:val="20"/>
+                <w:szCs w:val="20"/>
+              </w:rPr>
+              <w:t>]</w:t>
             </w:r>
           </w:p>
         </w:tc>
@@ -11872,7 +13030,27 @@
                 <w:sz w:val="20"/>
                 <w:szCs w:val="20"/>
               </w:rPr>
-              <w:t>(FileItem)</w:t>
+              <w:t>(</w:t>
+            </w:r>
+            <w:proofErr w:type="spellStart"/>
+            <w:r>
+              <w:rPr>
+                <w:b/>
+                <w:bCs/>
+                <w:sz w:val="20"/>
+                <w:szCs w:val="20"/>
+              </w:rPr>
+              <w:t>FileItem</w:t>
+            </w:r>
+            <w:proofErr w:type="spellEnd"/>
+            <w:r>
+              <w:rPr>
+                <w:b/>
+                <w:bCs/>
+                <w:sz w:val="20"/>
+                <w:szCs w:val="20"/>
+              </w:rPr>
+              <w:t>)</w:t>
             </w:r>
           </w:p>
         </w:tc>
@@ -11919,7 +13097,27 @@
                 <w:sz w:val="20"/>
                 <w:szCs w:val="20"/>
               </w:rPr>
-              <w:t>(UploadDir)</w:t>
+              <w:t>(</w:t>
+            </w:r>
+            <w:proofErr w:type="spellStart"/>
+            <w:r>
+              <w:rPr>
+                <w:b/>
+                <w:bCs/>
+                <w:sz w:val="20"/>
+                <w:szCs w:val="20"/>
+              </w:rPr>
+              <w:t>UploadDir</w:t>
+            </w:r>
+            <w:proofErr w:type="spellEnd"/>
+            <w:r>
+              <w:rPr>
+                <w:b/>
+                <w:bCs/>
+                <w:sz w:val="20"/>
+                <w:szCs w:val="20"/>
+              </w:rPr>
+              <w:t>)</w:t>
             </w:r>
           </w:p>
         </w:tc>
@@ -12005,7 +13203,6 @@
                 <w:sz w:val="20"/>
                 <w:szCs w:val="20"/>
               </w:rPr>
-              <w:lastRenderedPageBreak/>
               <w:t>TF_</w:t>
             </w:r>
             <w:r>
@@ -12037,7 +13234,23 @@
                 <w:sz w:val="20"/>
                 <w:szCs w:val="20"/>
               </w:rPr>
-              <w:t>[null]/nome nullo</w:t>
+              <w:t>[</w:t>
+            </w:r>
+            <w:proofErr w:type="spellStart"/>
+            <w:r>
+              <w:rPr>
+                <w:sz w:val="20"/>
+                <w:szCs w:val="20"/>
+              </w:rPr>
+              <w:t>null</w:t>
+            </w:r>
+            <w:proofErr w:type="spellEnd"/>
+            <w:r>
+              <w:rPr>
+                <w:sz w:val="20"/>
+                <w:szCs w:val="20"/>
+              </w:rPr>
+              <w:t>]/nome nullo</w:t>
             </w:r>
           </w:p>
         </w:tc>
@@ -12124,8 +13337,17 @@
                 <w:sz w:val="20"/>
                 <w:szCs w:val="20"/>
               </w:rPr>
-              <w:t>Restituisce null</w:t>
-            </w:r>
+              <w:t xml:space="preserve">Restituisce </w:t>
+            </w:r>
+            <w:proofErr w:type="spellStart"/>
+            <w:r>
+              <w:rPr>
+                <w:sz w:val="20"/>
+                <w:szCs w:val="20"/>
+              </w:rPr>
+              <w:t>null</w:t>
+            </w:r>
+            <w:proofErr w:type="spellEnd"/>
           </w:p>
         </w:tc>
       </w:tr>
@@ -12200,7 +13422,23 @@
                 <w:sz w:val="20"/>
                 <w:szCs w:val="20"/>
               </w:rPr>
-              <w:t>[null]</w:t>
+              <w:t>[</w:t>
+            </w:r>
+            <w:proofErr w:type="spellStart"/>
+            <w:r>
+              <w:rPr>
+                <w:sz w:val="20"/>
+                <w:szCs w:val="20"/>
+              </w:rPr>
+              <w:t>null</w:t>
+            </w:r>
+            <w:proofErr w:type="spellEnd"/>
+            <w:r>
+              <w:rPr>
+                <w:sz w:val="20"/>
+                <w:szCs w:val="20"/>
+              </w:rPr>
+              <w:t>]</w:t>
             </w:r>
           </w:p>
         </w:tc>
@@ -12356,7 +13594,27 @@
                 <w:sz w:val="20"/>
                 <w:szCs w:val="20"/>
               </w:rPr>
-              <w:t>(FileItem)</w:t>
+              <w:t>(</w:t>
+            </w:r>
+            <w:proofErr w:type="spellStart"/>
+            <w:r>
+              <w:rPr>
+                <w:b/>
+                <w:bCs/>
+                <w:sz w:val="20"/>
+                <w:szCs w:val="20"/>
+              </w:rPr>
+              <w:t>FileItem</w:t>
+            </w:r>
+            <w:proofErr w:type="spellEnd"/>
+            <w:r>
+              <w:rPr>
+                <w:b/>
+                <w:bCs/>
+                <w:sz w:val="20"/>
+                <w:szCs w:val="20"/>
+              </w:rPr>
+              <w:t>)</w:t>
             </w:r>
           </w:p>
         </w:tc>
@@ -12403,7 +13661,27 @@
                 <w:sz w:val="20"/>
                 <w:szCs w:val="20"/>
               </w:rPr>
-              <w:t>(UploadDir)</w:t>
+              <w:t>(</w:t>
+            </w:r>
+            <w:proofErr w:type="spellStart"/>
+            <w:r>
+              <w:rPr>
+                <w:b/>
+                <w:bCs/>
+                <w:sz w:val="20"/>
+                <w:szCs w:val="20"/>
+              </w:rPr>
+              <w:t>UploadDir</w:t>
+            </w:r>
+            <w:proofErr w:type="spellEnd"/>
+            <w:r>
+              <w:rPr>
+                <w:b/>
+                <w:bCs/>
+                <w:sz w:val="20"/>
+                <w:szCs w:val="20"/>
+              </w:rPr>
+              <w:t>)</w:t>
             </w:r>
           </w:p>
         </w:tc>
@@ -12726,18 +14004,71 @@
         <w:pStyle w:val="Sottotitolo"/>
       </w:pPr>
       <w:r>
-        <w:t>Test cases per il TaskDipendenteService</w:t>
+        <w:t xml:space="preserve">Test </w:t>
       </w:r>
+      <w:proofErr w:type="spellStart"/>
+      <w:r>
+        <w:t>cases</w:t>
+      </w:r>
+      <w:proofErr w:type="spellEnd"/>
+      <w:r>
+        <w:t xml:space="preserve"> per il </w:t>
+      </w:r>
+      <w:proofErr w:type="spellStart"/>
+      <w:r>
+        <w:t>TaskDipendenteService</w:t>
+      </w:r>
+      <w:proofErr w:type="spellEnd"/>
     </w:p>
     <w:p/>
     <w:p>
       <w:r>
-        <w:t>Come prima, analizzeremo i test cases relativi al TaskDipendenteService, ovvero la parte che si occupa di gestire i task da un ruolo di supervisore.</w:t>
+        <w:t xml:space="preserve">Come prima, analizzeremo i test </w:t>
+      </w:r>
+      <w:proofErr w:type="spellStart"/>
+      <w:r>
+        <w:t>cases</w:t>
+      </w:r>
+      <w:proofErr w:type="spellEnd"/>
+      <w:r>
+        <w:t xml:space="preserve"> relativi al </w:t>
+      </w:r>
+      <w:proofErr w:type="spellStart"/>
+      <w:r>
+        <w:t>TaskDipendenteService</w:t>
+      </w:r>
+      <w:proofErr w:type="spellEnd"/>
+      <w:r>
+        <w:t>, ovvero la parte che si occupa di gestire i task da un ruolo di supervisore.</w:t>
       </w:r>
     </w:p>
     <w:p>
       <w:r>
-        <w:t>*(IlleaglArgument Exception) | **(IllegalStateException)</w:t>
+        <w:t>*(</w:t>
+      </w:r>
+      <w:proofErr w:type="spellStart"/>
+      <w:r>
+        <w:t>IlleaglArgument</w:t>
+      </w:r>
+      <w:proofErr w:type="spellEnd"/>
+      <w:r>
+        <w:t xml:space="preserve"> </w:t>
+      </w:r>
+      <w:proofErr w:type="spellStart"/>
+      <w:r>
+        <w:t>Exception</w:t>
+      </w:r>
+      <w:proofErr w:type="spellEnd"/>
+      <w:r>
+        <w:t>) | **(</w:t>
+      </w:r>
+      <w:proofErr w:type="spellStart"/>
+      <w:r>
+        <w:t>IllegalStateException</w:t>
+      </w:r>
+      <w:proofErr w:type="spellEnd"/>
+      <w:r>
+        <w:t>)</w:t>
       </w:r>
     </w:p>
     <w:p/>
@@ -12754,13 +14085,16 @@
           <w:color w:val="5A5A5A" w:themeColor="text1" w:themeTint="A5"/>
         </w:rPr>
       </w:pPr>
+      <w:proofErr w:type="spellStart"/>
       <w:r>
         <w:rPr>
           <w:rStyle w:val="Riferimentodelicato"/>
           <w:rFonts w:ascii="Aptos Display" w:eastAsia="KaiTi" w:hAnsi="Aptos Display" w:cs="Times New Roman"/>
         </w:rPr>
+        <w:lastRenderedPageBreak/>
         <w:t>getAllTaskDip</w:t>
       </w:r>
+      <w:proofErr w:type="spellEnd"/>
     </w:p>
     <w:tbl>
       <w:tblPr>
@@ -12883,7 +14217,15 @@
         </w:numPr>
       </w:pPr>
       <w:r>
-        <w:t>Vengono inseriti nel test unit i seguenti parametri, separati per test frame e risultato atteso</w:t>
+        <w:t xml:space="preserve">Vengono inseriti nel test </w:t>
+      </w:r>
+      <w:proofErr w:type="spellStart"/>
+      <w:r>
+        <w:t>unit</w:t>
+      </w:r>
+      <w:proofErr w:type="spellEnd"/>
+      <w:r>
+        <w:t xml:space="preserve"> i seguenti parametri, separati per test frame e risultato atteso</w:t>
       </w:r>
     </w:p>
     <w:p>
@@ -13202,7 +14544,23 @@
                 <w:sz w:val="20"/>
                 <w:szCs w:val="20"/>
               </w:rPr>
-              <w:t xml:space="preserve">/ matr. &gt; 0  </w:t>
+              <w:t xml:space="preserve">/ </w:t>
+            </w:r>
+            <w:proofErr w:type="spellStart"/>
+            <w:r>
+              <w:rPr>
+                <w:sz w:val="20"/>
+                <w:szCs w:val="20"/>
+              </w:rPr>
+              <w:t>matr</w:t>
+            </w:r>
+            <w:proofErr w:type="spellEnd"/>
+            <w:r>
+              <w:rPr>
+                <w:sz w:val="20"/>
+                <w:szCs w:val="20"/>
+              </w:rPr>
+              <w:t xml:space="preserve">. &gt; 0  </w:t>
             </w:r>
           </w:p>
         </w:tc>
@@ -13324,7 +14682,6 @@
                 <w:sz w:val="20"/>
                 <w:szCs w:val="20"/>
               </w:rPr>
-              <w:lastRenderedPageBreak/>
               <w:t>Test frame</w:t>
             </w:r>
           </w:p>
@@ -13603,7 +14960,23 @@
                 <w:sz w:val="20"/>
                 <w:szCs w:val="20"/>
               </w:rPr>
-              <w:t xml:space="preserve">/ matr. &gt; 0  </w:t>
+              <w:t xml:space="preserve">/ </w:t>
+            </w:r>
+            <w:proofErr w:type="spellStart"/>
+            <w:r>
+              <w:rPr>
+                <w:sz w:val="20"/>
+                <w:szCs w:val="20"/>
+              </w:rPr>
+              <w:t>matr</w:t>
+            </w:r>
+            <w:proofErr w:type="spellEnd"/>
+            <w:r>
+              <w:rPr>
+                <w:sz w:val="20"/>
+                <w:szCs w:val="20"/>
+              </w:rPr>
+              <w:t xml:space="preserve">. &gt; 0  </w:t>
             </w:r>
           </w:p>
         </w:tc>
@@ -13974,7 +15347,23 @@
                 <w:sz w:val="20"/>
                 <w:szCs w:val="20"/>
               </w:rPr>
-              <w:t>[null]</w:t>
+              <w:t>[</w:t>
+            </w:r>
+            <w:proofErr w:type="spellStart"/>
+            <w:r>
+              <w:rPr>
+                <w:sz w:val="20"/>
+                <w:szCs w:val="20"/>
+              </w:rPr>
+              <w:t>null</w:t>
+            </w:r>
+            <w:proofErr w:type="spellEnd"/>
+            <w:r>
+              <w:rPr>
+                <w:sz w:val="20"/>
+                <w:szCs w:val="20"/>
+              </w:rPr>
+              <w:t>]</w:t>
             </w:r>
           </w:p>
         </w:tc>
@@ -14146,12 +15535,21 @@
                 <w:szCs w:val="20"/>
               </w:rPr>
             </w:pPr>
-            <w:r>
-              <w:rPr>
-                <w:sz w:val="20"/>
-                <w:szCs w:val="20"/>
-              </w:rPr>
-              <w:t>matr. &gt; 0</w:t>
+            <w:proofErr w:type="spellStart"/>
+            <w:r>
+              <w:rPr>
+                <w:sz w:val="20"/>
+                <w:szCs w:val="20"/>
+              </w:rPr>
+              <w:t>matr</w:t>
+            </w:r>
+            <w:proofErr w:type="spellEnd"/>
+            <w:r>
+              <w:rPr>
+                <w:sz w:val="20"/>
+                <w:szCs w:val="20"/>
+              </w:rPr>
+              <w:t>. &gt; 0</w:t>
             </w:r>
           </w:p>
         </w:tc>
@@ -14285,12 +15683,21 @@
                 <w:szCs w:val="20"/>
               </w:rPr>
             </w:pPr>
-            <w:r>
-              <w:rPr>
-                <w:sz w:val="20"/>
-                <w:szCs w:val="20"/>
-              </w:rPr>
-              <w:t>matr ≤ 0</w:t>
+            <w:proofErr w:type="spellStart"/>
+            <w:r>
+              <w:rPr>
+                <w:sz w:val="20"/>
+                <w:szCs w:val="20"/>
+              </w:rPr>
+              <w:t>matr</w:t>
+            </w:r>
+            <w:proofErr w:type="spellEnd"/>
+            <w:r>
+              <w:rPr>
+                <w:sz w:val="20"/>
+                <w:szCs w:val="20"/>
+              </w:rPr>
+              <w:t xml:space="preserve"> ≤ 0</w:t>
             </w:r>
           </w:p>
         </w:tc>
@@ -14351,6 +15758,7 @@
           <w:color w:val="5A5A5A" w:themeColor="text1" w:themeTint="A5"/>
         </w:rPr>
       </w:pPr>
+      <w:proofErr w:type="spellStart"/>
       <w:r>
         <w:rPr>
           <w:rStyle w:val="Riferimentodelicato"/>
@@ -14358,6 +15766,7 @@
         </w:rPr>
         <w:t>inizializzaTAsk</w:t>
       </w:r>
+      <w:proofErr w:type="spellEnd"/>
     </w:p>
     <w:tbl>
       <w:tblPr>
@@ -14480,7 +15889,16 @@
         </w:numPr>
       </w:pPr>
       <w:r>
-        <w:t>Vengono inseriti nel test unit i seguenti parametri, separati per test frame e risultato atteso</w:t>
+        <w:lastRenderedPageBreak/>
+        <w:t xml:space="preserve">Vengono inseriti nel test </w:t>
+      </w:r>
+      <w:proofErr w:type="spellStart"/>
+      <w:r>
+        <w:t>unit</w:t>
+      </w:r>
+      <w:proofErr w:type="spellEnd"/>
+      <w:r>
+        <w:t xml:space="preserve"> i seguenti parametri, separati per test frame e risultato atteso</w:t>
       </w:r>
     </w:p>
     <w:p>
@@ -14839,8 +16257,17 @@
                 <w:sz w:val="20"/>
                 <w:szCs w:val="20"/>
               </w:rPr>
-              <w:t>Restituisce true</w:t>
-            </w:r>
+              <w:t xml:space="preserve">Restituisce </w:t>
+            </w:r>
+            <w:proofErr w:type="spellStart"/>
+            <w:r>
+              <w:rPr>
+                <w:sz w:val="20"/>
+                <w:szCs w:val="20"/>
+              </w:rPr>
+              <w:t>true</w:t>
+            </w:r>
+            <w:proofErr w:type="spellEnd"/>
           </w:p>
         </w:tc>
       </w:tr>
@@ -15122,7 +16549,6 @@
                 <w:sz w:val="20"/>
                 <w:szCs w:val="20"/>
               </w:rPr>
-              <w:lastRenderedPageBreak/>
               <w:t>Test frame</w:t>
             </w:r>
           </w:p>
@@ -16180,6 +17606,7 @@
           <w:color w:val="5A5A5A" w:themeColor="text1" w:themeTint="A5"/>
         </w:rPr>
       </w:pPr>
+      <w:proofErr w:type="spellStart"/>
       <w:r>
         <w:rPr>
           <w:rStyle w:val="Riferimentodelicato"/>
@@ -16187,6 +17614,7 @@
         </w:rPr>
         <w:t>compeltaTask</w:t>
       </w:r>
+      <w:proofErr w:type="spellEnd"/>
     </w:p>
     <w:tbl>
       <w:tblPr>
@@ -16309,7 +17737,15 @@
         </w:numPr>
       </w:pPr>
       <w:r>
-        <w:t>Vengono inseriti nel test unit i seguenti parametri, separati per test frame e risultato atteso</w:t>
+        <w:t xml:space="preserve">Vengono inseriti nel test </w:t>
+      </w:r>
+      <w:proofErr w:type="spellStart"/>
+      <w:r>
+        <w:t>unit</w:t>
+      </w:r>
+      <w:proofErr w:type="spellEnd"/>
+      <w:r>
+        <w:t xml:space="preserve"> i seguenti parametri, separati per test frame e risultato atteso</w:t>
       </w:r>
     </w:p>
     <w:p>
@@ -16406,7 +17842,27 @@
                 <w:sz w:val="20"/>
                 <w:szCs w:val="20"/>
               </w:rPr>
-              <w:t>Input (taskId)</w:t>
+              <w:t>Input (</w:t>
+            </w:r>
+            <w:proofErr w:type="spellStart"/>
+            <w:r>
+              <w:rPr>
+                <w:b/>
+                <w:bCs/>
+                <w:sz w:val="20"/>
+                <w:szCs w:val="20"/>
+              </w:rPr>
+              <w:t>taskId</w:t>
+            </w:r>
+            <w:proofErr w:type="spellEnd"/>
+            <w:r>
+              <w:rPr>
+                <w:b/>
+                <w:bCs/>
+                <w:sz w:val="20"/>
+                <w:szCs w:val="20"/>
+              </w:rPr>
+              <w:t>)</w:t>
             </w:r>
           </w:p>
         </w:tc>
@@ -16668,8 +18124,17 @@
                 <w:sz w:val="20"/>
                 <w:szCs w:val="20"/>
               </w:rPr>
-              <w:t>Restituisce true</w:t>
-            </w:r>
+              <w:t xml:space="preserve">Restituisce </w:t>
+            </w:r>
+            <w:proofErr w:type="spellStart"/>
+            <w:r>
+              <w:rPr>
+                <w:sz w:val="20"/>
+                <w:szCs w:val="20"/>
+              </w:rPr>
+              <w:t>true</w:t>
+            </w:r>
+            <w:proofErr w:type="spellEnd"/>
           </w:p>
           <w:p>
             <w:pPr>
@@ -16780,7 +18245,27 @@
                 <w:sz w:val="20"/>
                 <w:szCs w:val="20"/>
               </w:rPr>
-              <w:t>Input (taskId)</w:t>
+              <w:t>Input (</w:t>
+            </w:r>
+            <w:proofErr w:type="spellStart"/>
+            <w:r>
+              <w:rPr>
+                <w:b/>
+                <w:bCs/>
+                <w:sz w:val="20"/>
+                <w:szCs w:val="20"/>
+              </w:rPr>
+              <w:t>taskId</w:t>
+            </w:r>
+            <w:proofErr w:type="spellEnd"/>
+            <w:r>
+              <w:rPr>
+                <w:b/>
+                <w:bCs/>
+                <w:sz w:val="20"/>
+                <w:szCs w:val="20"/>
+              </w:rPr>
+              <w:t>)</w:t>
             </w:r>
           </w:p>
         </w:tc>
@@ -17122,7 +18607,6 @@
                 <w:sz w:val="20"/>
                 <w:szCs w:val="20"/>
               </w:rPr>
-              <w:lastRenderedPageBreak/>
               <w:t>Test frame</w:t>
             </w:r>
           </w:p>
@@ -17170,7 +18654,27 @@
                 <w:sz w:val="20"/>
                 <w:szCs w:val="20"/>
               </w:rPr>
-              <w:t>Input (taskId)</w:t>
+              <w:t>Input (</w:t>
+            </w:r>
+            <w:proofErr w:type="spellStart"/>
+            <w:r>
+              <w:rPr>
+                <w:b/>
+                <w:bCs/>
+                <w:sz w:val="20"/>
+                <w:szCs w:val="20"/>
+              </w:rPr>
+              <w:t>taskId</w:t>
+            </w:r>
+            <w:proofErr w:type="spellEnd"/>
+            <w:r>
+              <w:rPr>
+                <w:b/>
+                <w:bCs/>
+                <w:sz w:val="20"/>
+                <w:szCs w:val="20"/>
+              </w:rPr>
+              <w:t>)</w:t>
             </w:r>
           </w:p>
         </w:tc>
@@ -17518,7 +19022,27 @@
                 <w:sz w:val="20"/>
                 <w:szCs w:val="20"/>
               </w:rPr>
-              <w:t>Input (taskId)</w:t>
+              <w:t>Input (</w:t>
+            </w:r>
+            <w:proofErr w:type="spellStart"/>
+            <w:r>
+              <w:rPr>
+                <w:b/>
+                <w:bCs/>
+                <w:sz w:val="20"/>
+                <w:szCs w:val="20"/>
+              </w:rPr>
+              <w:t>taskId</w:t>
+            </w:r>
+            <w:proofErr w:type="spellEnd"/>
+            <w:r>
+              <w:rPr>
+                <w:b/>
+                <w:bCs/>
+                <w:sz w:val="20"/>
+                <w:szCs w:val="20"/>
+              </w:rPr>
+              <w:t>)</w:t>
             </w:r>
           </w:p>
         </w:tc>
@@ -18021,6 +19545,119 @@
     </w:lvl>
   </w:abstractNum>
   <w:abstractNum w:abstractNumId="2" w15:restartNumberingAfterBreak="0">
+    <w:nsid w:val="068B3491"/>
+    <w:multiLevelType w:val="hybridMultilevel"/>
+    <w:tmpl w:val="AD042754"/>
+    <w:lvl w:ilvl="0" w:tplc="04100001">
+      <w:start w:val="1"/>
+      <w:numFmt w:val="bullet"/>
+      <w:lvlText w:val=""/>
+      <w:lvlJc w:val="left"/>
+      <w:pPr>
+        <w:ind w:left="720" w:hanging="360"/>
+      </w:pPr>
+      <w:rPr>
+        <w:rFonts w:ascii="Symbol" w:hAnsi="Symbol" w:hint="default"/>
+      </w:rPr>
+    </w:lvl>
+    <w:lvl w:ilvl="1" w:tplc="04100003" w:tentative="1">
+      <w:start w:val="1"/>
+      <w:numFmt w:val="bullet"/>
+      <w:lvlText w:val="o"/>
+      <w:lvlJc w:val="left"/>
+      <w:pPr>
+        <w:ind w:left="1440" w:hanging="360"/>
+      </w:pPr>
+      <w:rPr>
+        <w:rFonts w:ascii="Courier New" w:hAnsi="Courier New" w:cs="Courier New" w:hint="default"/>
+      </w:rPr>
+    </w:lvl>
+    <w:lvl w:ilvl="2" w:tplc="04100005" w:tentative="1">
+      <w:start w:val="1"/>
+      <w:numFmt w:val="bullet"/>
+      <w:lvlText w:val=""/>
+      <w:lvlJc w:val="left"/>
+      <w:pPr>
+        <w:ind w:left="2160" w:hanging="360"/>
+      </w:pPr>
+      <w:rPr>
+        <w:rFonts w:ascii="Wingdings" w:hAnsi="Wingdings" w:hint="default"/>
+      </w:rPr>
+    </w:lvl>
+    <w:lvl w:ilvl="3" w:tplc="04100001" w:tentative="1">
+      <w:start w:val="1"/>
+      <w:numFmt w:val="bullet"/>
+      <w:lvlText w:val=""/>
+      <w:lvlJc w:val="left"/>
+      <w:pPr>
+        <w:ind w:left="2880" w:hanging="360"/>
+      </w:pPr>
+      <w:rPr>
+        <w:rFonts w:ascii="Symbol" w:hAnsi="Symbol" w:hint="default"/>
+      </w:rPr>
+    </w:lvl>
+    <w:lvl w:ilvl="4" w:tplc="04100003" w:tentative="1">
+      <w:start w:val="1"/>
+      <w:numFmt w:val="bullet"/>
+      <w:lvlText w:val="o"/>
+      <w:lvlJc w:val="left"/>
+      <w:pPr>
+        <w:ind w:left="3600" w:hanging="360"/>
+      </w:pPr>
+      <w:rPr>
+        <w:rFonts w:ascii="Courier New" w:hAnsi="Courier New" w:cs="Courier New" w:hint="default"/>
+      </w:rPr>
+    </w:lvl>
+    <w:lvl w:ilvl="5" w:tplc="04100005" w:tentative="1">
+      <w:start w:val="1"/>
+      <w:numFmt w:val="bullet"/>
+      <w:lvlText w:val=""/>
+      <w:lvlJc w:val="left"/>
+      <w:pPr>
+        <w:ind w:left="4320" w:hanging="360"/>
+      </w:pPr>
+      <w:rPr>
+        <w:rFonts w:ascii="Wingdings" w:hAnsi="Wingdings" w:hint="default"/>
+      </w:rPr>
+    </w:lvl>
+    <w:lvl w:ilvl="6" w:tplc="04100001" w:tentative="1">
+      <w:start w:val="1"/>
+      <w:numFmt w:val="bullet"/>
+      <w:lvlText w:val=""/>
+      <w:lvlJc w:val="left"/>
+      <w:pPr>
+        <w:ind w:left="5040" w:hanging="360"/>
+      </w:pPr>
+      <w:rPr>
+        <w:rFonts w:ascii="Symbol" w:hAnsi="Symbol" w:hint="default"/>
+      </w:rPr>
+    </w:lvl>
+    <w:lvl w:ilvl="7" w:tplc="04100003" w:tentative="1">
+      <w:start w:val="1"/>
+      <w:numFmt w:val="bullet"/>
+      <w:lvlText w:val="o"/>
+      <w:lvlJc w:val="left"/>
+      <w:pPr>
+        <w:ind w:left="5760" w:hanging="360"/>
+      </w:pPr>
+      <w:rPr>
+        <w:rFonts w:ascii="Courier New" w:hAnsi="Courier New" w:cs="Courier New" w:hint="default"/>
+      </w:rPr>
+    </w:lvl>
+    <w:lvl w:ilvl="8" w:tplc="04100005" w:tentative="1">
+      <w:start w:val="1"/>
+      <w:numFmt w:val="bullet"/>
+      <w:lvlText w:val=""/>
+      <w:lvlJc w:val="left"/>
+      <w:pPr>
+        <w:ind w:left="6480" w:hanging="360"/>
+      </w:pPr>
+      <w:rPr>
+        <w:rFonts w:ascii="Wingdings" w:hAnsi="Wingdings" w:hint="default"/>
+      </w:rPr>
+    </w:lvl>
+  </w:abstractNum>
+  <w:abstractNum w:abstractNumId="3" w15:restartNumberingAfterBreak="0">
     <w:nsid w:val="0E602F21"/>
     <w:multiLevelType w:val="hybridMultilevel"/>
     <w:tmpl w:val="27DC7F1E"/>
@@ -18109,7 +19746,7 @@
       </w:pPr>
     </w:lvl>
   </w:abstractNum>
-  <w:abstractNum w:abstractNumId="3" w15:restartNumberingAfterBreak="0">
+  <w:abstractNum w:abstractNumId="4" w15:restartNumberingAfterBreak="0">
     <w:nsid w:val="146E6454"/>
     <w:multiLevelType w:val="hybridMultilevel"/>
     <w:tmpl w:val="6374D70C"/>
@@ -18198,7 +19835,7 @@
       </w:pPr>
     </w:lvl>
   </w:abstractNum>
-  <w:abstractNum w:abstractNumId="4" w15:restartNumberingAfterBreak="0">
+  <w:abstractNum w:abstractNumId="5" w15:restartNumberingAfterBreak="0">
     <w:nsid w:val="22D1630B"/>
     <w:multiLevelType w:val="hybridMultilevel"/>
     <w:tmpl w:val="ECC60D6A"/>
@@ -18287,7 +19924,7 @@
       </w:pPr>
     </w:lvl>
   </w:abstractNum>
-  <w:abstractNum w:abstractNumId="5" w15:restartNumberingAfterBreak="0">
+  <w:abstractNum w:abstractNumId="6" w15:restartNumberingAfterBreak="0">
     <w:nsid w:val="27BC1210"/>
     <w:multiLevelType w:val="hybridMultilevel"/>
     <w:tmpl w:val="5BEA821E"/>
@@ -18376,7 +20013,7 @@
       </w:pPr>
     </w:lvl>
   </w:abstractNum>
-  <w:abstractNum w:abstractNumId="6" w15:restartNumberingAfterBreak="0">
+  <w:abstractNum w:abstractNumId="7" w15:restartNumberingAfterBreak="0">
     <w:nsid w:val="2E470DEA"/>
     <w:multiLevelType w:val="hybridMultilevel"/>
     <w:tmpl w:val="E3EA09AE"/>
@@ -18465,7 +20102,7 @@
       </w:pPr>
     </w:lvl>
   </w:abstractNum>
-  <w:abstractNum w:abstractNumId="7" w15:restartNumberingAfterBreak="0">
+  <w:abstractNum w:abstractNumId="8" w15:restartNumberingAfterBreak="0">
     <w:nsid w:val="351364D0"/>
     <w:multiLevelType w:val="hybridMultilevel"/>
     <w:tmpl w:val="743A4B22"/>
@@ -18554,7 +20191,7 @@
       </w:pPr>
     </w:lvl>
   </w:abstractNum>
-  <w:abstractNum w:abstractNumId="8" w15:restartNumberingAfterBreak="0">
+  <w:abstractNum w:abstractNumId="9" w15:restartNumberingAfterBreak="0">
     <w:nsid w:val="3BE04605"/>
     <w:multiLevelType w:val="hybridMultilevel"/>
     <w:tmpl w:val="1FB497A0"/>
@@ -18643,7 +20280,7 @@
       </w:pPr>
     </w:lvl>
   </w:abstractNum>
-  <w:abstractNum w:abstractNumId="9" w15:restartNumberingAfterBreak="0">
+  <w:abstractNum w:abstractNumId="10" w15:restartNumberingAfterBreak="0">
     <w:nsid w:val="496E369D"/>
     <w:multiLevelType w:val="hybridMultilevel"/>
     <w:tmpl w:val="91141EF4"/>
@@ -18732,7 +20369,7 @@
       </w:pPr>
     </w:lvl>
   </w:abstractNum>
-  <w:abstractNum w:abstractNumId="10" w15:restartNumberingAfterBreak="0">
+  <w:abstractNum w:abstractNumId="11" w15:restartNumberingAfterBreak="0">
     <w:nsid w:val="4A932C4A"/>
     <w:multiLevelType w:val="hybridMultilevel"/>
     <w:tmpl w:val="9A0C5D66"/>
@@ -18821,7 +20458,7 @@
       </w:pPr>
     </w:lvl>
   </w:abstractNum>
-  <w:abstractNum w:abstractNumId="11" w15:restartNumberingAfterBreak="0">
+  <w:abstractNum w:abstractNumId="12" w15:restartNumberingAfterBreak="0">
     <w:nsid w:val="5A0823BA"/>
     <w:multiLevelType w:val="hybridMultilevel"/>
     <w:tmpl w:val="EA2C5B58"/>
@@ -18910,7 +20547,120 @@
       </w:pPr>
     </w:lvl>
   </w:abstractNum>
-  <w:abstractNum w:abstractNumId="12" w15:restartNumberingAfterBreak="0">
+  <w:abstractNum w:abstractNumId="13" w15:restartNumberingAfterBreak="0">
+    <w:nsid w:val="63807B51"/>
+    <w:multiLevelType w:val="hybridMultilevel"/>
+    <w:tmpl w:val="61B602B4"/>
+    <w:lvl w:ilvl="0" w:tplc="04100001">
+      <w:start w:val="1"/>
+      <w:numFmt w:val="bullet"/>
+      <w:lvlText w:val=""/>
+      <w:lvlJc w:val="left"/>
+      <w:pPr>
+        <w:ind w:left="720" w:hanging="360"/>
+      </w:pPr>
+      <w:rPr>
+        <w:rFonts w:ascii="Symbol" w:hAnsi="Symbol" w:hint="default"/>
+      </w:rPr>
+    </w:lvl>
+    <w:lvl w:ilvl="1" w:tplc="04100003" w:tentative="1">
+      <w:start w:val="1"/>
+      <w:numFmt w:val="bullet"/>
+      <w:lvlText w:val="o"/>
+      <w:lvlJc w:val="left"/>
+      <w:pPr>
+        <w:ind w:left="1440" w:hanging="360"/>
+      </w:pPr>
+      <w:rPr>
+        <w:rFonts w:ascii="Courier New" w:hAnsi="Courier New" w:cs="Courier New" w:hint="default"/>
+      </w:rPr>
+    </w:lvl>
+    <w:lvl w:ilvl="2" w:tplc="04100005" w:tentative="1">
+      <w:start w:val="1"/>
+      <w:numFmt w:val="bullet"/>
+      <w:lvlText w:val=""/>
+      <w:lvlJc w:val="left"/>
+      <w:pPr>
+        <w:ind w:left="2160" w:hanging="360"/>
+      </w:pPr>
+      <w:rPr>
+        <w:rFonts w:ascii="Wingdings" w:hAnsi="Wingdings" w:hint="default"/>
+      </w:rPr>
+    </w:lvl>
+    <w:lvl w:ilvl="3" w:tplc="04100001" w:tentative="1">
+      <w:start w:val="1"/>
+      <w:numFmt w:val="bullet"/>
+      <w:lvlText w:val=""/>
+      <w:lvlJc w:val="left"/>
+      <w:pPr>
+        <w:ind w:left="2880" w:hanging="360"/>
+      </w:pPr>
+      <w:rPr>
+        <w:rFonts w:ascii="Symbol" w:hAnsi="Symbol" w:hint="default"/>
+      </w:rPr>
+    </w:lvl>
+    <w:lvl w:ilvl="4" w:tplc="04100003" w:tentative="1">
+      <w:start w:val="1"/>
+      <w:numFmt w:val="bullet"/>
+      <w:lvlText w:val="o"/>
+      <w:lvlJc w:val="left"/>
+      <w:pPr>
+        <w:ind w:left="3600" w:hanging="360"/>
+      </w:pPr>
+      <w:rPr>
+        <w:rFonts w:ascii="Courier New" w:hAnsi="Courier New" w:cs="Courier New" w:hint="default"/>
+      </w:rPr>
+    </w:lvl>
+    <w:lvl w:ilvl="5" w:tplc="04100005" w:tentative="1">
+      <w:start w:val="1"/>
+      <w:numFmt w:val="bullet"/>
+      <w:lvlText w:val=""/>
+      <w:lvlJc w:val="left"/>
+      <w:pPr>
+        <w:ind w:left="4320" w:hanging="360"/>
+      </w:pPr>
+      <w:rPr>
+        <w:rFonts w:ascii="Wingdings" w:hAnsi="Wingdings" w:hint="default"/>
+      </w:rPr>
+    </w:lvl>
+    <w:lvl w:ilvl="6" w:tplc="04100001" w:tentative="1">
+      <w:start w:val="1"/>
+      <w:numFmt w:val="bullet"/>
+      <w:lvlText w:val=""/>
+      <w:lvlJc w:val="left"/>
+      <w:pPr>
+        <w:ind w:left="5040" w:hanging="360"/>
+      </w:pPr>
+      <w:rPr>
+        <w:rFonts w:ascii="Symbol" w:hAnsi="Symbol" w:hint="default"/>
+      </w:rPr>
+    </w:lvl>
+    <w:lvl w:ilvl="7" w:tplc="04100003" w:tentative="1">
+      <w:start w:val="1"/>
+      <w:numFmt w:val="bullet"/>
+      <w:lvlText w:val="o"/>
+      <w:lvlJc w:val="left"/>
+      <w:pPr>
+        <w:ind w:left="5760" w:hanging="360"/>
+      </w:pPr>
+      <w:rPr>
+        <w:rFonts w:ascii="Courier New" w:hAnsi="Courier New" w:cs="Courier New" w:hint="default"/>
+      </w:rPr>
+    </w:lvl>
+    <w:lvl w:ilvl="8" w:tplc="04100005" w:tentative="1">
+      <w:start w:val="1"/>
+      <w:numFmt w:val="bullet"/>
+      <w:lvlText w:val=""/>
+      <w:lvlJc w:val="left"/>
+      <w:pPr>
+        <w:ind w:left="6480" w:hanging="360"/>
+      </w:pPr>
+      <w:rPr>
+        <w:rFonts w:ascii="Wingdings" w:hAnsi="Wingdings" w:hint="default"/>
+      </w:rPr>
+    </w:lvl>
+  </w:abstractNum>
+  <w:abstractNum w:abstractNumId="14" w15:restartNumberingAfterBreak="0">
     <w:nsid w:val="74DB3B7B"/>
     <w:multiLevelType w:val="hybridMultilevel"/>
     <w:tmpl w:val="6EE2737E"/>
@@ -19000,43 +20750,49 @@
     </w:lvl>
   </w:abstractNum>
   <w:num w:numId="1" w16cid:durableId="75519880">
+    <w:abstractNumId w:val="8"/>
+  </w:num>
+  <w:num w:numId="2" w16cid:durableId="375589155">
+    <w:abstractNumId w:val="6"/>
+  </w:num>
+  <w:num w:numId="3" w16cid:durableId="1038624035">
     <w:abstractNumId w:val="7"/>
   </w:num>
-  <w:num w:numId="2" w16cid:durableId="375589155">
-    <w:abstractNumId w:val="5"/>
-  </w:num>
-  <w:num w:numId="3" w16cid:durableId="1038624035">
-    <w:abstractNumId w:val="6"/>
-  </w:num>
   <w:num w:numId="4" w16cid:durableId="451291155">
-    <w:abstractNumId w:val="2"/>
+    <w:abstractNumId w:val="3"/>
   </w:num>
   <w:num w:numId="5" w16cid:durableId="1358040278">
-    <w:abstractNumId w:val="8"/>
+    <w:abstractNumId w:val="9"/>
   </w:num>
   <w:num w:numId="6" w16cid:durableId="651250025">
-    <w:abstractNumId w:val="11"/>
+    <w:abstractNumId w:val="12"/>
   </w:num>
   <w:num w:numId="7" w16cid:durableId="1233156265">
-    <w:abstractNumId w:val="3"/>
+    <w:abstractNumId w:val="4"/>
   </w:num>
   <w:num w:numId="8" w16cid:durableId="237399031">
-    <w:abstractNumId w:val="12"/>
+    <w:abstractNumId w:val="14"/>
   </w:num>
   <w:num w:numId="9" w16cid:durableId="1896621598">
     <w:abstractNumId w:val="1"/>
   </w:num>
   <w:num w:numId="10" w16cid:durableId="1719158734">
-    <w:abstractNumId w:val="4"/>
+    <w:abstractNumId w:val="5"/>
   </w:num>
   <w:num w:numId="11" w16cid:durableId="986974806">
-    <w:abstractNumId w:val="10"/>
+    <w:abstractNumId w:val="11"/>
   </w:num>
   <w:num w:numId="12" w16cid:durableId="1815297532">
     <w:abstractNumId w:val="0"/>
   </w:num>
   <w:num w:numId="13" w16cid:durableId="1782458622">
-    <w:abstractNumId w:val="9"/>
+    <w:abstractNumId w:val="10"/>
+  </w:num>
+  <w:num w:numId="14" w16cid:durableId="261836704">
+    <w:abstractNumId w:val="13"/>
+  </w:num>
+  <w:num w:numId="15" w16cid:durableId="1649360619">
+    <w:abstractNumId w:val="2"/>
   </w:num>
 </w:numbering>
 </file>
@@ -19643,6 +21399,7 @@
   <w:style w:type="character" w:default="1" w:styleId="Carpredefinitoparagrafo">
     <w:name w:val="Default Paragraph Font"/>
     <w:uiPriority w:val="1"/>
+    <w:semiHidden/>
     <w:unhideWhenUsed/>
   </w:style>
   <w:style w:type="table" w:default="1" w:styleId="Tabellanormale">
